--- a/lab_08/Отчет/ИУ7-31Б_Постнов_Степан_лр_8.docx
+++ b/lab_08/Отчет/ИУ7-31Б_Постнов_Степан_лр_8.docx
@@ -363,7 +363,7 @@
           <w:szCs w:val="36"/>
           <w:u w:val="single"/>
         </w:rPr>
-        <w:t>7</w:t>
+        <w:t>8</w:t>
       </w:r>
     </w:p>
     <w:p>
@@ -427,20 +427,10 @@
         <w:rPr>
           <w:szCs w:val="28"/>
         </w:rPr>
-        <w:t>хеш</w:t>
-      </w:r>
-      <w:r>
-        <w:rPr>
-          <w:szCs w:val="28"/>
-        </w:rPr>
-        <w:t>-</w:t>
-      </w:r>
-      <w:r>
-        <w:rPr>
-          <w:szCs w:val="28"/>
-        </w:rPr>
-        <w:t>таблиц</w:t>
-      </w:r>
+        <w:t>графов</w:t>
+      </w:r>
+      <w:bookmarkStart w:id="1" w:name="_GoBack"/>
+      <w:bookmarkEnd w:id="1"/>
     </w:p>
     <w:p>
       <w:pPr>
@@ -1008,7 +998,6 @@
         </w:rPr>
       </w:sdtEndPr>
       <w:sdtContent>
-        <w:bookmarkStart w:id="1" w:name="_GoBack" w:displacedByCustomXml="prev"/>
         <w:p>
           <w:pPr>
             <w:pStyle w:val="a5"/>
@@ -1072,7 +1061,7 @@
             </w:rPr>
             <w:fldChar w:fldCharType="separate"/>
           </w:r>
-          <w:hyperlink w:anchor="_Toc121731990" w:history="1">
+          <w:hyperlink w:anchor="_Toc121922380" w:history="1">
             <w:r>
               <w:rPr>
                 <w:rStyle w:val="a3"/>
@@ -1111,7 +1100,7 @@
                 <w:sz w:val="28"/>
                 <w:szCs w:val="28"/>
               </w:rPr>
-              <w:instrText xml:space="preserve"> PAGEREF _Toc121731990 \h </w:instrText>
+              <w:instrText xml:space="preserve"> PAGEREF _Toc121922380 \h </w:instrText>
             </w:r>
             <w:r>
               <w:rPr>
@@ -1168,7 +1157,7 @@
               <w:lang w:eastAsia="ru-RU"/>
             </w:rPr>
           </w:pPr>
-          <w:hyperlink w:anchor="_Toc121731991" w:history="1">
+          <w:hyperlink w:anchor="_Toc121922381" w:history="1">
             <w:r>
               <w:rPr>
                 <w:rStyle w:val="a3"/>
@@ -1207,7 +1196,7 @@
                 <w:sz w:val="28"/>
                 <w:szCs w:val="28"/>
               </w:rPr>
-              <w:instrText xml:space="preserve"> PAGEREF _Toc121731991 \h </w:instrText>
+              <w:instrText xml:space="preserve"> PAGEREF _Toc121922381 \h </w:instrText>
             </w:r>
             <w:r>
               <w:rPr>
@@ -1262,7 +1251,7 @@
               <w:szCs w:val="28"/>
             </w:rPr>
           </w:pPr>
-          <w:hyperlink w:anchor="_Toc121731992" w:history="1">
+          <w:hyperlink w:anchor="_Toc121922382" w:history="1">
             <w:r>
               <w:rPr>
                 <w:rStyle w:val="a3"/>
@@ -1293,7 +1282,7 @@
                 <w:webHidden/>
                 <w:szCs w:val="28"/>
               </w:rPr>
-              <w:instrText xml:space="preserve"> PAGEREF _Toc121731992 \h </w:instrText>
+              <w:instrText xml:space="preserve"> PAGEREF _Toc121922382 \h </w:instrText>
             </w:r>
             <w:r>
               <w:rPr>
@@ -1340,7 +1329,7 @@
               <w:szCs w:val="28"/>
             </w:rPr>
           </w:pPr>
-          <w:hyperlink w:anchor="_Toc121731993" w:history="1">
+          <w:hyperlink w:anchor="_Toc121922383" w:history="1">
             <w:r>
               <w:rPr>
                 <w:rStyle w:val="a3"/>
@@ -1371,7 +1360,7 @@
                 <w:webHidden/>
                 <w:szCs w:val="28"/>
               </w:rPr>
-              <w:instrText xml:space="preserve"> PAGEREF _Toc121731993 \h </w:instrText>
+              <w:instrText xml:space="preserve"> PAGEREF _Toc121922383 \h </w:instrText>
             </w:r>
             <w:r>
               <w:rPr>
@@ -1418,7 +1407,7 @@
               <w:szCs w:val="28"/>
             </w:rPr>
           </w:pPr>
-          <w:hyperlink w:anchor="_Toc121731994" w:history="1">
+          <w:hyperlink w:anchor="_Toc121922384" w:history="1">
             <w:r>
               <w:rPr>
                 <w:rStyle w:val="a3"/>
@@ -1449,7 +1438,7 @@
                 <w:webHidden/>
                 <w:szCs w:val="28"/>
               </w:rPr>
-              <w:instrText xml:space="preserve"> PAGEREF _Toc121731994 \h </w:instrText>
+              <w:instrText xml:space="preserve"> PAGEREF _Toc121922384 \h </w:instrText>
             </w:r>
             <w:r>
               <w:rPr>
@@ -1496,7 +1485,7 @@
               <w:szCs w:val="28"/>
             </w:rPr>
           </w:pPr>
-          <w:hyperlink w:anchor="_Toc121731995" w:history="1">
+          <w:hyperlink w:anchor="_Toc121922385" w:history="1">
             <w:r>
               <w:rPr>
                 <w:rStyle w:val="a3"/>
@@ -1527,7 +1516,7 @@
                 <w:webHidden/>
                 <w:szCs w:val="28"/>
               </w:rPr>
-              <w:instrText xml:space="preserve"> PAGEREF _Toc121731995 \h </w:instrText>
+              <w:instrText xml:space="preserve"> PAGEREF _Toc121922385 \h </w:instrText>
             </w:r>
             <w:r>
               <w:rPr>
@@ -1550,7 +1539,7 @@
                 <w:webHidden/>
                 <w:szCs w:val="28"/>
               </w:rPr>
-              <w:t>4</w:t>
+              <w:t>3</w:t>
             </w:r>
             <w:r>
               <w:rPr>
@@ -1574,7 +1563,7 @@
               <w:szCs w:val="28"/>
             </w:rPr>
           </w:pPr>
-          <w:hyperlink w:anchor="_Toc121731996" w:history="1">
+          <w:hyperlink w:anchor="_Toc121922386" w:history="1">
             <w:r>
               <w:rPr>
                 <w:rStyle w:val="a3"/>
@@ -1605,7 +1594,7 @@
                 <w:webHidden/>
                 <w:szCs w:val="28"/>
               </w:rPr>
-              <w:instrText xml:space="preserve"> PAGEREF _Toc121731996 \h </w:instrText>
+              <w:instrText xml:space="preserve"> PAGEREF _Toc121922386 \h </w:instrText>
             </w:r>
             <w:r>
               <w:rPr>
@@ -1628,7 +1617,7 @@
                 <w:webHidden/>
                 <w:szCs w:val="28"/>
               </w:rPr>
-              <w:t>4</w:t>
+              <w:t>3</w:t>
             </w:r>
             <w:r>
               <w:rPr>
@@ -1654,7 +1643,7 @@
               <w:lang w:eastAsia="ru-RU"/>
             </w:rPr>
           </w:pPr>
-          <w:hyperlink w:anchor="_Toc121731997" w:history="1">
+          <w:hyperlink w:anchor="_Toc121922387" w:history="1">
             <w:r>
               <w:rPr>
                 <w:rStyle w:val="a3"/>
@@ -1693,7 +1682,7 @@
                 <w:sz w:val="28"/>
                 <w:szCs w:val="28"/>
               </w:rPr>
-              <w:instrText xml:space="preserve"> PAGEREF _Toc121731997 \h </w:instrText>
+              <w:instrText xml:space="preserve"> PAGEREF _Toc121922387 \h </w:instrText>
             </w:r>
             <w:r>
               <w:rPr>
@@ -1750,7 +1739,7 @@
               <w:lang w:eastAsia="ru-RU"/>
             </w:rPr>
           </w:pPr>
-          <w:hyperlink w:anchor="_Toc121731998" w:history="1">
+          <w:hyperlink w:anchor="_Toc121922388" w:history="1">
             <w:r>
               <w:rPr>
                 <w:rStyle w:val="a3"/>
@@ -1789,7 +1778,7 @@
                 <w:sz w:val="28"/>
                 <w:szCs w:val="28"/>
               </w:rPr>
-              <w:instrText xml:space="preserve"> PAGEREF _Toc121731998 \h </w:instrText>
+              <w:instrText xml:space="preserve"> PAGEREF _Toc121922388 \h </w:instrText>
             </w:r>
             <w:r>
               <w:rPr>
@@ -1818,7 +1807,7 @@
                 <w:sz w:val="28"/>
                 <w:szCs w:val="28"/>
               </w:rPr>
-              <w:t>6</w:t>
+              <w:t>4</w:t>
             </w:r>
             <w:r>
               <w:rPr>
@@ -1846,7 +1835,7 @@
               <w:lang w:eastAsia="ru-RU"/>
             </w:rPr>
           </w:pPr>
-          <w:hyperlink w:anchor="_Toc121731999" w:history="1">
+          <w:hyperlink w:anchor="_Toc121922389" w:history="1">
             <w:r>
               <w:rPr>
                 <w:rStyle w:val="a3"/>
@@ -1855,7 +1844,7 @@
                 <w:sz w:val="28"/>
                 <w:szCs w:val="28"/>
               </w:rPr>
-              <w:t>Сравнение эффективности поиска слова в двоичном дереве поиска, сбалансированном двоичном дереве поиска и хеш-таблице в зависимости от размерности</w:t>
+              <w:t>Выводы</w:t>
             </w:r>
             <w:r>
               <w:rPr>
@@ -1885,7 +1874,7 @@
                 <w:sz w:val="28"/>
                 <w:szCs w:val="28"/>
               </w:rPr>
-              <w:instrText xml:space="preserve"> PAGEREF _Toc121731999 \h </w:instrText>
+              <w:instrText xml:space="preserve"> PAGEREF _Toc121922389 \h </w:instrText>
             </w:r>
             <w:r>
               <w:rPr>
@@ -1914,7 +1903,7 @@
                 <w:sz w:val="28"/>
                 <w:szCs w:val="28"/>
               </w:rPr>
-              <w:t>6</w:t>
+              <w:t>4</w:t>
             </w:r>
             <w:r>
               <w:rPr>
@@ -1942,7 +1931,7 @@
               <w:lang w:eastAsia="ru-RU"/>
             </w:rPr>
           </w:pPr>
-          <w:hyperlink w:anchor="_Toc121732000" w:history="1">
+          <w:hyperlink w:anchor="_Toc121922390" w:history="1">
             <w:r>
               <w:rPr>
                 <w:rStyle w:val="a3"/>
@@ -1951,94 +1940,18 @@
                 <w:sz w:val="28"/>
                 <w:szCs w:val="28"/>
               </w:rPr>
-              <w:t>Выводы</w:t>
-            </w:r>
-            <w:r>
-              <w:rPr>
-                <w:rFonts w:ascii="Times New Roman" w:hAnsi="Times New Roman" w:cs="Times New Roman"/>
-                <w:noProof/>
-                <w:webHidden/>
+              <w:t>Ответ</w:t>
+            </w:r>
+            <w:r>
+              <w:rPr>
+                <w:rStyle w:val="a3"/>
+                <w:rFonts w:ascii="Times New Roman" w:eastAsia="Times New Roman" w:hAnsi="Times New Roman" w:cs="Times New Roman"/>
+                <w:noProof/>
                 <w:sz w:val="28"/>
                 <w:szCs w:val="28"/>
               </w:rPr>
-              <w:tab/>
-            </w:r>
-            <w:r>
-              <w:rPr>
-                <w:rFonts w:ascii="Times New Roman" w:hAnsi="Times New Roman" w:cs="Times New Roman"/>
-                <w:noProof/>
-                <w:webHidden/>
-                <w:sz w:val="28"/>
-                <w:szCs w:val="28"/>
-              </w:rPr>
-              <w:fldChar w:fldCharType="begin"/>
-            </w:r>
-            <w:r>
-              <w:rPr>
-                <w:rFonts w:ascii="Times New Roman" w:hAnsi="Times New Roman" w:cs="Times New Roman"/>
-                <w:noProof/>
-                <w:webHidden/>
-                <w:sz w:val="28"/>
-                <w:szCs w:val="28"/>
-              </w:rPr>
-              <w:instrText xml:space="preserve"> PAGEREF _Toc121732000 \h </w:instrText>
-            </w:r>
-            <w:r>
-              <w:rPr>
-                <w:rFonts w:ascii="Times New Roman" w:hAnsi="Times New Roman" w:cs="Times New Roman"/>
-                <w:noProof/>
-                <w:webHidden/>
-                <w:sz w:val="28"/>
-                <w:szCs w:val="28"/>
-              </w:rPr>
-            </w:r>
-            <w:r>
-              <w:rPr>
-                <w:rFonts w:ascii="Times New Roman" w:hAnsi="Times New Roman" w:cs="Times New Roman"/>
-                <w:noProof/>
-                <w:webHidden/>
-                <w:sz w:val="28"/>
-                <w:szCs w:val="28"/>
-              </w:rPr>
-              <w:fldChar w:fldCharType="separate"/>
-            </w:r>
-            <w:r>
-              <w:rPr>
-                <w:rFonts w:ascii="Times New Roman" w:hAnsi="Times New Roman" w:cs="Times New Roman"/>
-                <w:noProof/>
-                <w:webHidden/>
-                <w:sz w:val="28"/>
-                <w:szCs w:val="28"/>
-              </w:rPr>
-              <w:t>7</w:t>
-            </w:r>
-            <w:r>
-              <w:rPr>
-                <w:rFonts w:ascii="Times New Roman" w:hAnsi="Times New Roman" w:cs="Times New Roman"/>
-                <w:noProof/>
-                <w:webHidden/>
-                <w:sz w:val="28"/>
-                <w:szCs w:val="28"/>
-              </w:rPr>
-              <w:fldChar w:fldCharType="end"/>
-            </w:r>
-          </w:hyperlink>
-        </w:p>
-        <w:p>
-          <w:pPr>
-            <w:pStyle w:val="12"/>
-            <w:tabs>
-              <w:tab w:val="right" w:leader="dot" w:pos="9061"/>
-            </w:tabs>
-            <w:rPr>
-              <w:rFonts w:ascii="Times New Roman" w:eastAsiaTheme="minorEastAsia" w:hAnsi="Times New Roman" w:cs="Times New Roman"/>
-              <w:noProof/>
-              <w:sz w:val="28"/>
-              <w:szCs w:val="28"/>
-              <w:lang w:eastAsia="ru-RU"/>
-            </w:rPr>
-          </w:pPr>
-          <w:hyperlink w:anchor="_Toc121732001" w:history="1">
+              <w:t xml:space="preserve">ы </w:t>
+            </w:r>
             <w:r>
               <w:rPr>
                 <w:rStyle w:val="a3"/>
@@ -2047,27 +1960,27 @@
                 <w:sz w:val="28"/>
                 <w:szCs w:val="28"/>
               </w:rPr>
-              <w:t>Ответ</w:t>
-            </w:r>
-            <w:r>
-              <w:rPr>
-                <w:rStyle w:val="a3"/>
-                <w:rFonts w:ascii="Times New Roman" w:eastAsia="Times New Roman" w:hAnsi="Times New Roman" w:cs="Times New Roman"/>
-                <w:noProof/>
+              <w:t>на контрольные вопросы</w:t>
+            </w:r>
+            <w:r>
+              <w:rPr>
+                <w:rFonts w:ascii="Times New Roman" w:hAnsi="Times New Roman" w:cs="Times New Roman"/>
+                <w:noProof/>
+                <w:webHidden/>
                 <w:sz w:val="28"/>
                 <w:szCs w:val="28"/>
               </w:rPr>
-              <w:t xml:space="preserve">ы </w:t>
-            </w:r>
-            <w:r>
-              <w:rPr>
-                <w:rStyle w:val="a3"/>
+              <w:tab/>
+            </w:r>
+            <w:r>
+              <w:rPr>
                 <w:rFonts w:ascii="Times New Roman" w:hAnsi="Times New Roman" w:cs="Times New Roman"/>
                 <w:noProof/>
+                <w:webHidden/>
                 <w:sz w:val="28"/>
                 <w:szCs w:val="28"/>
               </w:rPr>
-              <w:t>на контрольные вопросы</w:t>
+              <w:fldChar w:fldCharType="begin"/>
             </w:r>
             <w:r>
               <w:rPr>
@@ -2077,7 +1990,7 @@
                 <w:sz w:val="28"/>
                 <w:szCs w:val="28"/>
               </w:rPr>
-              <w:tab/>
+              <w:instrText xml:space="preserve"> PAGEREF _Toc121922390 \h </w:instrText>
             </w:r>
             <w:r>
               <w:rPr>
@@ -2087,7 +2000,6 @@
                 <w:sz w:val="28"/>
                 <w:szCs w:val="28"/>
               </w:rPr>
-              <w:fldChar w:fldCharType="begin"/>
             </w:r>
             <w:r>
               <w:rPr>
@@ -2097,7 +2009,7 @@
                 <w:sz w:val="28"/>
                 <w:szCs w:val="28"/>
               </w:rPr>
-              <w:instrText xml:space="preserve"> PAGEREF _Toc121732001 \h </w:instrText>
+              <w:fldChar w:fldCharType="separate"/>
             </w:r>
             <w:r>
               <w:rPr>
@@ -2107,26 +2019,7 @@
                 <w:sz w:val="28"/>
                 <w:szCs w:val="28"/>
               </w:rPr>
-            </w:r>
-            <w:r>
-              <w:rPr>
-                <w:rFonts w:ascii="Times New Roman" w:hAnsi="Times New Roman" w:cs="Times New Roman"/>
-                <w:noProof/>
-                <w:webHidden/>
-                <w:sz w:val="28"/>
-                <w:szCs w:val="28"/>
-              </w:rPr>
-              <w:fldChar w:fldCharType="separate"/>
-            </w:r>
-            <w:r>
-              <w:rPr>
-                <w:rFonts w:ascii="Times New Roman" w:hAnsi="Times New Roman" w:cs="Times New Roman"/>
-                <w:noProof/>
-                <w:webHidden/>
-                <w:sz w:val="28"/>
-                <w:szCs w:val="28"/>
-              </w:rPr>
-              <w:t>7</w:t>
+              <w:t>4</w:t>
             </w:r>
             <w:r>
               <w:rPr>
@@ -2158,7 +2051,6 @@
             <w:fldChar w:fldCharType="end"/>
           </w:r>
         </w:p>
-        <w:bookmarkEnd w:id="1" w:displacedByCustomXml="next"/>
       </w:sdtContent>
     </w:sdt>
     <w:p>
@@ -2196,6 +2088,7 @@
     <w:p/>
     <w:p/>
     <w:p/>
+    <w:p/>
     <w:p>
       <w:pPr>
         <w:pStyle w:val="1"/>
@@ -2207,7 +2100,7 @@
         </w:rPr>
       </w:pPr>
       <w:bookmarkStart w:id="2" w:name="__RefHeading___Toc1850_1830211148"/>
-      <w:bookmarkStart w:id="3" w:name="_Toc121731990"/>
+      <w:bookmarkStart w:id="3" w:name="_Toc121922380"/>
       <w:r>
         <w:rPr>
           <w:rFonts w:ascii="Times New Roman" w:hAnsi="Times New Roman"/>
@@ -2217,22 +2110,13 @@
         <w:lastRenderedPageBreak/>
         <w:t>Условие задачи</w:t>
       </w:r>
-      <w:bookmarkStart w:id="4" w:name="__RefHeading___Toc1852_1830211148"/>
       <w:bookmarkEnd w:id="2"/>
       <w:bookmarkEnd w:id="3"/>
     </w:p>
     <w:p>
-      <w:pPr>
-        <w:ind w:firstLine="708"/>
-      </w:pPr>
-      <w:r>
-        <w:t>Построить хеш-таблицу для зарезервированных слов языка С++ (не</w:t>
-      </w:r>
-      <w:r>
-        <w:t xml:space="preserve"> </w:t>
-      </w:r>
-      <w:r>
-        <w:t xml:space="preserve">менее 20 слов), содержащую HELP для каждого слова. Выдать на экран подсказку по введенному слову. Выполнить программу для различных размерностей таблицы и сравнить время поиска и количество сравнений. Для указанных данных создать сбалансированное дерево. Добавить подсказку по вновь введенному слову, используя при необходимости реструктуризацию таблицы. </w:t>
+      <w:bookmarkStart w:id="4" w:name="__RefHeading___Toc1852_1830211148"/>
+      <w:r>
+        <w:t>Найти самый длинный простой путь в графе.</w:t>
       </w:r>
     </w:p>
     <w:p>
@@ -2245,7 +2129,7 @@
           <w:szCs w:val="28"/>
         </w:rPr>
       </w:pPr>
-      <w:bookmarkStart w:id="5" w:name="_Toc121731991"/>
+      <w:bookmarkStart w:id="5" w:name="_Toc121922381"/>
       <w:r>
         <w:rPr>
           <w:rFonts w:ascii="Times New Roman" w:hAnsi="Times New Roman"/>
@@ -2263,7 +2147,7 @@
         <w:jc w:val="center"/>
       </w:pPr>
       <w:bookmarkStart w:id="6" w:name="__RefHeading___Toc1854_1830211148"/>
-      <w:bookmarkStart w:id="7" w:name="_Toc121731992"/>
+      <w:bookmarkStart w:id="7" w:name="_Toc121922382"/>
       <w:r>
         <w:rPr>
           <w:rFonts w:ascii="Times New Roman" w:hAnsi="Times New Roman"/>
@@ -2313,7 +2197,7 @@
         <w:t xml:space="preserve">Любой код, не лежащий в диапазоне от 0 до </w:t>
       </w:r>
       <w:r>
-        <w:t>6</w:t>
+        <w:t>2</w:t>
       </w:r>
       <w:r>
         <w:t xml:space="preserve"> включительно, считается ошибочным</w:t>
@@ -2329,7 +2213,7 @@
           <w:szCs w:val="28"/>
         </w:rPr>
       </w:pPr>
-      <w:bookmarkStart w:id="8" w:name="_Toc121731993"/>
+      <w:bookmarkStart w:id="8" w:name="_Toc121922383"/>
       <w:r>
         <w:rPr>
           <w:rFonts w:ascii="Times New Roman" w:hAnsi="Times New Roman"/>
@@ -2401,7 +2285,7 @@
         </w:numPr>
       </w:pPr>
       <w:r>
-        <w:t>Вывести сбалансированное дерево зарезервированных слов</w:t>
+        <w:t>Вывести граф</w:t>
       </w:r>
     </w:p>
     <w:p>
@@ -2413,55 +2297,7 @@
         </w:numPr>
       </w:pPr>
       <w:r>
-        <w:t>Вывести хеш-таблицу для зарезервированных слов</w:t>
-      </w:r>
-    </w:p>
-    <w:p>
-      <w:pPr>
-        <w:pStyle w:val="a8"/>
-        <w:numPr>
-          <w:ilvl w:val="0"/>
-          <w:numId w:val="15"/>
-        </w:numPr>
-      </w:pPr>
-      <w:r>
-        <w:t>Получить подсказку по введенному слову</w:t>
-      </w:r>
-    </w:p>
-    <w:p>
-      <w:pPr>
-        <w:pStyle w:val="a8"/>
-        <w:numPr>
-          <w:ilvl w:val="0"/>
-          <w:numId w:val="15"/>
-        </w:numPr>
-      </w:pPr>
-      <w:r>
-        <w:t>Добавить подсказку по введенному слову в хеш-таблицу</w:t>
-      </w:r>
-    </w:p>
-    <w:p>
-      <w:pPr>
-        <w:pStyle w:val="a8"/>
-        <w:numPr>
-          <w:ilvl w:val="0"/>
-          <w:numId w:val="15"/>
-        </w:numPr>
-      </w:pPr>
-      <w:r>
-        <w:t>Сравнить время поиска и кол-во сравнений для различных размерностей таблицы, ДДП и АВЛ-дерева</w:t>
-      </w:r>
-    </w:p>
-    <w:p>
-      <w:pPr>
-        <w:pStyle w:val="a8"/>
-        <w:numPr>
-          <w:ilvl w:val="0"/>
-          <w:numId w:val="15"/>
-        </w:numPr>
-      </w:pPr>
-      <w:r>
-        <w:t>Изменить тип хеширования</w:t>
+        <w:t>Найти самый длинный простой путь в графе</w:t>
       </w:r>
     </w:p>
     <w:p>
@@ -2474,7 +2310,7 @@
           <w:szCs w:val="28"/>
         </w:rPr>
       </w:pPr>
-      <w:bookmarkStart w:id="9" w:name="_Toc121731994"/>
+      <w:bookmarkStart w:id="9" w:name="_Toc121922384"/>
       <w:r>
         <w:rPr>
           <w:rFonts w:ascii="Times New Roman" w:hAnsi="Times New Roman"/>
@@ -2526,14 +2362,13 @@
           <w:szCs w:val="28"/>
         </w:rPr>
       </w:pPr>
-      <w:bookmarkStart w:id="10" w:name="_Toc121731995"/>
+      <w:bookmarkStart w:id="10" w:name="_Toc121922385"/>
       <w:r>
         <w:rPr>
           <w:rFonts w:ascii="Times New Roman" w:hAnsi="Times New Roman"/>
           <w:sz w:val="28"/>
           <w:szCs w:val="28"/>
         </w:rPr>
-        <w:lastRenderedPageBreak/>
         <w:t>4. Задача программы</w:t>
       </w:r>
       <w:bookmarkEnd w:id="10"/>
@@ -2546,46 +2381,13 @@
         <w:t xml:space="preserve"> заключала</w:t>
       </w:r>
       <w:r>
-        <w:t xml:space="preserve"> в себе несколько составных частей:</w:t>
-      </w:r>
-    </w:p>
-    <w:p>
-      <w:pPr>
-        <w:pStyle w:val="a8"/>
-        <w:numPr>
-          <w:ilvl w:val="0"/>
-          <w:numId w:val="18"/>
-        </w:numPr>
-      </w:pPr>
-      <w:r>
-        <w:t>Построение сбалансированного дерева поиска для слов, построение хеш-таблиц различного вида (закрытые и открытые)</w:t>
-      </w:r>
-      <w:r>
-        <w:t xml:space="preserve">, </w:t>
-      </w:r>
-      <w:r>
-        <w:t>добавление и поиск в хеш-таблице</w:t>
-      </w:r>
-    </w:p>
-    <w:p>
-      <w:pPr>
-        <w:pStyle w:val="a8"/>
-        <w:numPr>
-          <w:ilvl w:val="0"/>
-          <w:numId w:val="18"/>
-        </w:numPr>
-      </w:pPr>
-      <w:r>
-        <w:t xml:space="preserve">Сравнение времени поиска слова </w:t>
-      </w:r>
-      <w:r>
-        <w:t xml:space="preserve">и количества сравнений </w:t>
-      </w:r>
-      <w:r>
-        <w:t xml:space="preserve">при нем </w:t>
-      </w:r>
-      <w:r>
-        <w:t>в двоичном дереве поиска, сбалансированном двоичном дереве поиска и хеш-таблице</w:t>
+        <w:t xml:space="preserve"> в себе</w:t>
+      </w:r>
+      <w:r>
+        <w:t xml:space="preserve"> реализацию алгоритма</w:t>
+      </w:r>
+      <w:r>
+        <w:t xml:space="preserve"> поиска в неориентированном графе, заданном матрицей смежности.</w:t>
       </w:r>
     </w:p>
     <w:p>
@@ -2599,7 +2401,7 @@
         </w:rPr>
       </w:pPr>
       <w:bookmarkStart w:id="11" w:name="__RefHeading___Toc1860_1830211148"/>
-      <w:bookmarkStart w:id="12" w:name="_Toc121731996"/>
+      <w:bookmarkStart w:id="12" w:name="_Toc121922386"/>
       <w:r>
         <w:rPr>
           <w:rFonts w:ascii="Times New Roman" w:hAnsi="Times New Roman"/>
@@ -2725,6 +2527,7 @@
         </w:numPr>
       </w:pPr>
       <w:r>
+        <w:lastRenderedPageBreak/>
         <w:t>Сообщение</w:t>
       </w:r>
       <w:r>
@@ -2749,7 +2552,10 @@
         <w:t>Ошибка при</w:t>
       </w:r>
       <w:r>
-        <w:t xml:space="preserve"> чтении слова или подсказки при добавлении или поиске</w:t>
+        <w:t xml:space="preserve"> чтении</w:t>
+      </w:r>
+      <w:r>
+        <w:t xml:space="preserve"> файла или имени файла</w:t>
       </w:r>
       <w:r>
         <w:t>:</w:t>
@@ -2794,7 +2600,13 @@
         <w:t>: «</w:t>
       </w:r>
       <w:r>
-        <w:t>Не удалось получить элемент. Попробуйте снова.</w:t>
+        <w:t>Ошибка чтения файла. Попробуйте снова.</w:t>
+      </w:r>
+      <w:r>
+        <w:t xml:space="preserve"> / </w:t>
+      </w:r>
+      <w:r>
+        <w:t>Ошибка чтения названия файла. Попробуйте снова.</w:t>
       </w:r>
       <w:r>
         <w:t>»</w:t>
@@ -2811,7 +2623,7 @@
         </w:rPr>
       </w:pPr>
       <w:bookmarkStart w:id="13" w:name="__RefHeading___Toc1862_1830211148"/>
-      <w:bookmarkStart w:id="14" w:name="_Toc121731997"/>
+      <w:bookmarkStart w:id="14" w:name="_Toc121922387"/>
       <w:r>
         <w:rPr>
           <w:rFonts w:ascii="Times New Roman" w:hAnsi="Times New Roman"/>
@@ -2825,34 +2637,10 @@
     </w:p>
     <w:p>
       <w:r>
-        <w:t>Тип данных, описывающи</w:t>
-      </w:r>
-      <w:r>
-        <w:t>й</w:t>
-      </w:r>
-      <w:r>
-        <w:t xml:space="preserve"> структур</w:t>
-      </w:r>
-      <w:r>
-        <w:t>у</w:t>
-      </w:r>
-      <w:r>
-        <w:t xml:space="preserve"> для</w:t>
-      </w:r>
-      <w:r>
-        <w:t xml:space="preserve"> работы с</w:t>
-      </w:r>
-      <w:r>
-        <w:t xml:space="preserve"> элемент</w:t>
-      </w:r>
-      <w:r>
-        <w:t>ами</w:t>
-      </w:r>
-      <w:r>
-        <w:t xml:space="preserve"> хеш-таблицы при закрыто</w:t>
-      </w:r>
-      <w:r>
-        <w:t>м хешировании</w:t>
+        <w:t>Тип данных</w:t>
+      </w:r>
+      <w:r>
+        <w:t xml:space="preserve"> для работы с неориентированным графом</w:t>
       </w:r>
       <w:r>
         <w:t>:</w:t>
@@ -2899,1070 +2687,10 @@
               <w:jc w:val="left"/>
               <w:rPr>
                 <w:rFonts w:ascii="Consolas" w:hAnsi="Consolas" w:cs="Courier New"/>
-                <w:color w:val="333333"/>
-                <w:sz w:val="20"/>
-                <w:lang w:val="en-US"/>
-              </w:rPr>
-            </w:pPr>
-            <w:r>
-              <w:rPr>
-                <w:rFonts w:ascii="Consolas" w:hAnsi="Consolas" w:cs="Courier New"/>
-                <w:b/>
-                <w:bCs/>
-                <w:color w:val="333333"/>
-                <w:sz w:val="20"/>
-                <w:lang w:val="en-US"/>
-              </w:rPr>
-              <w:t>typedef</w:t>
-            </w:r>
-            <w:r>
-              <w:rPr>
-                <w:rFonts w:ascii="Consolas" w:hAnsi="Consolas" w:cs="Courier New"/>
-                <w:color w:val="333333"/>
-                <w:sz w:val="20"/>
-                <w:lang w:val="en-US"/>
-              </w:rPr>
-              <w:t xml:space="preserve"> </w:t>
-            </w:r>
-            <w:r>
-              <w:rPr>
-                <w:rFonts w:ascii="Consolas" w:hAnsi="Consolas" w:cs="Courier New"/>
-                <w:b/>
-                <w:bCs/>
-                <w:color w:val="333333"/>
-                <w:sz w:val="20"/>
-                <w:lang w:val="en-US"/>
-              </w:rPr>
-              <w:t>struct</w:t>
-            </w:r>
-            <w:r>
-              <w:rPr>
-                <w:rFonts w:ascii="Consolas" w:hAnsi="Consolas" w:cs="Courier New"/>
-                <w:color w:val="333333"/>
-                <w:sz w:val="20"/>
-                <w:lang w:val="en-US"/>
-              </w:rPr>
-              <w:t xml:space="preserve"> </w:t>
-            </w:r>
-          </w:p>
-          <w:p>
-            <w:pPr>
-              <w:widowControl/>
-              <w:tabs>
-                <w:tab w:val="left" w:pos="916"/>
-                <w:tab w:val="left" w:pos="1832"/>
-                <w:tab w:val="left" w:pos="2748"/>
-                <w:tab w:val="left" w:pos="3664"/>
-                <w:tab w:val="left" w:pos="4580"/>
-                <w:tab w:val="left" w:pos="5496"/>
-                <w:tab w:val="left" w:pos="6412"/>
-                <w:tab w:val="left" w:pos="7328"/>
-                <w:tab w:val="left" w:pos="8244"/>
-                <w:tab w:val="left" w:pos="9160"/>
-                <w:tab w:val="left" w:pos="10076"/>
-                <w:tab w:val="left" w:pos="10992"/>
-                <w:tab w:val="left" w:pos="11908"/>
-                <w:tab w:val="left" w:pos="12824"/>
-                <w:tab w:val="left" w:pos="13740"/>
-                <w:tab w:val="left" w:pos="14656"/>
-              </w:tabs>
-              <w:suppressAutoHyphens w:val="0"/>
-              <w:autoSpaceDN/>
-              <w:spacing w:line="244" w:lineRule="atLeast"/>
-              <w:jc w:val="left"/>
-              <w:rPr>
-                <w:rFonts w:ascii="Consolas" w:hAnsi="Consolas" w:cs="Courier New"/>
-                <w:color w:val="333333"/>
-                <w:sz w:val="20"/>
-                <w:lang w:val="en-US"/>
-              </w:rPr>
-            </w:pPr>
-            <w:r>
-              <w:rPr>
-                <w:rFonts w:ascii="Consolas" w:hAnsi="Consolas" w:cs="Courier New"/>
-                <w:color w:val="333333"/>
-                <w:sz w:val="20"/>
-                <w:lang w:val="en-US"/>
-              </w:rPr>
-              <w:t>{</w:t>
-            </w:r>
-          </w:p>
-          <w:p>
-            <w:pPr>
-              <w:widowControl/>
-              <w:tabs>
-                <w:tab w:val="left" w:pos="916"/>
-                <w:tab w:val="left" w:pos="1832"/>
-                <w:tab w:val="left" w:pos="2748"/>
-                <w:tab w:val="left" w:pos="3664"/>
-                <w:tab w:val="left" w:pos="4580"/>
-                <w:tab w:val="left" w:pos="5496"/>
-                <w:tab w:val="left" w:pos="6412"/>
-                <w:tab w:val="left" w:pos="7328"/>
-                <w:tab w:val="left" w:pos="8244"/>
-                <w:tab w:val="left" w:pos="9160"/>
-                <w:tab w:val="left" w:pos="10076"/>
-                <w:tab w:val="left" w:pos="10992"/>
-                <w:tab w:val="left" w:pos="11908"/>
-                <w:tab w:val="left" w:pos="12824"/>
-                <w:tab w:val="left" w:pos="13740"/>
-                <w:tab w:val="left" w:pos="14656"/>
-              </w:tabs>
-              <w:suppressAutoHyphens w:val="0"/>
-              <w:autoSpaceDN/>
-              <w:spacing w:line="244" w:lineRule="atLeast"/>
-              <w:jc w:val="left"/>
-              <w:rPr>
-                <w:rFonts w:ascii="Consolas" w:hAnsi="Consolas" w:cs="Courier New"/>
-                <w:color w:val="333333"/>
-                <w:sz w:val="20"/>
-                <w:lang w:val="en-US"/>
-              </w:rPr>
-            </w:pPr>
-            <w:r>
-              <w:rPr>
-                <w:rFonts w:ascii="Consolas" w:hAnsi="Consolas" w:cs="Courier New"/>
-                <w:color w:val="333333"/>
-                <w:sz w:val="20"/>
-                <w:lang w:val="en-US"/>
-              </w:rPr>
-              <w:t xml:space="preserve">    </w:t>
-            </w:r>
-            <w:r>
-              <w:rPr>
-                <w:rFonts w:ascii="Consolas" w:hAnsi="Consolas" w:cs="Courier New"/>
                 <w:b/>
                 <w:bCs/>
                 <w:color w:val="445588"/>
                 <w:sz w:val="20"/>
-                <w:lang w:val="en-US"/>
-              </w:rPr>
-              <w:t>char</w:t>
-            </w:r>
-            <w:r>
-              <w:rPr>
-                <w:rFonts w:ascii="Consolas" w:hAnsi="Consolas" w:cs="Courier New"/>
-                <w:color w:val="333333"/>
-                <w:sz w:val="20"/>
-                <w:lang w:val="en-US"/>
-              </w:rPr>
-              <w:t xml:space="preserve"> </w:t>
-            </w:r>
-            <w:proofErr w:type="gramStart"/>
-            <w:r>
-              <w:rPr>
-                <w:rFonts w:ascii="Consolas" w:hAnsi="Consolas" w:cs="Courier New"/>
-                <w:color w:val="333333"/>
-                <w:sz w:val="20"/>
-                <w:lang w:val="en-US"/>
-              </w:rPr>
-              <w:t>keyword[</w:t>
-            </w:r>
-            <w:proofErr w:type="gramEnd"/>
-            <w:r>
-              <w:rPr>
-                <w:rFonts w:ascii="Consolas" w:hAnsi="Consolas" w:cs="Courier New"/>
-                <w:color w:val="333333"/>
-                <w:sz w:val="20"/>
-                <w:lang w:val="en-US"/>
-              </w:rPr>
-              <w:t xml:space="preserve">MAX_KEYWORD_LEN </w:t>
-            </w:r>
-            <w:r>
-              <w:rPr>
-                <w:rFonts w:ascii="Consolas" w:hAnsi="Consolas" w:cs="Courier New"/>
-                <w:b/>
-                <w:bCs/>
-                <w:color w:val="333333"/>
-                <w:sz w:val="20"/>
-                <w:lang w:val="en-US"/>
-              </w:rPr>
-              <w:t>+</w:t>
-            </w:r>
-            <w:r>
-              <w:rPr>
-                <w:rFonts w:ascii="Consolas" w:hAnsi="Consolas" w:cs="Courier New"/>
-                <w:color w:val="333333"/>
-                <w:sz w:val="20"/>
-                <w:lang w:val="en-US"/>
-              </w:rPr>
-              <w:t xml:space="preserve"> </w:t>
-            </w:r>
-            <w:r>
-              <w:rPr>
-                <w:rFonts w:ascii="Consolas" w:hAnsi="Consolas" w:cs="Courier New"/>
-                <w:color w:val="009999"/>
-                <w:sz w:val="20"/>
-                <w:lang w:val="en-US"/>
-              </w:rPr>
-              <w:t>1</w:t>
-            </w:r>
-            <w:r>
-              <w:rPr>
-                <w:rFonts w:ascii="Consolas" w:hAnsi="Consolas" w:cs="Courier New"/>
-                <w:color w:val="333333"/>
-                <w:sz w:val="20"/>
-                <w:lang w:val="en-US"/>
-              </w:rPr>
-              <w:t xml:space="preserve">];  </w:t>
-            </w:r>
-            <w:r>
-              <w:rPr>
-                <w:rFonts w:ascii="Consolas" w:hAnsi="Consolas" w:cs="Courier New"/>
-                <w:i/>
-                <w:iCs/>
-                <w:color w:val="999988"/>
-                <w:sz w:val="20"/>
-                <w:lang w:val="en-US"/>
-              </w:rPr>
-              <w:t xml:space="preserve">// </w:t>
-            </w:r>
-            <w:r>
-              <w:rPr>
-                <w:rFonts w:ascii="Consolas" w:hAnsi="Consolas" w:cs="Courier New"/>
-                <w:i/>
-                <w:iCs/>
-                <w:color w:val="999988"/>
-                <w:sz w:val="20"/>
-              </w:rPr>
-              <w:t>Ключевое</w:t>
-            </w:r>
-            <w:r>
-              <w:rPr>
-                <w:rFonts w:ascii="Consolas" w:hAnsi="Consolas" w:cs="Courier New"/>
-                <w:i/>
-                <w:iCs/>
-                <w:color w:val="999988"/>
-                <w:sz w:val="20"/>
-                <w:lang w:val="en-US"/>
-              </w:rPr>
-              <w:t xml:space="preserve"> </w:t>
-            </w:r>
-            <w:r>
-              <w:rPr>
-                <w:rFonts w:ascii="Consolas" w:hAnsi="Consolas" w:cs="Courier New"/>
-                <w:i/>
-                <w:iCs/>
-                <w:color w:val="999988"/>
-                <w:sz w:val="20"/>
-              </w:rPr>
-              <w:t>слово</w:t>
-            </w:r>
-          </w:p>
-          <w:p>
-            <w:pPr>
-              <w:widowControl/>
-              <w:tabs>
-                <w:tab w:val="left" w:pos="916"/>
-                <w:tab w:val="left" w:pos="1832"/>
-                <w:tab w:val="left" w:pos="2748"/>
-                <w:tab w:val="left" w:pos="3664"/>
-                <w:tab w:val="left" w:pos="4580"/>
-                <w:tab w:val="left" w:pos="5496"/>
-                <w:tab w:val="left" w:pos="6412"/>
-                <w:tab w:val="left" w:pos="7328"/>
-                <w:tab w:val="left" w:pos="8244"/>
-                <w:tab w:val="left" w:pos="9160"/>
-                <w:tab w:val="left" w:pos="10076"/>
-                <w:tab w:val="left" w:pos="10992"/>
-                <w:tab w:val="left" w:pos="11908"/>
-                <w:tab w:val="left" w:pos="12824"/>
-                <w:tab w:val="left" w:pos="13740"/>
-                <w:tab w:val="left" w:pos="14656"/>
-              </w:tabs>
-              <w:suppressAutoHyphens w:val="0"/>
-              <w:autoSpaceDN/>
-              <w:spacing w:line="244" w:lineRule="atLeast"/>
-              <w:jc w:val="left"/>
-              <w:rPr>
-                <w:rFonts w:ascii="Consolas" w:hAnsi="Consolas" w:cs="Courier New"/>
-                <w:color w:val="333333"/>
-                <w:sz w:val="20"/>
-                <w:lang w:val="en-US"/>
-              </w:rPr>
-            </w:pPr>
-            <w:r>
-              <w:rPr>
-                <w:rFonts w:ascii="Consolas" w:hAnsi="Consolas" w:cs="Courier New"/>
-                <w:color w:val="333333"/>
-                <w:sz w:val="20"/>
-                <w:lang w:val="en-US"/>
-              </w:rPr>
-              <w:t xml:space="preserve">    </w:t>
-            </w:r>
-            <w:r>
-              <w:rPr>
-                <w:rFonts w:ascii="Consolas" w:hAnsi="Consolas" w:cs="Courier New"/>
-                <w:b/>
-                <w:bCs/>
-                <w:color w:val="445588"/>
-                <w:sz w:val="20"/>
-                <w:lang w:val="en-US"/>
-              </w:rPr>
-              <w:t>char</w:t>
-            </w:r>
-            <w:r>
-              <w:rPr>
-                <w:rFonts w:ascii="Consolas" w:hAnsi="Consolas" w:cs="Courier New"/>
-                <w:color w:val="333333"/>
-                <w:sz w:val="20"/>
-                <w:lang w:val="en-US"/>
-              </w:rPr>
-              <w:t xml:space="preserve"> </w:t>
-            </w:r>
-            <w:proofErr w:type="gramStart"/>
-            <w:r>
-              <w:rPr>
-                <w:rFonts w:ascii="Consolas" w:hAnsi="Consolas" w:cs="Courier New"/>
-                <w:color w:val="333333"/>
-                <w:sz w:val="20"/>
-                <w:lang w:val="en-US"/>
-              </w:rPr>
-              <w:t>help[</w:t>
-            </w:r>
-            <w:proofErr w:type="gramEnd"/>
-            <w:r>
-              <w:rPr>
-                <w:rFonts w:ascii="Consolas" w:hAnsi="Consolas" w:cs="Courier New"/>
-                <w:color w:val="333333"/>
-                <w:sz w:val="20"/>
-                <w:lang w:val="en-US"/>
-              </w:rPr>
-              <w:t xml:space="preserve">MAX_HELP_LEN </w:t>
-            </w:r>
-            <w:r>
-              <w:rPr>
-                <w:rFonts w:ascii="Consolas" w:hAnsi="Consolas" w:cs="Courier New"/>
-                <w:b/>
-                <w:bCs/>
-                <w:color w:val="333333"/>
-                <w:sz w:val="20"/>
-                <w:lang w:val="en-US"/>
-              </w:rPr>
-              <w:t>+</w:t>
-            </w:r>
-            <w:r>
-              <w:rPr>
-                <w:rFonts w:ascii="Consolas" w:hAnsi="Consolas" w:cs="Courier New"/>
-                <w:color w:val="333333"/>
-                <w:sz w:val="20"/>
-                <w:lang w:val="en-US"/>
-              </w:rPr>
-              <w:t xml:space="preserve"> </w:t>
-            </w:r>
-            <w:r>
-              <w:rPr>
-                <w:rFonts w:ascii="Consolas" w:hAnsi="Consolas" w:cs="Courier New"/>
-                <w:color w:val="009999"/>
-                <w:sz w:val="20"/>
-                <w:lang w:val="en-US"/>
-              </w:rPr>
-              <w:t>1</w:t>
-            </w:r>
-            <w:r>
-              <w:rPr>
-                <w:rFonts w:ascii="Consolas" w:hAnsi="Consolas" w:cs="Courier New"/>
-                <w:color w:val="333333"/>
-                <w:sz w:val="20"/>
-                <w:lang w:val="en-US"/>
-              </w:rPr>
-              <w:t xml:space="preserve">]; </w:t>
-            </w:r>
-            <w:r>
-              <w:rPr>
-                <w:rFonts w:ascii="Consolas" w:hAnsi="Consolas" w:cs="Courier New"/>
-                <w:color w:val="333333"/>
-                <w:sz w:val="20"/>
-                <w:lang w:val="en-US"/>
-              </w:rPr>
-              <w:t xml:space="preserve">      </w:t>
-            </w:r>
-            <w:r>
-              <w:rPr>
-                <w:rFonts w:ascii="Consolas" w:hAnsi="Consolas" w:cs="Courier New"/>
-                <w:color w:val="333333"/>
-                <w:sz w:val="20"/>
-                <w:lang w:val="en-US"/>
-              </w:rPr>
-              <w:t xml:space="preserve"> </w:t>
-            </w:r>
-            <w:r>
-              <w:rPr>
-                <w:rFonts w:ascii="Consolas" w:hAnsi="Consolas" w:cs="Courier New"/>
-                <w:i/>
-                <w:iCs/>
-                <w:color w:val="999988"/>
-                <w:sz w:val="20"/>
-                <w:lang w:val="en-US"/>
-              </w:rPr>
-              <w:t xml:space="preserve">// </w:t>
-            </w:r>
-            <w:r>
-              <w:rPr>
-                <w:rFonts w:ascii="Consolas" w:hAnsi="Consolas" w:cs="Courier New"/>
-                <w:i/>
-                <w:iCs/>
-                <w:color w:val="999988"/>
-                <w:sz w:val="20"/>
-              </w:rPr>
-              <w:t>Подсказка</w:t>
-            </w:r>
-            <w:r>
-              <w:rPr>
-                <w:rFonts w:ascii="Consolas" w:hAnsi="Consolas" w:cs="Courier New"/>
-                <w:i/>
-                <w:iCs/>
-                <w:color w:val="999988"/>
-                <w:sz w:val="20"/>
-                <w:lang w:val="en-US"/>
-              </w:rPr>
-              <w:t xml:space="preserve"> </w:t>
-            </w:r>
-            <w:r>
-              <w:rPr>
-                <w:rFonts w:ascii="Consolas" w:hAnsi="Consolas" w:cs="Courier New"/>
-                <w:i/>
-                <w:iCs/>
-                <w:color w:val="999988"/>
-                <w:sz w:val="20"/>
-              </w:rPr>
-              <w:t>к</w:t>
-            </w:r>
-            <w:r>
-              <w:rPr>
-                <w:rFonts w:ascii="Consolas" w:hAnsi="Consolas" w:cs="Courier New"/>
-                <w:i/>
-                <w:iCs/>
-                <w:color w:val="999988"/>
-                <w:sz w:val="20"/>
-                <w:lang w:val="en-US"/>
-              </w:rPr>
-              <w:t xml:space="preserve"> </w:t>
-            </w:r>
-            <w:r>
-              <w:rPr>
-                <w:rFonts w:ascii="Consolas" w:hAnsi="Consolas" w:cs="Courier New"/>
-                <w:i/>
-                <w:iCs/>
-                <w:color w:val="999988"/>
-                <w:sz w:val="20"/>
-              </w:rPr>
-              <w:t>слову</w:t>
-            </w:r>
-          </w:p>
-          <w:p>
-            <w:pPr>
-              <w:widowControl/>
-              <w:tabs>
-                <w:tab w:val="left" w:pos="916"/>
-                <w:tab w:val="left" w:pos="1832"/>
-                <w:tab w:val="left" w:pos="2748"/>
-                <w:tab w:val="left" w:pos="3664"/>
-                <w:tab w:val="left" w:pos="4580"/>
-                <w:tab w:val="left" w:pos="5496"/>
-                <w:tab w:val="left" w:pos="6412"/>
-                <w:tab w:val="left" w:pos="7328"/>
-                <w:tab w:val="left" w:pos="8244"/>
-                <w:tab w:val="left" w:pos="9160"/>
-                <w:tab w:val="left" w:pos="10076"/>
-                <w:tab w:val="left" w:pos="10992"/>
-                <w:tab w:val="left" w:pos="11908"/>
-                <w:tab w:val="left" w:pos="12824"/>
-                <w:tab w:val="left" w:pos="13740"/>
-                <w:tab w:val="left" w:pos="14656"/>
-              </w:tabs>
-              <w:suppressAutoHyphens w:val="0"/>
-              <w:autoSpaceDN/>
-              <w:spacing w:line="244" w:lineRule="atLeast"/>
-              <w:jc w:val="left"/>
-              <w:rPr>
-                <w:rFonts w:ascii="Courier New" w:hAnsi="Courier New" w:cs="Courier New"/>
-                <w:color w:val="333333"/>
-                <w:sz w:val="20"/>
-                <w:lang w:val="en-US"/>
-              </w:rPr>
-            </w:pPr>
-            <w:r>
-              <w:rPr>
-                <w:rFonts w:ascii="Consolas" w:hAnsi="Consolas" w:cs="Courier New"/>
-                <w:color w:val="333333"/>
-                <w:sz w:val="20"/>
-                <w:lang w:val="en-US"/>
-              </w:rPr>
-              <w:t xml:space="preserve">} </w:t>
-            </w:r>
-            <w:proofErr w:type="spellStart"/>
-            <w:r>
-              <w:rPr>
-                <w:rFonts w:ascii="Consolas" w:hAnsi="Consolas" w:cs="Courier New"/>
-                <w:b/>
-                <w:bCs/>
-                <w:color w:val="445588"/>
-                <w:sz w:val="20"/>
-                <w:lang w:val="en-US"/>
-              </w:rPr>
-              <w:t>keyword_info_t</w:t>
-            </w:r>
-            <w:proofErr w:type="spellEnd"/>
-            <w:r>
-              <w:rPr>
-                <w:rFonts w:ascii="Consolas" w:hAnsi="Consolas" w:cs="Courier New"/>
-                <w:color w:val="333333"/>
-                <w:sz w:val="20"/>
-                <w:lang w:val="en-US"/>
-              </w:rPr>
-              <w:t>;</w:t>
-            </w:r>
-          </w:p>
-        </w:tc>
-      </w:tr>
-    </w:tbl>
-    <w:p>
-      <w:pPr>
-        <w:rPr>
-          <w:lang w:val="en-US"/>
-        </w:rPr>
-      </w:pPr>
-    </w:p>
-    <w:p>
-      <w:r>
-        <w:t xml:space="preserve">Тип данных, описывающий структуру для работы с элементами хеш-таблицы при </w:t>
-      </w:r>
-      <w:r>
-        <w:t>открытом</w:t>
-      </w:r>
-      <w:r>
-        <w:t xml:space="preserve"> хешировании</w:t>
-      </w:r>
-      <w:r>
-        <w:t>:</w:t>
-      </w:r>
-    </w:p>
-    <w:tbl>
-      <w:tblPr>
-        <w:tblStyle w:val="a4"/>
-        <w:tblW w:w="4994" w:type="pct"/>
-        <w:tblLook w:val="04A0" w:firstRow="1" w:lastRow="0" w:firstColumn="1" w:lastColumn="0" w:noHBand="0" w:noVBand="1"/>
-      </w:tblPr>
-      <w:tblGrid>
-        <w:gridCol w:w="9050"/>
-      </w:tblGrid>
-      <w:tr>
-        <w:tc>
-          <w:tcPr>
-            <w:tcW w:w="5000" w:type="pct"/>
-          </w:tcPr>
-          <w:p>
-            <w:pPr>
-              <w:widowControl/>
-              <w:tabs>
-                <w:tab w:val="left" w:pos="916"/>
-                <w:tab w:val="left" w:pos="1832"/>
-                <w:tab w:val="left" w:pos="2748"/>
-                <w:tab w:val="left" w:pos="3664"/>
-                <w:tab w:val="left" w:pos="4580"/>
-                <w:tab w:val="left" w:pos="5496"/>
-                <w:tab w:val="left" w:pos="6412"/>
-                <w:tab w:val="left" w:pos="7328"/>
-                <w:tab w:val="left" w:pos="8244"/>
-                <w:tab w:val="left" w:pos="9160"/>
-                <w:tab w:val="left" w:pos="10076"/>
-                <w:tab w:val="left" w:pos="10992"/>
-                <w:tab w:val="left" w:pos="11908"/>
-                <w:tab w:val="left" w:pos="12824"/>
-                <w:tab w:val="left" w:pos="13740"/>
-                <w:tab w:val="left" w:pos="14656"/>
-              </w:tabs>
-              <w:suppressAutoHyphens w:val="0"/>
-              <w:autoSpaceDN/>
-              <w:spacing w:line="244" w:lineRule="atLeast"/>
-              <w:jc w:val="left"/>
-              <w:rPr>
-                <w:rFonts w:ascii="Consolas" w:hAnsi="Consolas" w:cs="Courier New"/>
-                <w:color w:val="333333"/>
-                <w:sz w:val="20"/>
-                <w:lang w:val="en-US"/>
-              </w:rPr>
-            </w:pPr>
-            <w:r>
-              <w:rPr>
-                <w:rFonts w:ascii="Consolas" w:hAnsi="Consolas" w:cs="Courier New"/>
-                <w:b/>
-                <w:bCs/>
-                <w:color w:val="333333"/>
-                <w:sz w:val="20"/>
-                <w:lang w:val="en-US"/>
-              </w:rPr>
-              <w:lastRenderedPageBreak/>
-              <w:t>typedef</w:t>
-            </w:r>
-            <w:r>
-              <w:rPr>
-                <w:rFonts w:ascii="Consolas" w:hAnsi="Consolas" w:cs="Courier New"/>
-                <w:color w:val="333333"/>
-                <w:sz w:val="20"/>
-                <w:lang w:val="en-US"/>
-              </w:rPr>
-              <w:t xml:space="preserve"> </w:t>
-            </w:r>
-            <w:r>
-              <w:rPr>
-                <w:rFonts w:ascii="Consolas" w:hAnsi="Consolas" w:cs="Courier New"/>
-                <w:b/>
-                <w:bCs/>
-                <w:color w:val="333333"/>
-                <w:sz w:val="20"/>
-                <w:lang w:val="en-US"/>
-              </w:rPr>
-              <w:t>struct</w:t>
-            </w:r>
-            <w:r>
-              <w:rPr>
-                <w:rFonts w:ascii="Consolas" w:hAnsi="Consolas" w:cs="Courier New"/>
-                <w:color w:val="333333"/>
-                <w:sz w:val="20"/>
-                <w:lang w:val="en-US"/>
-              </w:rPr>
-              <w:t xml:space="preserve"> </w:t>
-            </w:r>
-            <w:proofErr w:type="spellStart"/>
-            <w:r>
-              <w:rPr>
-                <w:rFonts w:ascii="Consolas" w:hAnsi="Consolas" w:cs="Courier New"/>
-                <w:color w:val="333333"/>
-                <w:sz w:val="20"/>
-                <w:lang w:val="en-US"/>
-              </w:rPr>
-              <w:t>list_keyword</w:t>
-            </w:r>
-            <w:proofErr w:type="spellEnd"/>
-          </w:p>
-          <w:p>
-            <w:pPr>
-              <w:widowControl/>
-              <w:tabs>
-                <w:tab w:val="left" w:pos="916"/>
-                <w:tab w:val="left" w:pos="1832"/>
-                <w:tab w:val="left" w:pos="2748"/>
-                <w:tab w:val="left" w:pos="3664"/>
-                <w:tab w:val="left" w:pos="4580"/>
-                <w:tab w:val="left" w:pos="5496"/>
-                <w:tab w:val="left" w:pos="6412"/>
-                <w:tab w:val="left" w:pos="7328"/>
-                <w:tab w:val="left" w:pos="8244"/>
-                <w:tab w:val="left" w:pos="9160"/>
-                <w:tab w:val="left" w:pos="10076"/>
-                <w:tab w:val="left" w:pos="10992"/>
-                <w:tab w:val="left" w:pos="11908"/>
-                <w:tab w:val="left" w:pos="12824"/>
-                <w:tab w:val="left" w:pos="13740"/>
-                <w:tab w:val="left" w:pos="14656"/>
-              </w:tabs>
-              <w:suppressAutoHyphens w:val="0"/>
-              <w:autoSpaceDN/>
-              <w:spacing w:line="244" w:lineRule="atLeast"/>
-              <w:jc w:val="left"/>
-              <w:rPr>
-                <w:rFonts w:ascii="Consolas" w:hAnsi="Consolas" w:cs="Courier New"/>
-                <w:color w:val="333333"/>
-                <w:sz w:val="20"/>
-                <w:lang w:val="en-US"/>
-              </w:rPr>
-            </w:pPr>
-            <w:r>
-              <w:rPr>
-                <w:rFonts w:ascii="Consolas" w:hAnsi="Consolas" w:cs="Courier New"/>
-                <w:color w:val="333333"/>
-                <w:sz w:val="20"/>
-                <w:lang w:val="en-US"/>
-              </w:rPr>
-              <w:t>{</w:t>
-            </w:r>
-          </w:p>
-          <w:p>
-            <w:pPr>
-              <w:widowControl/>
-              <w:tabs>
-                <w:tab w:val="left" w:pos="916"/>
-                <w:tab w:val="left" w:pos="1832"/>
-                <w:tab w:val="left" w:pos="2748"/>
-                <w:tab w:val="left" w:pos="3664"/>
-                <w:tab w:val="left" w:pos="4580"/>
-                <w:tab w:val="left" w:pos="5496"/>
-                <w:tab w:val="left" w:pos="6412"/>
-                <w:tab w:val="left" w:pos="7328"/>
-                <w:tab w:val="left" w:pos="8244"/>
-                <w:tab w:val="left" w:pos="9160"/>
-                <w:tab w:val="left" w:pos="10076"/>
-                <w:tab w:val="left" w:pos="10992"/>
-                <w:tab w:val="left" w:pos="11908"/>
-                <w:tab w:val="left" w:pos="12824"/>
-                <w:tab w:val="left" w:pos="13740"/>
-                <w:tab w:val="left" w:pos="14656"/>
-              </w:tabs>
-              <w:suppressAutoHyphens w:val="0"/>
-              <w:autoSpaceDN/>
-              <w:spacing w:line="244" w:lineRule="atLeast"/>
-              <w:jc w:val="left"/>
-              <w:rPr>
-                <w:rFonts w:ascii="Consolas" w:hAnsi="Consolas" w:cs="Courier New"/>
-                <w:color w:val="333333"/>
-                <w:sz w:val="20"/>
-                <w:lang w:val="en-US"/>
-              </w:rPr>
-            </w:pPr>
-            <w:r>
-              <w:rPr>
-                <w:rFonts w:ascii="Consolas" w:hAnsi="Consolas" w:cs="Courier New"/>
-                <w:color w:val="333333"/>
-                <w:sz w:val="20"/>
-                <w:lang w:val="en-US"/>
-              </w:rPr>
-              <w:t xml:space="preserve">    </w:t>
-            </w:r>
-            <w:r>
-              <w:rPr>
-                <w:rFonts w:ascii="Consolas" w:hAnsi="Consolas" w:cs="Courier New"/>
-                <w:b/>
-                <w:bCs/>
-                <w:color w:val="445588"/>
-                <w:sz w:val="20"/>
-                <w:lang w:val="en-US"/>
-              </w:rPr>
-              <w:t>char</w:t>
-            </w:r>
-            <w:r>
-              <w:rPr>
-                <w:rFonts w:ascii="Consolas" w:hAnsi="Consolas" w:cs="Courier New"/>
-                <w:color w:val="333333"/>
-                <w:sz w:val="20"/>
-                <w:lang w:val="en-US"/>
-              </w:rPr>
-              <w:t xml:space="preserve"> </w:t>
-            </w:r>
-            <w:proofErr w:type="gramStart"/>
-            <w:r>
-              <w:rPr>
-                <w:rFonts w:ascii="Consolas" w:hAnsi="Consolas" w:cs="Courier New"/>
-                <w:color w:val="333333"/>
-                <w:sz w:val="20"/>
-                <w:lang w:val="en-US"/>
-              </w:rPr>
-              <w:t>keyword[</w:t>
-            </w:r>
-            <w:proofErr w:type="gramEnd"/>
-            <w:r>
-              <w:rPr>
-                <w:rFonts w:ascii="Consolas" w:hAnsi="Consolas" w:cs="Courier New"/>
-                <w:color w:val="333333"/>
-                <w:sz w:val="20"/>
-                <w:lang w:val="en-US"/>
-              </w:rPr>
-              <w:t xml:space="preserve">MAX_KEYWORD_LEN </w:t>
-            </w:r>
-            <w:r>
-              <w:rPr>
-                <w:rFonts w:ascii="Consolas" w:hAnsi="Consolas" w:cs="Courier New"/>
-                <w:b/>
-                <w:bCs/>
-                <w:color w:val="333333"/>
-                <w:sz w:val="20"/>
-                <w:lang w:val="en-US"/>
-              </w:rPr>
-              <w:t>+</w:t>
-            </w:r>
-            <w:r>
-              <w:rPr>
-                <w:rFonts w:ascii="Consolas" w:hAnsi="Consolas" w:cs="Courier New"/>
-                <w:color w:val="333333"/>
-                <w:sz w:val="20"/>
-                <w:lang w:val="en-US"/>
-              </w:rPr>
-              <w:t xml:space="preserve"> </w:t>
-            </w:r>
-            <w:r>
-              <w:rPr>
-                <w:rFonts w:ascii="Consolas" w:hAnsi="Consolas" w:cs="Courier New"/>
-                <w:color w:val="009999"/>
-                <w:sz w:val="20"/>
-                <w:lang w:val="en-US"/>
-              </w:rPr>
-              <w:t>1</w:t>
-            </w:r>
-            <w:r>
-              <w:rPr>
-                <w:rFonts w:ascii="Consolas" w:hAnsi="Consolas" w:cs="Courier New"/>
-                <w:color w:val="333333"/>
-                <w:sz w:val="20"/>
-                <w:lang w:val="en-US"/>
-              </w:rPr>
-              <w:t xml:space="preserve">];  </w:t>
-            </w:r>
-            <w:r>
-              <w:rPr>
-                <w:rFonts w:ascii="Consolas" w:hAnsi="Consolas" w:cs="Courier New"/>
-                <w:i/>
-                <w:iCs/>
-                <w:color w:val="999988"/>
-                <w:sz w:val="20"/>
-                <w:lang w:val="en-US"/>
-              </w:rPr>
-              <w:t xml:space="preserve">// </w:t>
-            </w:r>
-            <w:r>
-              <w:rPr>
-                <w:rFonts w:ascii="Consolas" w:hAnsi="Consolas" w:cs="Courier New"/>
-                <w:i/>
-                <w:iCs/>
-                <w:color w:val="999988"/>
-                <w:sz w:val="20"/>
-              </w:rPr>
-              <w:t>Ключевое</w:t>
-            </w:r>
-            <w:r>
-              <w:rPr>
-                <w:rFonts w:ascii="Consolas" w:hAnsi="Consolas" w:cs="Courier New"/>
-                <w:i/>
-                <w:iCs/>
-                <w:color w:val="999988"/>
-                <w:sz w:val="20"/>
-                <w:lang w:val="en-US"/>
-              </w:rPr>
-              <w:t xml:space="preserve"> </w:t>
-            </w:r>
-            <w:r>
-              <w:rPr>
-                <w:rFonts w:ascii="Consolas" w:hAnsi="Consolas" w:cs="Courier New"/>
-                <w:i/>
-                <w:iCs/>
-                <w:color w:val="999988"/>
-                <w:sz w:val="20"/>
-              </w:rPr>
-              <w:t>слово</w:t>
-            </w:r>
-          </w:p>
-          <w:p>
-            <w:pPr>
-              <w:widowControl/>
-              <w:tabs>
-                <w:tab w:val="left" w:pos="916"/>
-                <w:tab w:val="left" w:pos="1832"/>
-                <w:tab w:val="left" w:pos="2748"/>
-                <w:tab w:val="left" w:pos="3664"/>
-                <w:tab w:val="left" w:pos="4580"/>
-                <w:tab w:val="left" w:pos="5496"/>
-                <w:tab w:val="left" w:pos="6412"/>
-                <w:tab w:val="left" w:pos="7328"/>
-                <w:tab w:val="left" w:pos="8244"/>
-                <w:tab w:val="left" w:pos="9160"/>
-                <w:tab w:val="left" w:pos="10076"/>
-                <w:tab w:val="left" w:pos="10992"/>
-                <w:tab w:val="left" w:pos="11908"/>
-                <w:tab w:val="left" w:pos="12824"/>
-                <w:tab w:val="left" w:pos="13740"/>
-                <w:tab w:val="left" w:pos="14656"/>
-              </w:tabs>
-              <w:suppressAutoHyphens w:val="0"/>
-              <w:autoSpaceDN/>
-              <w:spacing w:line="244" w:lineRule="atLeast"/>
-              <w:jc w:val="left"/>
-              <w:rPr>
-                <w:rFonts w:ascii="Consolas" w:hAnsi="Consolas" w:cs="Courier New"/>
-                <w:color w:val="333333"/>
-                <w:sz w:val="20"/>
-                <w:lang w:val="en-US"/>
-              </w:rPr>
-            </w:pPr>
-            <w:r>
-              <w:rPr>
-                <w:rFonts w:ascii="Consolas" w:hAnsi="Consolas" w:cs="Courier New"/>
-                <w:color w:val="333333"/>
-                <w:sz w:val="20"/>
-                <w:lang w:val="en-US"/>
-              </w:rPr>
-              <w:t xml:space="preserve">    </w:t>
-            </w:r>
-            <w:r>
-              <w:rPr>
-                <w:rFonts w:ascii="Consolas" w:hAnsi="Consolas" w:cs="Courier New"/>
-                <w:b/>
-                <w:bCs/>
-                <w:color w:val="445588"/>
-                <w:sz w:val="20"/>
-                <w:lang w:val="en-US"/>
-              </w:rPr>
-              <w:t>char</w:t>
-            </w:r>
-            <w:r>
-              <w:rPr>
-                <w:rFonts w:ascii="Consolas" w:hAnsi="Consolas" w:cs="Courier New"/>
-                <w:color w:val="333333"/>
-                <w:sz w:val="20"/>
-                <w:lang w:val="en-US"/>
-              </w:rPr>
-              <w:t xml:space="preserve"> </w:t>
-            </w:r>
-            <w:proofErr w:type="gramStart"/>
-            <w:r>
-              <w:rPr>
-                <w:rFonts w:ascii="Consolas" w:hAnsi="Consolas" w:cs="Courier New"/>
-                <w:color w:val="333333"/>
-                <w:sz w:val="20"/>
-                <w:lang w:val="en-US"/>
-              </w:rPr>
-              <w:t>help[</w:t>
-            </w:r>
-            <w:proofErr w:type="gramEnd"/>
-            <w:r>
-              <w:rPr>
-                <w:rFonts w:ascii="Consolas" w:hAnsi="Consolas" w:cs="Courier New"/>
-                <w:color w:val="333333"/>
-                <w:sz w:val="20"/>
-                <w:lang w:val="en-US"/>
-              </w:rPr>
-              <w:t xml:space="preserve">MAX_HELP_LEN </w:t>
-            </w:r>
-            <w:r>
-              <w:rPr>
-                <w:rFonts w:ascii="Consolas" w:hAnsi="Consolas" w:cs="Courier New"/>
-                <w:b/>
-                <w:bCs/>
-                <w:color w:val="333333"/>
-                <w:sz w:val="20"/>
-                <w:lang w:val="en-US"/>
-              </w:rPr>
-              <w:t>+</w:t>
-            </w:r>
-            <w:r>
-              <w:rPr>
-                <w:rFonts w:ascii="Consolas" w:hAnsi="Consolas" w:cs="Courier New"/>
-                <w:color w:val="333333"/>
-                <w:sz w:val="20"/>
-                <w:lang w:val="en-US"/>
-              </w:rPr>
-              <w:t xml:space="preserve"> </w:t>
-            </w:r>
-            <w:r>
-              <w:rPr>
-                <w:rFonts w:ascii="Consolas" w:hAnsi="Consolas" w:cs="Courier New"/>
-                <w:color w:val="009999"/>
-                <w:sz w:val="20"/>
-                <w:lang w:val="en-US"/>
-              </w:rPr>
-              <w:t>1</w:t>
-            </w:r>
-            <w:r>
-              <w:rPr>
-                <w:rFonts w:ascii="Consolas" w:hAnsi="Consolas" w:cs="Courier New"/>
-                <w:color w:val="333333"/>
-                <w:sz w:val="20"/>
-                <w:lang w:val="en-US"/>
-              </w:rPr>
-              <w:t xml:space="preserve">];  </w:t>
-            </w:r>
-            <w:r>
-              <w:rPr>
-                <w:rFonts w:ascii="Consolas" w:hAnsi="Consolas" w:cs="Courier New"/>
-                <w:color w:val="333333"/>
-                <w:sz w:val="20"/>
-                <w:lang w:val="en-US"/>
-              </w:rPr>
-              <w:t xml:space="preserve">      </w:t>
-            </w:r>
-            <w:r>
-              <w:rPr>
-                <w:rFonts w:ascii="Consolas" w:hAnsi="Consolas" w:cs="Courier New"/>
-                <w:i/>
-                <w:iCs/>
-                <w:color w:val="999988"/>
-                <w:sz w:val="20"/>
-                <w:lang w:val="en-US"/>
-              </w:rPr>
-              <w:t xml:space="preserve">// </w:t>
-            </w:r>
-            <w:r>
-              <w:rPr>
-                <w:rFonts w:ascii="Consolas" w:hAnsi="Consolas" w:cs="Courier New"/>
-                <w:i/>
-                <w:iCs/>
-                <w:color w:val="999988"/>
-                <w:sz w:val="20"/>
-              </w:rPr>
-              <w:t>Подсказка</w:t>
-            </w:r>
-            <w:r>
-              <w:rPr>
-                <w:rFonts w:ascii="Consolas" w:hAnsi="Consolas" w:cs="Courier New"/>
-                <w:i/>
-                <w:iCs/>
-                <w:color w:val="999988"/>
-                <w:sz w:val="20"/>
-                <w:lang w:val="en-US"/>
-              </w:rPr>
-              <w:t xml:space="preserve"> </w:t>
-            </w:r>
-            <w:r>
-              <w:rPr>
-                <w:rFonts w:ascii="Consolas" w:hAnsi="Consolas" w:cs="Courier New"/>
-                <w:i/>
-                <w:iCs/>
-                <w:color w:val="999988"/>
-                <w:sz w:val="20"/>
-              </w:rPr>
-              <w:t>к</w:t>
-            </w:r>
-            <w:r>
-              <w:rPr>
-                <w:rFonts w:ascii="Consolas" w:hAnsi="Consolas" w:cs="Courier New"/>
-                <w:i/>
-                <w:iCs/>
-                <w:color w:val="999988"/>
-                <w:sz w:val="20"/>
-                <w:lang w:val="en-US"/>
-              </w:rPr>
-              <w:t xml:space="preserve"> </w:t>
-            </w:r>
-            <w:r>
-              <w:rPr>
-                <w:rFonts w:ascii="Consolas" w:hAnsi="Consolas" w:cs="Courier New"/>
-                <w:i/>
-                <w:iCs/>
-                <w:color w:val="999988"/>
-                <w:sz w:val="20"/>
-              </w:rPr>
-              <w:t>слову</w:t>
-            </w:r>
-          </w:p>
-          <w:p>
-            <w:pPr>
-              <w:widowControl/>
-              <w:tabs>
-                <w:tab w:val="left" w:pos="916"/>
-                <w:tab w:val="left" w:pos="1832"/>
-                <w:tab w:val="left" w:pos="2748"/>
-                <w:tab w:val="left" w:pos="3664"/>
-                <w:tab w:val="left" w:pos="4580"/>
-                <w:tab w:val="left" w:pos="5496"/>
-                <w:tab w:val="left" w:pos="6412"/>
-                <w:tab w:val="left" w:pos="7328"/>
-                <w:tab w:val="left" w:pos="8244"/>
-                <w:tab w:val="left" w:pos="9160"/>
-                <w:tab w:val="left" w:pos="10076"/>
-                <w:tab w:val="left" w:pos="10992"/>
-                <w:tab w:val="left" w:pos="11908"/>
-                <w:tab w:val="left" w:pos="12824"/>
-                <w:tab w:val="left" w:pos="13740"/>
-                <w:tab w:val="left" w:pos="14656"/>
-              </w:tabs>
-              <w:suppressAutoHyphens w:val="0"/>
-              <w:autoSpaceDN/>
-              <w:spacing w:line="244" w:lineRule="atLeast"/>
-              <w:jc w:val="left"/>
-              <w:rPr>
-                <w:rFonts w:ascii="Consolas" w:hAnsi="Consolas" w:cs="Courier New"/>
-                <w:color w:val="333333"/>
-                <w:sz w:val="20"/>
-                <w:lang w:val="en-US"/>
               </w:rPr>
             </w:pPr>
           </w:p>
@@ -3993,19 +2721,31 @@
               <w:jc w:val="left"/>
               <w:rPr>
                 <w:rFonts w:ascii="Consolas" w:hAnsi="Consolas" w:cs="Courier New"/>
-                <w:color w:val="333333"/>
+                <w:i/>
+                <w:iCs/>
+                <w:color w:val="999988"/>
                 <w:sz w:val="20"/>
-                <w:lang w:val="en-US"/>
               </w:rPr>
             </w:pPr>
+            <w:proofErr w:type="spellStart"/>
+            <w:r>
+              <w:rPr>
+                <w:rFonts w:ascii="Consolas" w:hAnsi="Consolas" w:cs="Courier New"/>
+                <w:b/>
+                <w:bCs/>
+                <w:color w:val="445588"/>
+                <w:sz w:val="20"/>
+              </w:rPr>
+              <w:t>int</w:t>
+            </w:r>
+            <w:proofErr w:type="spellEnd"/>
             <w:r>
               <w:rPr>
                 <w:rFonts w:ascii="Consolas" w:hAnsi="Consolas" w:cs="Courier New"/>
                 <w:color w:val="333333"/>
                 <w:sz w:val="20"/>
-                <w:lang w:val="en-US"/>
-              </w:rPr>
-              <w:t xml:space="preserve">    </w:t>
+              </w:rPr>
+              <w:t xml:space="preserve"> </w:t>
             </w:r>
             <w:r>
               <w:rPr>
@@ -4014,105 +2754,26 @@
                 <w:bCs/>
                 <w:color w:val="333333"/>
                 <w:sz w:val="20"/>
-                <w:lang w:val="en-US"/>
-              </w:rPr>
-              <w:t>struct</w:t>
-            </w:r>
+              </w:rPr>
+              <w:t>**</w:t>
+            </w:r>
+            <w:proofErr w:type="spellStart"/>
             <w:r>
               <w:rPr>
                 <w:rFonts w:ascii="Consolas" w:hAnsi="Consolas" w:cs="Courier New"/>
                 <w:color w:val="333333"/>
                 <w:sz w:val="20"/>
-                <w:lang w:val="en-US"/>
-              </w:rPr>
-              <w:t xml:space="preserve"> </w:t>
-            </w:r>
-            <w:proofErr w:type="spellStart"/>
+              </w:rPr>
+              <w:t>graph_mtrx</w:t>
+            </w:r>
+            <w:proofErr w:type="spellEnd"/>
             <w:r>
               <w:rPr>
                 <w:rFonts w:ascii="Consolas" w:hAnsi="Consolas" w:cs="Courier New"/>
                 <w:color w:val="333333"/>
                 <w:sz w:val="20"/>
-                <w:lang w:val="en-US"/>
-              </w:rPr>
-              <w:t>list</w:t>
-            </w:r>
-            <w:r>
-              <w:rPr>
-                <w:rFonts w:ascii="Consolas" w:hAnsi="Consolas" w:cs="Courier New"/>
-                <w:color w:val="333333"/>
-                <w:sz w:val="20"/>
-                <w:lang w:val="en-US"/>
-              </w:rPr>
-              <w:t>_</w:t>
-            </w:r>
-            <w:r>
-              <w:rPr>
-                <w:rFonts w:ascii="Consolas" w:hAnsi="Consolas" w:cs="Courier New"/>
-                <w:color w:val="333333"/>
-                <w:sz w:val="20"/>
-                <w:lang w:val="en-US"/>
-              </w:rPr>
-              <w:t>keyword</w:t>
-            </w:r>
-            <w:proofErr w:type="spellEnd"/>
-            <w:r>
-              <w:rPr>
-                <w:rFonts w:ascii="Consolas" w:hAnsi="Consolas" w:cs="Courier New"/>
-                <w:color w:val="333333"/>
-                <w:sz w:val="20"/>
-                <w:lang w:val="en-US"/>
               </w:rPr>
               <w:t xml:space="preserve"> </w:t>
-            </w:r>
-            <w:r>
-              <w:rPr>
-                <w:rFonts w:ascii="Consolas" w:hAnsi="Consolas" w:cs="Courier New"/>
-                <w:b/>
-                <w:bCs/>
-                <w:color w:val="333333"/>
-                <w:sz w:val="20"/>
-                <w:lang w:val="en-US"/>
-              </w:rPr>
-              <w:t>*</w:t>
-            </w:r>
-            <w:proofErr w:type="gramStart"/>
-            <w:r>
-              <w:rPr>
-                <w:rFonts w:ascii="Consolas" w:hAnsi="Consolas" w:cs="Courier New"/>
-                <w:color w:val="333333"/>
-                <w:sz w:val="20"/>
-                <w:lang w:val="en-US"/>
-              </w:rPr>
-              <w:t>next</w:t>
-            </w:r>
-            <w:r>
-              <w:rPr>
-                <w:rFonts w:ascii="Consolas" w:hAnsi="Consolas" w:cs="Courier New"/>
-                <w:color w:val="333333"/>
-                <w:sz w:val="20"/>
-                <w:lang w:val="en-US"/>
-              </w:rPr>
-              <w:t xml:space="preserve">;  </w:t>
-            </w:r>
-            <w:r>
-              <w:rPr>
-                <w:rFonts w:ascii="Consolas" w:hAnsi="Consolas" w:cs="Courier New"/>
-                <w:color w:val="333333"/>
-                <w:sz w:val="20"/>
-                <w:lang w:val="en-US"/>
-              </w:rPr>
-              <w:t xml:space="preserve"> </w:t>
-            </w:r>
-            <w:proofErr w:type="gramEnd"/>
-            <w:r>
-              <w:rPr>
-                <w:rFonts w:ascii="Consolas" w:hAnsi="Consolas" w:cs="Courier New"/>
-                <w:color w:val="333333"/>
-                <w:sz w:val="20"/>
-                <w:lang w:val="en-US"/>
-              </w:rPr>
-              <w:t xml:space="preserve">       </w:t>
             </w:r>
             <w:r>
               <w:rPr>
@@ -4121,82 +2782,8 @@
                 <w:iCs/>
                 <w:color w:val="999988"/>
                 <w:sz w:val="20"/>
-                <w:lang w:val="en-US"/>
-              </w:rPr>
-              <w:t xml:space="preserve">// </w:t>
-            </w:r>
-            <w:r>
-              <w:rPr>
-                <w:rFonts w:ascii="Consolas" w:hAnsi="Consolas" w:cs="Courier New"/>
-                <w:i/>
-                <w:iCs/>
-                <w:color w:val="999988"/>
-                <w:sz w:val="20"/>
-              </w:rPr>
-              <w:t>Указатель</w:t>
-            </w:r>
-            <w:r>
-              <w:rPr>
-                <w:rFonts w:ascii="Consolas" w:hAnsi="Consolas" w:cs="Courier New"/>
-                <w:i/>
-                <w:iCs/>
-                <w:color w:val="999988"/>
-                <w:sz w:val="20"/>
-                <w:lang w:val="en-US"/>
-              </w:rPr>
-              <w:t xml:space="preserve"> </w:t>
-            </w:r>
-            <w:r>
-              <w:rPr>
-                <w:rFonts w:ascii="Consolas" w:hAnsi="Consolas" w:cs="Courier New"/>
-                <w:i/>
-                <w:iCs/>
-                <w:color w:val="999988"/>
-                <w:sz w:val="20"/>
-              </w:rPr>
-              <w:t>на</w:t>
-            </w:r>
-            <w:r>
-              <w:rPr>
-                <w:rFonts w:ascii="Consolas" w:hAnsi="Consolas" w:cs="Courier New"/>
-                <w:i/>
-                <w:iCs/>
-                <w:color w:val="999988"/>
-                <w:sz w:val="20"/>
-                <w:lang w:val="en-US"/>
-              </w:rPr>
-              <w:t xml:space="preserve"> </w:t>
-            </w:r>
-            <w:r>
-              <w:rPr>
-                <w:rFonts w:ascii="Consolas" w:hAnsi="Consolas" w:cs="Courier New"/>
-                <w:i/>
-                <w:iCs/>
-                <w:color w:val="999988"/>
-                <w:sz w:val="20"/>
-              </w:rPr>
-              <w:t>следующий</w:t>
-            </w:r>
-            <w:r>
-              <w:rPr>
-                <w:rFonts w:ascii="Consolas" w:hAnsi="Consolas" w:cs="Courier New"/>
-                <w:i/>
-                <w:iCs/>
-                <w:color w:val="999988"/>
-                <w:sz w:val="20"/>
-                <w:lang w:val="en-US"/>
-              </w:rPr>
-              <w:t xml:space="preserve"> </w:t>
-            </w:r>
-            <w:r>
-              <w:rPr>
-                <w:rFonts w:ascii="Consolas" w:hAnsi="Consolas" w:cs="Courier New"/>
-                <w:i/>
-                <w:iCs/>
-                <w:color w:val="999988"/>
-                <w:sz w:val="20"/>
-              </w:rPr>
-              <w:t>элемент</w:t>
+              </w:rPr>
+              <w:t>// Массив указателей на строки целочисленной матрицы смежности</w:t>
             </w:r>
           </w:p>
           <w:p>
@@ -4225,2657 +2812,17 @@
               <w:spacing w:line="244" w:lineRule="atLeast"/>
               <w:jc w:val="left"/>
               <w:rPr>
-                <w:rFonts w:ascii="Courier New" w:hAnsi="Courier New" w:cs="Courier New"/>
-                <w:color w:val="333333"/>
-                <w:sz w:val="20"/>
-              </w:rPr>
-            </w:pPr>
-            <w:r>
-              <w:rPr>
                 <w:rFonts w:ascii="Consolas" w:hAnsi="Consolas" w:cs="Courier New"/>
                 <w:color w:val="333333"/>
                 <w:sz w:val="20"/>
               </w:rPr>
-              <w:t xml:space="preserve">} </w:t>
-            </w:r>
-            <w:proofErr w:type="spellStart"/>
-            <w:r>
-              <w:rPr>
-                <w:rFonts w:ascii="Consolas" w:hAnsi="Consolas" w:cs="Courier New"/>
-                <w:b/>
-                <w:bCs/>
-                <w:color w:val="445588"/>
-                <w:sz w:val="20"/>
-              </w:rPr>
-              <w:t>list_keyword_info_t</w:t>
-            </w:r>
-            <w:proofErr w:type="spellEnd"/>
-            <w:r>
-              <w:rPr>
-                <w:rFonts w:ascii="Consolas" w:hAnsi="Consolas" w:cs="Courier New"/>
-                <w:color w:val="333333"/>
-                <w:sz w:val="20"/>
-              </w:rPr>
-              <w:t>;</w:t>
-            </w:r>
+            </w:pPr>
           </w:p>
         </w:tc>
       </w:tr>
     </w:tbl>
     <w:p>
       <w:pPr>
-        <w:rPr>
-          <w:lang w:val="en-US"/>
-        </w:rPr>
-      </w:pPr>
-    </w:p>
-    <w:p>
-      <w:r>
-        <w:t>Тип данных, описывающий структуру для работы с</w:t>
-      </w:r>
-      <w:r>
-        <w:t xml:space="preserve"> хеш-</w:t>
-      </w:r>
-      <w:r>
-        <w:t>таблиц</w:t>
-      </w:r>
-      <w:r>
-        <w:t xml:space="preserve">ей </w:t>
-      </w:r>
-      <w:r>
-        <w:t>при</w:t>
-      </w:r>
-      <w:r>
-        <w:t xml:space="preserve"> различном хешировании</w:t>
-      </w:r>
-      <w:r>
-        <w:t>:</w:t>
-      </w:r>
-    </w:p>
-    <w:tbl>
-      <w:tblPr>
-        <w:tblStyle w:val="a4"/>
-        <w:tblW w:w="4994" w:type="pct"/>
-        <w:tblLook w:val="04A0" w:firstRow="1" w:lastRow="0" w:firstColumn="1" w:lastColumn="0" w:noHBand="0" w:noVBand="1"/>
-      </w:tblPr>
-      <w:tblGrid>
-        <w:gridCol w:w="9050"/>
-      </w:tblGrid>
-      <w:tr>
-        <w:tc>
-          <w:tcPr>
-            <w:tcW w:w="5000" w:type="pct"/>
-          </w:tcPr>
-          <w:p>
-            <w:pPr>
-              <w:widowControl/>
-              <w:tabs>
-                <w:tab w:val="left" w:pos="916"/>
-                <w:tab w:val="left" w:pos="1832"/>
-                <w:tab w:val="left" w:pos="2748"/>
-                <w:tab w:val="left" w:pos="3664"/>
-                <w:tab w:val="left" w:pos="4580"/>
-                <w:tab w:val="left" w:pos="5496"/>
-                <w:tab w:val="left" w:pos="6412"/>
-                <w:tab w:val="left" w:pos="7328"/>
-                <w:tab w:val="left" w:pos="8244"/>
-                <w:tab w:val="left" w:pos="9160"/>
-                <w:tab w:val="left" w:pos="10076"/>
-                <w:tab w:val="left" w:pos="10992"/>
-                <w:tab w:val="left" w:pos="11908"/>
-                <w:tab w:val="left" w:pos="12824"/>
-                <w:tab w:val="left" w:pos="13740"/>
-                <w:tab w:val="left" w:pos="14656"/>
-              </w:tabs>
-              <w:suppressAutoHyphens w:val="0"/>
-              <w:autoSpaceDN/>
-              <w:spacing w:line="244" w:lineRule="atLeast"/>
-              <w:jc w:val="left"/>
-              <w:rPr>
-                <w:rFonts w:ascii="Consolas" w:hAnsi="Consolas" w:cs="Courier New"/>
-                <w:color w:val="333333"/>
-                <w:sz w:val="20"/>
-                <w:lang w:val="en-US"/>
-              </w:rPr>
-            </w:pPr>
-            <w:r>
-              <w:rPr>
-                <w:rFonts w:ascii="Consolas" w:hAnsi="Consolas" w:cs="Courier New"/>
-                <w:b/>
-                <w:bCs/>
-                <w:color w:val="333333"/>
-                <w:sz w:val="20"/>
-                <w:lang w:val="en-US"/>
-              </w:rPr>
-              <w:t>typedef</w:t>
-            </w:r>
-            <w:r>
-              <w:rPr>
-                <w:rFonts w:ascii="Consolas" w:hAnsi="Consolas" w:cs="Courier New"/>
-                <w:color w:val="333333"/>
-                <w:sz w:val="20"/>
-                <w:lang w:val="en-US"/>
-              </w:rPr>
-              <w:t xml:space="preserve"> </w:t>
-            </w:r>
-            <w:r>
-              <w:rPr>
-                <w:rFonts w:ascii="Consolas" w:hAnsi="Consolas" w:cs="Courier New"/>
-                <w:b/>
-                <w:bCs/>
-                <w:color w:val="333333"/>
-                <w:sz w:val="20"/>
-                <w:lang w:val="en-US"/>
-              </w:rPr>
-              <w:t>struct</w:t>
-            </w:r>
-            <w:r>
-              <w:rPr>
-                <w:rFonts w:ascii="Consolas" w:hAnsi="Consolas" w:cs="Courier New"/>
-                <w:color w:val="333333"/>
-                <w:sz w:val="20"/>
-                <w:lang w:val="en-US"/>
-              </w:rPr>
-              <w:t xml:space="preserve"> </w:t>
-            </w:r>
-          </w:p>
-          <w:p>
-            <w:pPr>
-              <w:widowControl/>
-              <w:tabs>
-                <w:tab w:val="left" w:pos="916"/>
-                <w:tab w:val="left" w:pos="1832"/>
-                <w:tab w:val="left" w:pos="2748"/>
-                <w:tab w:val="left" w:pos="3664"/>
-                <w:tab w:val="left" w:pos="4580"/>
-                <w:tab w:val="left" w:pos="5496"/>
-                <w:tab w:val="left" w:pos="6412"/>
-                <w:tab w:val="left" w:pos="7328"/>
-                <w:tab w:val="left" w:pos="8244"/>
-                <w:tab w:val="left" w:pos="9160"/>
-                <w:tab w:val="left" w:pos="10076"/>
-                <w:tab w:val="left" w:pos="10992"/>
-                <w:tab w:val="left" w:pos="11908"/>
-                <w:tab w:val="left" w:pos="12824"/>
-                <w:tab w:val="left" w:pos="13740"/>
-                <w:tab w:val="left" w:pos="14656"/>
-              </w:tabs>
-              <w:suppressAutoHyphens w:val="0"/>
-              <w:autoSpaceDN/>
-              <w:spacing w:line="244" w:lineRule="atLeast"/>
-              <w:jc w:val="left"/>
-              <w:rPr>
-                <w:rFonts w:ascii="Consolas" w:hAnsi="Consolas" w:cs="Courier New"/>
-                <w:color w:val="333333"/>
-                <w:sz w:val="20"/>
-                <w:lang w:val="en-US"/>
-              </w:rPr>
-            </w:pPr>
-            <w:r>
-              <w:rPr>
-                <w:rFonts w:ascii="Consolas" w:hAnsi="Consolas" w:cs="Courier New"/>
-                <w:color w:val="333333"/>
-                <w:sz w:val="20"/>
-                <w:lang w:val="en-US"/>
-              </w:rPr>
-              <w:t>{</w:t>
-            </w:r>
-          </w:p>
-          <w:p>
-            <w:pPr>
-              <w:widowControl/>
-              <w:tabs>
-                <w:tab w:val="left" w:pos="916"/>
-                <w:tab w:val="left" w:pos="1832"/>
-                <w:tab w:val="left" w:pos="2748"/>
-                <w:tab w:val="left" w:pos="3664"/>
-                <w:tab w:val="left" w:pos="4580"/>
-                <w:tab w:val="left" w:pos="5496"/>
-                <w:tab w:val="left" w:pos="6412"/>
-                <w:tab w:val="left" w:pos="7328"/>
-                <w:tab w:val="left" w:pos="8244"/>
-                <w:tab w:val="left" w:pos="9160"/>
-                <w:tab w:val="left" w:pos="10076"/>
-                <w:tab w:val="left" w:pos="10992"/>
-                <w:tab w:val="left" w:pos="11908"/>
-                <w:tab w:val="left" w:pos="12824"/>
-                <w:tab w:val="left" w:pos="13740"/>
-                <w:tab w:val="left" w:pos="14656"/>
-              </w:tabs>
-              <w:suppressAutoHyphens w:val="0"/>
-              <w:autoSpaceDN/>
-              <w:spacing w:line="244" w:lineRule="atLeast"/>
-              <w:jc w:val="left"/>
-              <w:rPr>
-                <w:rFonts w:ascii="Consolas" w:hAnsi="Consolas" w:cs="Courier New"/>
-                <w:color w:val="333333"/>
-                <w:sz w:val="20"/>
-                <w:lang w:val="en-US"/>
-              </w:rPr>
-            </w:pPr>
-            <w:r>
-              <w:rPr>
-                <w:rFonts w:ascii="Consolas" w:hAnsi="Consolas" w:cs="Courier New"/>
-                <w:color w:val="333333"/>
-                <w:sz w:val="20"/>
-                <w:lang w:val="en-US"/>
-              </w:rPr>
-              <w:t xml:space="preserve">    </w:t>
-            </w:r>
-            <w:r>
-              <w:rPr>
-                <w:rFonts w:ascii="Consolas" w:hAnsi="Consolas" w:cs="Courier New"/>
-                <w:b/>
-                <w:bCs/>
-                <w:color w:val="445588"/>
-                <w:sz w:val="20"/>
-                <w:lang w:val="en-US"/>
-              </w:rPr>
-              <w:t>void</w:t>
-            </w:r>
-            <w:r>
-              <w:rPr>
-                <w:rFonts w:ascii="Consolas" w:hAnsi="Consolas" w:cs="Courier New"/>
-                <w:color w:val="333333"/>
-                <w:sz w:val="20"/>
-                <w:lang w:val="en-US"/>
-              </w:rPr>
-              <w:t xml:space="preserve"> </w:t>
-            </w:r>
-            <w:r>
-              <w:rPr>
-                <w:rFonts w:ascii="Consolas" w:hAnsi="Consolas" w:cs="Courier New"/>
-                <w:b/>
-                <w:bCs/>
-                <w:color w:val="333333"/>
-                <w:sz w:val="20"/>
-                <w:lang w:val="en-US"/>
-              </w:rPr>
-              <w:t>*</w:t>
-            </w:r>
-            <w:proofErr w:type="gramStart"/>
-            <w:r>
-              <w:rPr>
-                <w:rFonts w:ascii="Consolas" w:hAnsi="Consolas" w:cs="Courier New"/>
-                <w:color w:val="333333"/>
-                <w:sz w:val="20"/>
-                <w:lang w:val="en-US"/>
-              </w:rPr>
-              <w:t xml:space="preserve">data;  </w:t>
-            </w:r>
-            <w:r>
-              <w:rPr>
-                <w:rFonts w:ascii="Consolas" w:hAnsi="Consolas" w:cs="Courier New"/>
-                <w:i/>
-                <w:iCs/>
-                <w:color w:val="999988"/>
-                <w:sz w:val="20"/>
-                <w:lang w:val="en-US"/>
-              </w:rPr>
-              <w:t>/</w:t>
-            </w:r>
-            <w:proofErr w:type="gramEnd"/>
-            <w:r>
-              <w:rPr>
-                <w:rFonts w:ascii="Consolas" w:hAnsi="Consolas" w:cs="Courier New"/>
-                <w:i/>
-                <w:iCs/>
-                <w:color w:val="999988"/>
-                <w:sz w:val="20"/>
-                <w:lang w:val="en-US"/>
-              </w:rPr>
-              <w:t xml:space="preserve">/ </w:t>
-            </w:r>
-            <w:r>
-              <w:rPr>
-                <w:rFonts w:ascii="Consolas" w:hAnsi="Consolas" w:cs="Courier New"/>
-                <w:i/>
-                <w:iCs/>
-                <w:color w:val="999988"/>
-                <w:sz w:val="20"/>
-              </w:rPr>
-              <w:t>Данные</w:t>
-            </w:r>
-          </w:p>
-          <w:p>
-            <w:pPr>
-              <w:widowControl/>
-              <w:tabs>
-                <w:tab w:val="left" w:pos="916"/>
-                <w:tab w:val="left" w:pos="1832"/>
-                <w:tab w:val="left" w:pos="2748"/>
-                <w:tab w:val="left" w:pos="3664"/>
-                <w:tab w:val="left" w:pos="4580"/>
-                <w:tab w:val="left" w:pos="5496"/>
-                <w:tab w:val="left" w:pos="6412"/>
-                <w:tab w:val="left" w:pos="7328"/>
-                <w:tab w:val="left" w:pos="8244"/>
-                <w:tab w:val="left" w:pos="9160"/>
-                <w:tab w:val="left" w:pos="10076"/>
-                <w:tab w:val="left" w:pos="10992"/>
-                <w:tab w:val="left" w:pos="11908"/>
-                <w:tab w:val="left" w:pos="12824"/>
-                <w:tab w:val="left" w:pos="13740"/>
-                <w:tab w:val="left" w:pos="14656"/>
-              </w:tabs>
-              <w:suppressAutoHyphens w:val="0"/>
-              <w:autoSpaceDN/>
-              <w:spacing w:line="244" w:lineRule="atLeast"/>
-              <w:jc w:val="left"/>
-              <w:rPr>
-                <w:rFonts w:ascii="Consolas" w:hAnsi="Consolas" w:cs="Courier New"/>
-                <w:color w:val="333333"/>
-                <w:sz w:val="20"/>
-                <w:lang w:val="en-US"/>
-              </w:rPr>
-            </w:pPr>
-            <w:r>
-              <w:rPr>
-                <w:rFonts w:ascii="Consolas" w:hAnsi="Consolas" w:cs="Courier New"/>
-                <w:color w:val="333333"/>
-                <w:sz w:val="20"/>
-                <w:lang w:val="en-US"/>
-              </w:rPr>
-              <w:t xml:space="preserve">    </w:t>
-            </w:r>
-            <w:r>
-              <w:rPr>
-                <w:rFonts w:ascii="Consolas" w:hAnsi="Consolas" w:cs="Courier New"/>
-                <w:b/>
-                <w:bCs/>
-                <w:color w:val="445588"/>
-                <w:sz w:val="20"/>
-                <w:lang w:val="en-US"/>
-              </w:rPr>
-              <w:t>int</w:t>
-            </w:r>
-            <w:r>
-              <w:rPr>
-                <w:rFonts w:ascii="Consolas" w:hAnsi="Consolas" w:cs="Courier New"/>
-                <w:color w:val="333333"/>
-                <w:sz w:val="20"/>
-                <w:lang w:val="en-US"/>
-              </w:rPr>
-              <w:t xml:space="preserve"> </w:t>
-            </w:r>
-            <w:proofErr w:type="gramStart"/>
-            <w:r>
-              <w:rPr>
-                <w:rFonts w:ascii="Consolas" w:hAnsi="Consolas" w:cs="Courier New"/>
-                <w:color w:val="333333"/>
-                <w:sz w:val="20"/>
-                <w:lang w:val="en-US"/>
-              </w:rPr>
-              <w:t xml:space="preserve">size;  </w:t>
-            </w:r>
-            <w:r>
-              <w:rPr>
-                <w:rFonts w:ascii="Consolas" w:hAnsi="Consolas" w:cs="Courier New"/>
-                <w:color w:val="333333"/>
-                <w:sz w:val="20"/>
-                <w:lang w:val="en-US"/>
-              </w:rPr>
-              <w:t xml:space="preserve"> </w:t>
-            </w:r>
-            <w:proofErr w:type="gramEnd"/>
-            <w:r>
-              <w:rPr>
-                <w:rFonts w:ascii="Consolas" w:hAnsi="Consolas" w:cs="Courier New"/>
-                <w:color w:val="333333"/>
-                <w:sz w:val="20"/>
-                <w:lang w:val="en-US"/>
-              </w:rPr>
-              <w:t xml:space="preserve"> </w:t>
-            </w:r>
-            <w:r>
-              <w:rPr>
-                <w:rFonts w:ascii="Consolas" w:hAnsi="Consolas" w:cs="Courier New"/>
-                <w:i/>
-                <w:iCs/>
-                <w:color w:val="999988"/>
-                <w:sz w:val="20"/>
-                <w:lang w:val="en-US"/>
-              </w:rPr>
-              <w:t xml:space="preserve">// </w:t>
-            </w:r>
-            <w:r>
-              <w:rPr>
-                <w:rFonts w:ascii="Consolas" w:hAnsi="Consolas" w:cs="Courier New"/>
-                <w:i/>
-                <w:iCs/>
-                <w:color w:val="999988"/>
-                <w:sz w:val="20"/>
-              </w:rPr>
-              <w:t>Размер</w:t>
-            </w:r>
-            <w:r>
-              <w:rPr>
-                <w:rFonts w:ascii="Consolas" w:hAnsi="Consolas" w:cs="Courier New"/>
-                <w:i/>
-                <w:iCs/>
-                <w:color w:val="999988"/>
-                <w:sz w:val="20"/>
-                <w:lang w:val="en-US"/>
-              </w:rPr>
-              <w:t xml:space="preserve"> </w:t>
-            </w:r>
-            <w:r>
-              <w:rPr>
-                <w:rFonts w:ascii="Consolas" w:hAnsi="Consolas" w:cs="Courier New"/>
-                <w:i/>
-                <w:iCs/>
-                <w:color w:val="999988"/>
-                <w:sz w:val="20"/>
-              </w:rPr>
-              <w:t>таблицы</w:t>
-            </w:r>
-          </w:p>
-          <w:p>
-            <w:pPr>
-              <w:widowControl/>
-              <w:tabs>
-                <w:tab w:val="left" w:pos="916"/>
-                <w:tab w:val="left" w:pos="1832"/>
-                <w:tab w:val="left" w:pos="2748"/>
-                <w:tab w:val="left" w:pos="3664"/>
-                <w:tab w:val="left" w:pos="4580"/>
-                <w:tab w:val="left" w:pos="5496"/>
-                <w:tab w:val="left" w:pos="6412"/>
-                <w:tab w:val="left" w:pos="7328"/>
-                <w:tab w:val="left" w:pos="8244"/>
-                <w:tab w:val="left" w:pos="9160"/>
-                <w:tab w:val="left" w:pos="10076"/>
-                <w:tab w:val="left" w:pos="10992"/>
-                <w:tab w:val="left" w:pos="11908"/>
-                <w:tab w:val="left" w:pos="12824"/>
-                <w:tab w:val="left" w:pos="13740"/>
-                <w:tab w:val="left" w:pos="14656"/>
-              </w:tabs>
-              <w:suppressAutoHyphens w:val="0"/>
-              <w:autoSpaceDN/>
-              <w:spacing w:line="244" w:lineRule="atLeast"/>
-              <w:jc w:val="left"/>
-              <w:rPr>
-                <w:rFonts w:ascii="Courier New" w:hAnsi="Courier New" w:cs="Courier New"/>
-                <w:color w:val="333333"/>
-                <w:sz w:val="20"/>
-                <w:lang w:val="en-US"/>
-              </w:rPr>
-            </w:pPr>
-            <w:r>
-              <w:rPr>
-                <w:rFonts w:ascii="Consolas" w:hAnsi="Consolas" w:cs="Courier New"/>
-                <w:color w:val="333333"/>
-                <w:sz w:val="20"/>
-                <w:lang w:val="en-US"/>
-              </w:rPr>
-              <w:t xml:space="preserve">} </w:t>
-            </w:r>
-            <w:proofErr w:type="spellStart"/>
-            <w:r>
-              <w:rPr>
-                <w:rFonts w:ascii="Consolas" w:hAnsi="Consolas" w:cs="Courier New"/>
-                <w:b/>
-                <w:bCs/>
-                <w:color w:val="445588"/>
-                <w:sz w:val="20"/>
-                <w:lang w:val="en-US"/>
-              </w:rPr>
-              <w:t>hash_table_t</w:t>
-            </w:r>
-            <w:proofErr w:type="spellEnd"/>
-            <w:r>
-              <w:rPr>
-                <w:rFonts w:ascii="Consolas" w:hAnsi="Consolas" w:cs="Courier New"/>
-                <w:color w:val="333333"/>
-                <w:sz w:val="20"/>
-                <w:lang w:val="en-US"/>
-              </w:rPr>
-              <w:t>;</w:t>
-            </w:r>
-          </w:p>
-        </w:tc>
-      </w:tr>
-    </w:tbl>
-    <w:p>
-      <w:pPr>
-        <w:rPr>
-          <w:lang w:val="en-US"/>
-        </w:rPr>
-      </w:pPr>
-    </w:p>
-    <w:p>
-      <w:r>
-        <w:t>Тип данных, описывающий структуру для работы с</w:t>
-      </w:r>
-      <w:r>
-        <w:t>о сбалансированным двоичным деревом поиска</w:t>
-      </w:r>
-      <w:r>
-        <w:t>:</w:t>
-      </w:r>
-    </w:p>
-    <w:tbl>
-      <w:tblPr>
-        <w:tblStyle w:val="a4"/>
-        <w:tblW w:w="4994" w:type="pct"/>
-        <w:tblLook w:val="04A0" w:firstRow="1" w:lastRow="0" w:firstColumn="1" w:lastColumn="0" w:noHBand="0" w:noVBand="1"/>
-      </w:tblPr>
-      <w:tblGrid>
-        <w:gridCol w:w="9050"/>
-      </w:tblGrid>
-      <w:tr>
-        <w:tc>
-          <w:tcPr>
-            <w:tcW w:w="5000" w:type="pct"/>
-          </w:tcPr>
-          <w:p>
-            <w:pPr>
-              <w:widowControl/>
-              <w:tabs>
-                <w:tab w:val="left" w:pos="916"/>
-                <w:tab w:val="left" w:pos="1832"/>
-                <w:tab w:val="left" w:pos="2748"/>
-                <w:tab w:val="left" w:pos="3664"/>
-                <w:tab w:val="left" w:pos="4580"/>
-                <w:tab w:val="left" w:pos="5496"/>
-                <w:tab w:val="left" w:pos="6412"/>
-                <w:tab w:val="left" w:pos="7328"/>
-                <w:tab w:val="left" w:pos="8244"/>
-                <w:tab w:val="left" w:pos="9160"/>
-                <w:tab w:val="left" w:pos="10076"/>
-                <w:tab w:val="left" w:pos="10992"/>
-                <w:tab w:val="left" w:pos="11908"/>
-                <w:tab w:val="left" w:pos="12824"/>
-                <w:tab w:val="left" w:pos="13740"/>
-                <w:tab w:val="left" w:pos="14656"/>
-              </w:tabs>
-              <w:suppressAutoHyphens w:val="0"/>
-              <w:autoSpaceDN/>
-              <w:spacing w:line="244" w:lineRule="atLeast"/>
-              <w:jc w:val="left"/>
-              <w:rPr>
-                <w:rFonts w:ascii="Consolas" w:hAnsi="Consolas" w:cs="Courier New"/>
-                <w:color w:val="333333"/>
-                <w:sz w:val="20"/>
-                <w:lang w:val="en-US"/>
-              </w:rPr>
-            </w:pPr>
-            <w:r>
-              <w:rPr>
-                <w:rFonts w:ascii="Consolas" w:hAnsi="Consolas" w:cs="Courier New"/>
-                <w:b/>
-                <w:bCs/>
-                <w:color w:val="333333"/>
-                <w:sz w:val="20"/>
-                <w:lang w:val="en-US"/>
-              </w:rPr>
-              <w:t>typedef</w:t>
-            </w:r>
-            <w:r>
-              <w:rPr>
-                <w:rFonts w:ascii="Consolas" w:hAnsi="Consolas" w:cs="Courier New"/>
-                <w:color w:val="333333"/>
-                <w:sz w:val="20"/>
-                <w:lang w:val="en-US"/>
-              </w:rPr>
-              <w:t xml:space="preserve"> </w:t>
-            </w:r>
-            <w:r>
-              <w:rPr>
-                <w:rFonts w:ascii="Consolas" w:hAnsi="Consolas" w:cs="Courier New"/>
-                <w:b/>
-                <w:bCs/>
-                <w:color w:val="333333"/>
-                <w:sz w:val="20"/>
-                <w:lang w:val="en-US"/>
-              </w:rPr>
-              <w:t>struct</w:t>
-            </w:r>
-            <w:r>
-              <w:rPr>
-                <w:rFonts w:ascii="Consolas" w:hAnsi="Consolas" w:cs="Courier New"/>
-                <w:color w:val="333333"/>
-                <w:sz w:val="20"/>
-                <w:lang w:val="en-US"/>
-              </w:rPr>
-              <w:t xml:space="preserve"> </w:t>
-            </w:r>
-            <w:proofErr w:type="spellStart"/>
-            <w:r>
-              <w:rPr>
-                <w:rFonts w:ascii="Consolas" w:hAnsi="Consolas" w:cs="Courier New"/>
-                <w:color w:val="333333"/>
-                <w:sz w:val="20"/>
-                <w:lang w:val="en-US"/>
-              </w:rPr>
-              <w:t>balance_tree_node</w:t>
-            </w:r>
-            <w:proofErr w:type="spellEnd"/>
-          </w:p>
-          <w:p>
-            <w:pPr>
-              <w:widowControl/>
-              <w:tabs>
-                <w:tab w:val="left" w:pos="916"/>
-                <w:tab w:val="left" w:pos="1832"/>
-                <w:tab w:val="left" w:pos="2748"/>
-                <w:tab w:val="left" w:pos="3664"/>
-                <w:tab w:val="left" w:pos="4580"/>
-                <w:tab w:val="left" w:pos="5496"/>
-                <w:tab w:val="left" w:pos="6412"/>
-                <w:tab w:val="left" w:pos="7328"/>
-                <w:tab w:val="left" w:pos="8244"/>
-                <w:tab w:val="left" w:pos="9160"/>
-                <w:tab w:val="left" w:pos="10076"/>
-                <w:tab w:val="left" w:pos="10992"/>
-                <w:tab w:val="left" w:pos="11908"/>
-                <w:tab w:val="left" w:pos="12824"/>
-                <w:tab w:val="left" w:pos="13740"/>
-                <w:tab w:val="left" w:pos="14656"/>
-              </w:tabs>
-              <w:suppressAutoHyphens w:val="0"/>
-              <w:autoSpaceDN/>
-              <w:spacing w:line="244" w:lineRule="atLeast"/>
-              <w:jc w:val="left"/>
-              <w:rPr>
-                <w:rFonts w:ascii="Consolas" w:hAnsi="Consolas" w:cs="Courier New"/>
-                <w:color w:val="333333"/>
-                <w:sz w:val="20"/>
-                <w:lang w:val="en-US"/>
-              </w:rPr>
-            </w:pPr>
-            <w:r>
-              <w:rPr>
-                <w:rFonts w:ascii="Consolas" w:hAnsi="Consolas" w:cs="Courier New"/>
-                <w:color w:val="333333"/>
-                <w:sz w:val="20"/>
-                <w:lang w:val="en-US"/>
-              </w:rPr>
-              <w:t xml:space="preserve">{    </w:t>
-            </w:r>
-          </w:p>
-          <w:p>
-            <w:pPr>
-              <w:widowControl/>
-              <w:tabs>
-                <w:tab w:val="left" w:pos="916"/>
-                <w:tab w:val="left" w:pos="1832"/>
-                <w:tab w:val="left" w:pos="2748"/>
-                <w:tab w:val="left" w:pos="3664"/>
-                <w:tab w:val="left" w:pos="4580"/>
-                <w:tab w:val="left" w:pos="5496"/>
-                <w:tab w:val="left" w:pos="6412"/>
-                <w:tab w:val="left" w:pos="7328"/>
-                <w:tab w:val="left" w:pos="8244"/>
-                <w:tab w:val="left" w:pos="9160"/>
-                <w:tab w:val="left" w:pos="10076"/>
-                <w:tab w:val="left" w:pos="10992"/>
-                <w:tab w:val="left" w:pos="11908"/>
-                <w:tab w:val="left" w:pos="12824"/>
-                <w:tab w:val="left" w:pos="13740"/>
-                <w:tab w:val="left" w:pos="14656"/>
-              </w:tabs>
-              <w:suppressAutoHyphens w:val="0"/>
-              <w:autoSpaceDN/>
-              <w:spacing w:line="244" w:lineRule="atLeast"/>
-              <w:jc w:val="left"/>
-              <w:rPr>
-                <w:rFonts w:ascii="Consolas" w:hAnsi="Consolas" w:cs="Courier New"/>
-                <w:color w:val="333333"/>
-                <w:sz w:val="20"/>
-              </w:rPr>
-            </w:pPr>
-            <w:r>
-              <w:rPr>
-                <w:rFonts w:ascii="Consolas" w:hAnsi="Consolas" w:cs="Courier New"/>
-                <w:color w:val="333333"/>
-                <w:sz w:val="20"/>
-                <w:lang w:val="en-US"/>
-              </w:rPr>
-              <w:t xml:space="preserve">    </w:t>
-            </w:r>
-            <w:proofErr w:type="spellStart"/>
-            <w:r>
-              <w:rPr>
-                <w:rFonts w:ascii="Consolas" w:hAnsi="Consolas" w:cs="Courier New"/>
-                <w:b/>
-                <w:bCs/>
-                <w:color w:val="445588"/>
-                <w:sz w:val="20"/>
-              </w:rPr>
-              <w:t>char</w:t>
-            </w:r>
-            <w:proofErr w:type="spellEnd"/>
-            <w:r>
-              <w:rPr>
-                <w:rFonts w:ascii="Consolas" w:hAnsi="Consolas" w:cs="Courier New"/>
-                <w:color w:val="333333"/>
-                <w:sz w:val="20"/>
-              </w:rPr>
-              <w:t xml:space="preserve"> </w:t>
-            </w:r>
-            <w:r>
-              <w:rPr>
-                <w:rFonts w:ascii="Consolas" w:hAnsi="Consolas" w:cs="Courier New"/>
-                <w:b/>
-                <w:bCs/>
-                <w:color w:val="333333"/>
-                <w:sz w:val="20"/>
-              </w:rPr>
-              <w:t>*</w:t>
-            </w:r>
-            <w:proofErr w:type="spellStart"/>
-            <w:proofErr w:type="gramStart"/>
-            <w:r>
-              <w:rPr>
-                <w:rFonts w:ascii="Consolas" w:hAnsi="Consolas" w:cs="Courier New"/>
-                <w:color w:val="333333"/>
-                <w:sz w:val="20"/>
-              </w:rPr>
-              <w:t>keyword</w:t>
-            </w:r>
-            <w:proofErr w:type="spellEnd"/>
-            <w:r>
-              <w:rPr>
-                <w:rFonts w:ascii="Consolas" w:hAnsi="Consolas" w:cs="Courier New"/>
-                <w:color w:val="333333"/>
-                <w:sz w:val="20"/>
-              </w:rPr>
-              <w:t xml:space="preserve">;  </w:t>
-            </w:r>
-            <w:r>
-              <w:rPr>
-                <w:rFonts w:ascii="Consolas" w:hAnsi="Consolas" w:cs="Courier New"/>
-                <w:color w:val="333333"/>
-                <w:sz w:val="20"/>
-              </w:rPr>
-              <w:t xml:space="preserve"> </w:t>
-            </w:r>
-            <w:proofErr w:type="gramEnd"/>
-            <w:r>
-              <w:rPr>
-                <w:rFonts w:ascii="Consolas" w:hAnsi="Consolas" w:cs="Courier New"/>
-                <w:color w:val="333333"/>
-                <w:sz w:val="20"/>
-              </w:rPr>
-              <w:t xml:space="preserve">                 </w:t>
-            </w:r>
-            <w:r>
-              <w:rPr>
-                <w:rFonts w:ascii="Consolas" w:hAnsi="Consolas" w:cs="Courier New"/>
-                <w:i/>
-                <w:iCs/>
-                <w:color w:val="999988"/>
-                <w:sz w:val="20"/>
-              </w:rPr>
-              <w:t>// Ключевое слово</w:t>
-            </w:r>
-          </w:p>
-          <w:p>
-            <w:pPr>
-              <w:widowControl/>
-              <w:tabs>
-                <w:tab w:val="left" w:pos="916"/>
-                <w:tab w:val="left" w:pos="1832"/>
-                <w:tab w:val="left" w:pos="2748"/>
-                <w:tab w:val="left" w:pos="3664"/>
-                <w:tab w:val="left" w:pos="4580"/>
-                <w:tab w:val="left" w:pos="5496"/>
-                <w:tab w:val="left" w:pos="6412"/>
-                <w:tab w:val="left" w:pos="7328"/>
-                <w:tab w:val="left" w:pos="8244"/>
-                <w:tab w:val="left" w:pos="9160"/>
-                <w:tab w:val="left" w:pos="10076"/>
-                <w:tab w:val="left" w:pos="10992"/>
-                <w:tab w:val="left" w:pos="11908"/>
-                <w:tab w:val="left" w:pos="12824"/>
-                <w:tab w:val="left" w:pos="13740"/>
-                <w:tab w:val="left" w:pos="14656"/>
-              </w:tabs>
-              <w:suppressAutoHyphens w:val="0"/>
-              <w:autoSpaceDN/>
-              <w:spacing w:line="244" w:lineRule="atLeast"/>
-              <w:jc w:val="left"/>
-              <w:rPr>
-                <w:rFonts w:ascii="Consolas" w:hAnsi="Consolas" w:cs="Courier New"/>
-                <w:color w:val="333333"/>
-                <w:sz w:val="20"/>
-              </w:rPr>
-            </w:pPr>
-            <w:r>
-              <w:rPr>
-                <w:rFonts w:ascii="Consolas" w:hAnsi="Consolas" w:cs="Courier New"/>
-                <w:color w:val="333333"/>
-                <w:sz w:val="20"/>
-              </w:rPr>
-              <w:t xml:space="preserve">    </w:t>
-            </w:r>
-            <w:proofErr w:type="spellStart"/>
-            <w:r>
-              <w:rPr>
-                <w:rFonts w:ascii="Consolas" w:hAnsi="Consolas" w:cs="Courier New"/>
-                <w:b/>
-                <w:bCs/>
-                <w:color w:val="445588"/>
-                <w:sz w:val="20"/>
-              </w:rPr>
-              <w:t>int</w:t>
-            </w:r>
-            <w:proofErr w:type="spellEnd"/>
-            <w:r>
-              <w:rPr>
-                <w:rFonts w:ascii="Consolas" w:hAnsi="Consolas" w:cs="Courier New"/>
-                <w:color w:val="333333"/>
-                <w:sz w:val="20"/>
-              </w:rPr>
-              <w:t xml:space="preserve"> </w:t>
-            </w:r>
-            <w:proofErr w:type="spellStart"/>
-            <w:proofErr w:type="gramStart"/>
-            <w:r>
-              <w:rPr>
-                <w:rFonts w:ascii="Consolas" w:hAnsi="Consolas" w:cs="Courier New"/>
-                <w:color w:val="333333"/>
-                <w:sz w:val="20"/>
-              </w:rPr>
-              <w:t>height</w:t>
-            </w:r>
-            <w:proofErr w:type="spellEnd"/>
-            <w:r>
-              <w:rPr>
-                <w:rFonts w:ascii="Consolas" w:hAnsi="Consolas" w:cs="Courier New"/>
-                <w:color w:val="333333"/>
-                <w:sz w:val="20"/>
-              </w:rPr>
-              <w:t xml:space="preserve">;  </w:t>
-            </w:r>
-            <w:r>
-              <w:rPr>
-                <w:rFonts w:ascii="Consolas" w:hAnsi="Consolas" w:cs="Courier New"/>
-                <w:color w:val="333333"/>
-                <w:sz w:val="20"/>
-              </w:rPr>
-              <w:t xml:space="preserve"> </w:t>
-            </w:r>
-            <w:proofErr w:type="gramEnd"/>
-            <w:r>
-              <w:rPr>
-                <w:rFonts w:ascii="Consolas" w:hAnsi="Consolas" w:cs="Courier New"/>
-                <w:color w:val="333333"/>
-                <w:sz w:val="20"/>
-              </w:rPr>
-              <w:t xml:space="preserve">  </w:t>
-            </w:r>
-            <w:r>
-              <w:rPr>
-                <w:rFonts w:ascii="Consolas" w:hAnsi="Consolas" w:cs="Courier New"/>
-                <w:color w:val="333333"/>
-                <w:sz w:val="20"/>
-              </w:rPr>
-              <w:t xml:space="preserve">                  </w:t>
-            </w:r>
-            <w:r>
-              <w:rPr>
-                <w:rFonts w:ascii="Consolas" w:hAnsi="Consolas" w:cs="Courier New"/>
-                <w:i/>
-                <w:iCs/>
-                <w:color w:val="999988"/>
-                <w:sz w:val="20"/>
-              </w:rPr>
-              <w:t>// Максимальная высота</w:t>
-            </w:r>
-          </w:p>
-          <w:p>
-            <w:pPr>
-              <w:widowControl/>
-              <w:tabs>
-                <w:tab w:val="left" w:pos="916"/>
-                <w:tab w:val="left" w:pos="1832"/>
-                <w:tab w:val="left" w:pos="2748"/>
-                <w:tab w:val="left" w:pos="3664"/>
-                <w:tab w:val="left" w:pos="4580"/>
-                <w:tab w:val="left" w:pos="5496"/>
-                <w:tab w:val="left" w:pos="6412"/>
-                <w:tab w:val="left" w:pos="7328"/>
-                <w:tab w:val="left" w:pos="8244"/>
-                <w:tab w:val="left" w:pos="9160"/>
-                <w:tab w:val="left" w:pos="10076"/>
-                <w:tab w:val="left" w:pos="10992"/>
-                <w:tab w:val="left" w:pos="11908"/>
-                <w:tab w:val="left" w:pos="12824"/>
-                <w:tab w:val="left" w:pos="13740"/>
-                <w:tab w:val="left" w:pos="14656"/>
-              </w:tabs>
-              <w:suppressAutoHyphens w:val="0"/>
-              <w:autoSpaceDN/>
-              <w:spacing w:line="244" w:lineRule="atLeast"/>
-              <w:jc w:val="left"/>
-              <w:rPr>
-                <w:rFonts w:ascii="Consolas" w:hAnsi="Consolas" w:cs="Courier New"/>
-                <w:color w:val="333333"/>
-                <w:sz w:val="20"/>
-              </w:rPr>
-            </w:pPr>
-          </w:p>
-          <w:p>
-            <w:pPr>
-              <w:widowControl/>
-              <w:tabs>
-                <w:tab w:val="left" w:pos="916"/>
-                <w:tab w:val="left" w:pos="1832"/>
-                <w:tab w:val="left" w:pos="2748"/>
-                <w:tab w:val="left" w:pos="3664"/>
-                <w:tab w:val="left" w:pos="4580"/>
-                <w:tab w:val="left" w:pos="5496"/>
-                <w:tab w:val="left" w:pos="6412"/>
-                <w:tab w:val="left" w:pos="7328"/>
-                <w:tab w:val="left" w:pos="8244"/>
-                <w:tab w:val="left" w:pos="9160"/>
-                <w:tab w:val="left" w:pos="10076"/>
-                <w:tab w:val="left" w:pos="10992"/>
-                <w:tab w:val="left" w:pos="11908"/>
-                <w:tab w:val="left" w:pos="12824"/>
-                <w:tab w:val="left" w:pos="13740"/>
-                <w:tab w:val="left" w:pos="14656"/>
-              </w:tabs>
-              <w:suppressAutoHyphens w:val="0"/>
-              <w:autoSpaceDN/>
-              <w:spacing w:line="244" w:lineRule="atLeast"/>
-              <w:jc w:val="left"/>
-              <w:rPr>
-                <w:rFonts w:ascii="Consolas" w:hAnsi="Consolas" w:cs="Courier New"/>
-                <w:color w:val="333333"/>
-                <w:sz w:val="20"/>
-              </w:rPr>
-            </w:pPr>
-            <w:r>
-              <w:rPr>
-                <w:rFonts w:ascii="Consolas" w:hAnsi="Consolas" w:cs="Courier New"/>
-                <w:color w:val="333333"/>
-                <w:sz w:val="20"/>
-              </w:rPr>
-              <w:t xml:space="preserve">    </w:t>
-            </w:r>
-            <w:proofErr w:type="spellStart"/>
-            <w:r>
-              <w:rPr>
-                <w:rFonts w:ascii="Consolas" w:hAnsi="Consolas" w:cs="Courier New"/>
-                <w:b/>
-                <w:bCs/>
-                <w:color w:val="333333"/>
-                <w:sz w:val="20"/>
-              </w:rPr>
-              <w:t>struct</w:t>
-            </w:r>
-            <w:proofErr w:type="spellEnd"/>
-            <w:r>
-              <w:rPr>
-                <w:rFonts w:ascii="Consolas" w:hAnsi="Consolas" w:cs="Courier New"/>
-                <w:color w:val="333333"/>
-                <w:sz w:val="20"/>
-              </w:rPr>
-              <w:t xml:space="preserve"> </w:t>
-            </w:r>
-            <w:proofErr w:type="spellStart"/>
-            <w:r>
-              <w:rPr>
-                <w:rFonts w:ascii="Consolas" w:hAnsi="Consolas" w:cs="Courier New"/>
-                <w:color w:val="333333"/>
-                <w:sz w:val="20"/>
-              </w:rPr>
-              <w:t>balance_tree_node</w:t>
-            </w:r>
-            <w:proofErr w:type="spellEnd"/>
-            <w:r>
-              <w:rPr>
-                <w:rFonts w:ascii="Consolas" w:hAnsi="Consolas" w:cs="Courier New"/>
-                <w:color w:val="333333"/>
-                <w:sz w:val="20"/>
-              </w:rPr>
-              <w:t xml:space="preserve"> </w:t>
-            </w:r>
-            <w:r>
-              <w:rPr>
-                <w:rFonts w:ascii="Consolas" w:hAnsi="Consolas" w:cs="Courier New"/>
-                <w:b/>
-                <w:bCs/>
-                <w:color w:val="333333"/>
-                <w:sz w:val="20"/>
-              </w:rPr>
-              <w:t>*</w:t>
-            </w:r>
-            <w:proofErr w:type="spellStart"/>
-            <w:proofErr w:type="gramStart"/>
-            <w:r>
-              <w:rPr>
-                <w:rFonts w:ascii="Consolas" w:hAnsi="Consolas" w:cs="Courier New"/>
-                <w:color w:val="333333"/>
-                <w:sz w:val="20"/>
-              </w:rPr>
-              <w:t>left</w:t>
-            </w:r>
-            <w:proofErr w:type="spellEnd"/>
-            <w:r>
-              <w:rPr>
-                <w:rFonts w:ascii="Consolas" w:hAnsi="Consolas" w:cs="Courier New"/>
-                <w:color w:val="333333"/>
-                <w:sz w:val="20"/>
-              </w:rPr>
-              <w:t xml:space="preserve">;  </w:t>
-            </w:r>
-            <w:r>
-              <w:rPr>
-                <w:rFonts w:ascii="Consolas" w:hAnsi="Consolas" w:cs="Courier New"/>
-                <w:color w:val="333333"/>
-                <w:sz w:val="20"/>
-              </w:rPr>
-              <w:t xml:space="preserve"> </w:t>
-            </w:r>
-            <w:proofErr w:type="gramEnd"/>
-            <w:r>
-              <w:rPr>
-                <w:rFonts w:ascii="Consolas" w:hAnsi="Consolas" w:cs="Courier New"/>
-                <w:i/>
-                <w:iCs/>
-                <w:color w:val="999988"/>
-                <w:sz w:val="20"/>
-              </w:rPr>
-              <w:t>// Указатель на левого потомка</w:t>
-            </w:r>
-          </w:p>
-          <w:p>
-            <w:pPr>
-              <w:widowControl/>
-              <w:tabs>
-                <w:tab w:val="left" w:pos="916"/>
-                <w:tab w:val="left" w:pos="1832"/>
-                <w:tab w:val="left" w:pos="2748"/>
-                <w:tab w:val="left" w:pos="3664"/>
-                <w:tab w:val="left" w:pos="4580"/>
-                <w:tab w:val="left" w:pos="5496"/>
-                <w:tab w:val="left" w:pos="6412"/>
-                <w:tab w:val="left" w:pos="7328"/>
-                <w:tab w:val="left" w:pos="8244"/>
-                <w:tab w:val="left" w:pos="9160"/>
-                <w:tab w:val="left" w:pos="10076"/>
-                <w:tab w:val="left" w:pos="10992"/>
-                <w:tab w:val="left" w:pos="11908"/>
-                <w:tab w:val="left" w:pos="12824"/>
-                <w:tab w:val="left" w:pos="13740"/>
-                <w:tab w:val="left" w:pos="14656"/>
-              </w:tabs>
-              <w:suppressAutoHyphens w:val="0"/>
-              <w:autoSpaceDN/>
-              <w:spacing w:line="244" w:lineRule="atLeast"/>
-              <w:jc w:val="left"/>
-              <w:rPr>
-                <w:rFonts w:ascii="Consolas" w:hAnsi="Consolas" w:cs="Courier New"/>
-                <w:color w:val="333333"/>
-                <w:sz w:val="20"/>
-              </w:rPr>
-            </w:pPr>
-            <w:r>
-              <w:rPr>
-                <w:rFonts w:ascii="Consolas" w:hAnsi="Consolas" w:cs="Courier New"/>
-                <w:color w:val="333333"/>
-                <w:sz w:val="20"/>
-              </w:rPr>
-              <w:t xml:space="preserve">    </w:t>
-            </w:r>
-            <w:proofErr w:type="spellStart"/>
-            <w:r>
-              <w:rPr>
-                <w:rFonts w:ascii="Consolas" w:hAnsi="Consolas" w:cs="Courier New"/>
-                <w:b/>
-                <w:bCs/>
-                <w:color w:val="333333"/>
-                <w:sz w:val="20"/>
-              </w:rPr>
-              <w:t>struct</w:t>
-            </w:r>
-            <w:proofErr w:type="spellEnd"/>
-            <w:r>
-              <w:rPr>
-                <w:rFonts w:ascii="Consolas" w:hAnsi="Consolas" w:cs="Courier New"/>
-                <w:color w:val="333333"/>
-                <w:sz w:val="20"/>
-              </w:rPr>
-              <w:t xml:space="preserve"> </w:t>
-            </w:r>
-            <w:proofErr w:type="spellStart"/>
-            <w:r>
-              <w:rPr>
-                <w:rFonts w:ascii="Consolas" w:hAnsi="Consolas" w:cs="Courier New"/>
-                <w:color w:val="333333"/>
-                <w:sz w:val="20"/>
-              </w:rPr>
-              <w:t>balance_tree_node</w:t>
-            </w:r>
-            <w:proofErr w:type="spellEnd"/>
-            <w:r>
-              <w:rPr>
-                <w:rFonts w:ascii="Consolas" w:hAnsi="Consolas" w:cs="Courier New"/>
-                <w:color w:val="333333"/>
-                <w:sz w:val="20"/>
-              </w:rPr>
-              <w:t xml:space="preserve"> </w:t>
-            </w:r>
-            <w:r>
-              <w:rPr>
-                <w:rFonts w:ascii="Consolas" w:hAnsi="Consolas" w:cs="Courier New"/>
-                <w:b/>
-                <w:bCs/>
-                <w:color w:val="333333"/>
-                <w:sz w:val="20"/>
-              </w:rPr>
-              <w:t>*</w:t>
-            </w:r>
-            <w:proofErr w:type="spellStart"/>
-            <w:proofErr w:type="gramStart"/>
-            <w:r>
-              <w:rPr>
-                <w:rFonts w:ascii="Consolas" w:hAnsi="Consolas" w:cs="Courier New"/>
-                <w:color w:val="333333"/>
-                <w:sz w:val="20"/>
-              </w:rPr>
-              <w:t>right</w:t>
-            </w:r>
-            <w:proofErr w:type="spellEnd"/>
-            <w:r>
-              <w:rPr>
-                <w:rFonts w:ascii="Consolas" w:hAnsi="Consolas" w:cs="Courier New"/>
-                <w:color w:val="333333"/>
-                <w:sz w:val="20"/>
-              </w:rPr>
-              <w:t xml:space="preserve">;  </w:t>
-            </w:r>
-            <w:r>
-              <w:rPr>
-                <w:rFonts w:ascii="Consolas" w:hAnsi="Consolas" w:cs="Courier New"/>
-                <w:i/>
-                <w:iCs/>
-                <w:color w:val="999988"/>
-                <w:sz w:val="20"/>
-              </w:rPr>
-              <w:t>/</w:t>
-            </w:r>
-            <w:proofErr w:type="gramEnd"/>
-            <w:r>
-              <w:rPr>
-                <w:rFonts w:ascii="Consolas" w:hAnsi="Consolas" w:cs="Courier New"/>
-                <w:i/>
-                <w:iCs/>
-                <w:color w:val="999988"/>
-                <w:sz w:val="20"/>
-              </w:rPr>
-              <w:t>/ Указатель на правого потомка</w:t>
-            </w:r>
-          </w:p>
-          <w:p>
-            <w:pPr>
-              <w:widowControl/>
-              <w:tabs>
-                <w:tab w:val="left" w:pos="916"/>
-                <w:tab w:val="left" w:pos="1832"/>
-                <w:tab w:val="left" w:pos="2748"/>
-                <w:tab w:val="left" w:pos="3664"/>
-                <w:tab w:val="left" w:pos="4580"/>
-                <w:tab w:val="left" w:pos="5496"/>
-                <w:tab w:val="left" w:pos="6412"/>
-                <w:tab w:val="left" w:pos="7328"/>
-                <w:tab w:val="left" w:pos="8244"/>
-                <w:tab w:val="left" w:pos="9160"/>
-                <w:tab w:val="left" w:pos="10076"/>
-                <w:tab w:val="left" w:pos="10992"/>
-                <w:tab w:val="left" w:pos="11908"/>
-                <w:tab w:val="left" w:pos="12824"/>
-                <w:tab w:val="left" w:pos="13740"/>
-                <w:tab w:val="left" w:pos="14656"/>
-              </w:tabs>
-              <w:suppressAutoHyphens w:val="0"/>
-              <w:autoSpaceDN/>
-              <w:spacing w:line="244" w:lineRule="atLeast"/>
-              <w:jc w:val="left"/>
-              <w:rPr>
-                <w:rFonts w:ascii="Courier New" w:hAnsi="Courier New" w:cs="Courier New"/>
-                <w:color w:val="333333"/>
-                <w:sz w:val="20"/>
-              </w:rPr>
-            </w:pPr>
-            <w:r>
-              <w:rPr>
-                <w:rFonts w:ascii="Consolas" w:hAnsi="Consolas" w:cs="Courier New"/>
-                <w:color w:val="333333"/>
-                <w:sz w:val="20"/>
-              </w:rPr>
-              <w:t xml:space="preserve">} </w:t>
-            </w:r>
-            <w:proofErr w:type="spellStart"/>
-            <w:r>
-              <w:rPr>
-                <w:rFonts w:ascii="Consolas" w:hAnsi="Consolas" w:cs="Courier New"/>
-                <w:b/>
-                <w:bCs/>
-                <w:color w:val="445588"/>
-                <w:sz w:val="20"/>
-              </w:rPr>
-              <w:t>balance_tree_node_t</w:t>
-            </w:r>
-            <w:proofErr w:type="spellEnd"/>
-            <w:r>
-              <w:rPr>
-                <w:rFonts w:ascii="Consolas" w:hAnsi="Consolas" w:cs="Courier New"/>
-                <w:color w:val="333333"/>
-                <w:sz w:val="20"/>
-              </w:rPr>
-              <w:t>;</w:t>
-            </w:r>
-          </w:p>
-        </w:tc>
-      </w:tr>
-    </w:tbl>
-    <w:p>
-      <w:pPr>
-        <w:rPr>
-          <w:lang w:val="en-US"/>
-        </w:rPr>
-      </w:pPr>
-    </w:p>
-    <w:p>
-      <w:r>
-        <w:t>Тип данных, описывающий структуру для работы с</w:t>
-      </w:r>
-      <w:r>
-        <w:t xml:space="preserve"> </w:t>
-      </w:r>
-      <w:r>
-        <w:t>двоичным деревом поиска</w:t>
-      </w:r>
-      <w:r>
-        <w:t>:</w:t>
-      </w:r>
-    </w:p>
-    <w:tbl>
-      <w:tblPr>
-        <w:tblStyle w:val="a4"/>
-        <w:tblW w:w="4994" w:type="pct"/>
-        <w:tblLook w:val="04A0" w:firstRow="1" w:lastRow="0" w:firstColumn="1" w:lastColumn="0" w:noHBand="0" w:noVBand="1"/>
-      </w:tblPr>
-      <w:tblGrid>
-        <w:gridCol w:w="9050"/>
-      </w:tblGrid>
-      <w:tr>
-        <w:tc>
-          <w:tcPr>
-            <w:tcW w:w="5000" w:type="pct"/>
-          </w:tcPr>
-          <w:p>
-            <w:pPr>
-              <w:widowControl/>
-              <w:tabs>
-                <w:tab w:val="left" w:pos="916"/>
-                <w:tab w:val="left" w:pos="1832"/>
-                <w:tab w:val="left" w:pos="2748"/>
-                <w:tab w:val="left" w:pos="3664"/>
-                <w:tab w:val="left" w:pos="4580"/>
-                <w:tab w:val="left" w:pos="5496"/>
-                <w:tab w:val="left" w:pos="6412"/>
-                <w:tab w:val="left" w:pos="7328"/>
-                <w:tab w:val="left" w:pos="8244"/>
-                <w:tab w:val="left" w:pos="9160"/>
-                <w:tab w:val="left" w:pos="10076"/>
-                <w:tab w:val="left" w:pos="10992"/>
-                <w:tab w:val="left" w:pos="11908"/>
-                <w:tab w:val="left" w:pos="12824"/>
-                <w:tab w:val="left" w:pos="13740"/>
-                <w:tab w:val="left" w:pos="14656"/>
-              </w:tabs>
-              <w:suppressAutoHyphens w:val="0"/>
-              <w:autoSpaceDN/>
-              <w:spacing w:line="244" w:lineRule="atLeast"/>
-              <w:jc w:val="left"/>
-              <w:rPr>
-                <w:rFonts w:ascii="Consolas" w:hAnsi="Consolas" w:cs="Courier New"/>
-                <w:color w:val="333333"/>
-                <w:sz w:val="20"/>
-                <w:lang w:val="en-US"/>
-              </w:rPr>
-            </w:pPr>
-            <w:r>
-              <w:rPr>
-                <w:rFonts w:ascii="Consolas" w:hAnsi="Consolas" w:cs="Courier New"/>
-                <w:b/>
-                <w:bCs/>
-                <w:color w:val="333333"/>
-                <w:sz w:val="20"/>
-                <w:lang w:val="en-US"/>
-              </w:rPr>
-              <w:t>typedef</w:t>
-            </w:r>
-            <w:r>
-              <w:rPr>
-                <w:rFonts w:ascii="Consolas" w:hAnsi="Consolas" w:cs="Courier New"/>
-                <w:color w:val="333333"/>
-                <w:sz w:val="20"/>
-                <w:lang w:val="en-US"/>
-              </w:rPr>
-              <w:t xml:space="preserve"> </w:t>
-            </w:r>
-            <w:r>
-              <w:rPr>
-                <w:rFonts w:ascii="Consolas" w:hAnsi="Consolas" w:cs="Courier New"/>
-                <w:b/>
-                <w:bCs/>
-                <w:color w:val="333333"/>
-                <w:sz w:val="20"/>
-                <w:lang w:val="en-US"/>
-              </w:rPr>
-              <w:t>struct</w:t>
-            </w:r>
-            <w:r>
-              <w:rPr>
-                <w:rFonts w:ascii="Consolas" w:hAnsi="Consolas" w:cs="Courier New"/>
-                <w:color w:val="333333"/>
-                <w:sz w:val="20"/>
-                <w:lang w:val="en-US"/>
-              </w:rPr>
-              <w:t xml:space="preserve"> </w:t>
-            </w:r>
-            <w:proofErr w:type="spellStart"/>
-            <w:r>
-              <w:rPr>
-                <w:rFonts w:ascii="Consolas" w:hAnsi="Consolas" w:cs="Courier New"/>
-                <w:color w:val="333333"/>
-                <w:sz w:val="20"/>
-                <w:lang w:val="en-US"/>
-              </w:rPr>
-              <w:t>tree_node</w:t>
-            </w:r>
-            <w:proofErr w:type="spellEnd"/>
-          </w:p>
-          <w:p>
-            <w:pPr>
-              <w:widowControl/>
-              <w:tabs>
-                <w:tab w:val="left" w:pos="916"/>
-                <w:tab w:val="left" w:pos="1832"/>
-                <w:tab w:val="left" w:pos="2748"/>
-                <w:tab w:val="left" w:pos="3664"/>
-                <w:tab w:val="left" w:pos="4580"/>
-                <w:tab w:val="left" w:pos="5496"/>
-                <w:tab w:val="left" w:pos="6412"/>
-                <w:tab w:val="left" w:pos="7328"/>
-                <w:tab w:val="left" w:pos="8244"/>
-                <w:tab w:val="left" w:pos="9160"/>
-                <w:tab w:val="left" w:pos="10076"/>
-                <w:tab w:val="left" w:pos="10992"/>
-                <w:tab w:val="left" w:pos="11908"/>
-                <w:tab w:val="left" w:pos="12824"/>
-                <w:tab w:val="left" w:pos="13740"/>
-                <w:tab w:val="left" w:pos="14656"/>
-              </w:tabs>
-              <w:suppressAutoHyphens w:val="0"/>
-              <w:autoSpaceDN/>
-              <w:spacing w:line="244" w:lineRule="atLeast"/>
-              <w:jc w:val="left"/>
-              <w:rPr>
-                <w:rFonts w:ascii="Consolas" w:hAnsi="Consolas" w:cs="Courier New"/>
-                <w:color w:val="333333"/>
-                <w:sz w:val="20"/>
-                <w:lang w:val="en-US"/>
-              </w:rPr>
-            </w:pPr>
-            <w:r>
-              <w:rPr>
-                <w:rFonts w:ascii="Consolas" w:hAnsi="Consolas" w:cs="Courier New"/>
-                <w:color w:val="333333"/>
-                <w:sz w:val="20"/>
-                <w:lang w:val="en-US"/>
-              </w:rPr>
-              <w:t>{</w:t>
-            </w:r>
-          </w:p>
-          <w:p>
-            <w:pPr>
-              <w:widowControl/>
-              <w:tabs>
-                <w:tab w:val="left" w:pos="916"/>
-                <w:tab w:val="left" w:pos="1832"/>
-                <w:tab w:val="left" w:pos="2748"/>
-                <w:tab w:val="left" w:pos="3664"/>
-                <w:tab w:val="left" w:pos="4580"/>
-                <w:tab w:val="left" w:pos="5496"/>
-                <w:tab w:val="left" w:pos="6412"/>
-                <w:tab w:val="left" w:pos="7328"/>
-                <w:tab w:val="left" w:pos="8244"/>
-                <w:tab w:val="left" w:pos="9160"/>
-                <w:tab w:val="left" w:pos="10076"/>
-                <w:tab w:val="left" w:pos="10992"/>
-                <w:tab w:val="left" w:pos="11908"/>
-                <w:tab w:val="left" w:pos="12824"/>
-                <w:tab w:val="left" w:pos="13740"/>
-                <w:tab w:val="left" w:pos="14656"/>
-              </w:tabs>
-              <w:suppressAutoHyphens w:val="0"/>
-              <w:autoSpaceDN/>
-              <w:spacing w:line="244" w:lineRule="atLeast"/>
-              <w:jc w:val="left"/>
-              <w:rPr>
-                <w:rFonts w:ascii="Consolas" w:hAnsi="Consolas" w:cs="Courier New"/>
-                <w:color w:val="333333"/>
-                <w:sz w:val="20"/>
-                <w:lang w:val="en-US"/>
-              </w:rPr>
-            </w:pPr>
-            <w:r>
-              <w:rPr>
-                <w:rFonts w:ascii="Consolas" w:hAnsi="Consolas" w:cs="Courier New"/>
-                <w:color w:val="333333"/>
-                <w:sz w:val="20"/>
-                <w:lang w:val="en-US"/>
-              </w:rPr>
-              <w:t xml:space="preserve">    </w:t>
-            </w:r>
-            <w:r>
-              <w:rPr>
-                <w:rFonts w:ascii="Consolas" w:hAnsi="Consolas" w:cs="Courier New"/>
-                <w:b/>
-                <w:bCs/>
-                <w:color w:val="445588"/>
-                <w:sz w:val="20"/>
-                <w:lang w:val="en-US"/>
-              </w:rPr>
-              <w:t>char</w:t>
-            </w:r>
-            <w:r>
-              <w:rPr>
-                <w:rFonts w:ascii="Consolas" w:hAnsi="Consolas" w:cs="Courier New"/>
-                <w:color w:val="333333"/>
-                <w:sz w:val="20"/>
-                <w:lang w:val="en-US"/>
-              </w:rPr>
-              <w:t xml:space="preserve"> </w:t>
-            </w:r>
-            <w:r>
-              <w:rPr>
-                <w:rFonts w:ascii="Consolas" w:hAnsi="Consolas" w:cs="Courier New"/>
-                <w:b/>
-                <w:bCs/>
-                <w:color w:val="333333"/>
-                <w:sz w:val="20"/>
-                <w:lang w:val="en-US"/>
-              </w:rPr>
-              <w:t>*</w:t>
-            </w:r>
-            <w:proofErr w:type="gramStart"/>
-            <w:r>
-              <w:rPr>
-                <w:rFonts w:ascii="Consolas" w:hAnsi="Consolas" w:cs="Courier New"/>
-                <w:color w:val="333333"/>
-                <w:sz w:val="20"/>
-                <w:lang w:val="en-US"/>
-              </w:rPr>
-              <w:t>value</w:t>
-            </w:r>
-            <w:r>
-              <w:rPr>
-                <w:rFonts w:ascii="Consolas" w:hAnsi="Consolas" w:cs="Courier New"/>
-                <w:color w:val="333333"/>
-                <w:sz w:val="20"/>
-                <w:lang w:val="en-US"/>
-              </w:rPr>
-              <w:t xml:space="preserve">;   </w:t>
-            </w:r>
-            <w:proofErr w:type="gramEnd"/>
-            <w:r>
-              <w:rPr>
-                <w:rFonts w:ascii="Consolas" w:hAnsi="Consolas" w:cs="Courier New"/>
-                <w:color w:val="333333"/>
-                <w:sz w:val="20"/>
-                <w:lang w:val="en-US"/>
-              </w:rPr>
-              <w:t xml:space="preserve">           </w:t>
-            </w:r>
-            <w:r>
-              <w:rPr>
-                <w:rFonts w:ascii="Consolas" w:hAnsi="Consolas" w:cs="Courier New"/>
-                <w:i/>
-                <w:iCs/>
-                <w:color w:val="999988"/>
-                <w:sz w:val="20"/>
-                <w:lang w:val="en-US"/>
-              </w:rPr>
-              <w:t xml:space="preserve">// </w:t>
-            </w:r>
-            <w:r>
-              <w:rPr>
-                <w:rFonts w:ascii="Consolas" w:hAnsi="Consolas" w:cs="Courier New"/>
-                <w:i/>
-                <w:iCs/>
-                <w:color w:val="999988"/>
-                <w:sz w:val="20"/>
-              </w:rPr>
-              <w:t>Ключевое</w:t>
-            </w:r>
-            <w:r>
-              <w:rPr>
-                <w:rFonts w:ascii="Consolas" w:hAnsi="Consolas" w:cs="Courier New"/>
-                <w:i/>
-                <w:iCs/>
-                <w:color w:val="999988"/>
-                <w:sz w:val="20"/>
-                <w:lang w:val="en-US"/>
-              </w:rPr>
-              <w:t xml:space="preserve"> </w:t>
-            </w:r>
-            <w:r>
-              <w:rPr>
-                <w:rFonts w:ascii="Consolas" w:hAnsi="Consolas" w:cs="Courier New"/>
-                <w:i/>
-                <w:iCs/>
-                <w:color w:val="999988"/>
-                <w:sz w:val="20"/>
-              </w:rPr>
-              <w:t>слово</w:t>
-            </w:r>
-          </w:p>
-          <w:p>
-            <w:pPr>
-              <w:widowControl/>
-              <w:tabs>
-                <w:tab w:val="left" w:pos="916"/>
-                <w:tab w:val="left" w:pos="1832"/>
-                <w:tab w:val="left" w:pos="2748"/>
-                <w:tab w:val="left" w:pos="3664"/>
-                <w:tab w:val="left" w:pos="4580"/>
-                <w:tab w:val="left" w:pos="5496"/>
-                <w:tab w:val="left" w:pos="6412"/>
-                <w:tab w:val="left" w:pos="7328"/>
-                <w:tab w:val="left" w:pos="8244"/>
-                <w:tab w:val="left" w:pos="9160"/>
-                <w:tab w:val="left" w:pos="10076"/>
-                <w:tab w:val="left" w:pos="10992"/>
-                <w:tab w:val="left" w:pos="11908"/>
-                <w:tab w:val="left" w:pos="12824"/>
-                <w:tab w:val="left" w:pos="13740"/>
-                <w:tab w:val="left" w:pos="14656"/>
-              </w:tabs>
-              <w:suppressAutoHyphens w:val="0"/>
-              <w:autoSpaceDN/>
-              <w:spacing w:line="244" w:lineRule="atLeast"/>
-              <w:jc w:val="left"/>
-              <w:rPr>
-                <w:rFonts w:ascii="Consolas" w:hAnsi="Consolas" w:cs="Courier New"/>
-                <w:color w:val="333333"/>
-                <w:sz w:val="20"/>
-                <w:lang w:val="en-US"/>
-              </w:rPr>
-            </w:pPr>
-          </w:p>
-          <w:p>
-            <w:pPr>
-              <w:widowControl/>
-              <w:tabs>
-                <w:tab w:val="left" w:pos="916"/>
-                <w:tab w:val="left" w:pos="1832"/>
-                <w:tab w:val="left" w:pos="2748"/>
-                <w:tab w:val="left" w:pos="3664"/>
-                <w:tab w:val="left" w:pos="4580"/>
-                <w:tab w:val="left" w:pos="5496"/>
-                <w:tab w:val="left" w:pos="6412"/>
-                <w:tab w:val="left" w:pos="7328"/>
-                <w:tab w:val="left" w:pos="8244"/>
-                <w:tab w:val="left" w:pos="9160"/>
-                <w:tab w:val="left" w:pos="10076"/>
-                <w:tab w:val="left" w:pos="10992"/>
-                <w:tab w:val="left" w:pos="11908"/>
-                <w:tab w:val="left" w:pos="12824"/>
-                <w:tab w:val="left" w:pos="13740"/>
-                <w:tab w:val="left" w:pos="14656"/>
-              </w:tabs>
-              <w:suppressAutoHyphens w:val="0"/>
-              <w:autoSpaceDN/>
-              <w:spacing w:line="244" w:lineRule="atLeast"/>
-              <w:jc w:val="left"/>
-              <w:rPr>
-                <w:rFonts w:ascii="Consolas" w:hAnsi="Consolas" w:cs="Courier New"/>
-                <w:color w:val="333333"/>
-                <w:sz w:val="20"/>
-              </w:rPr>
-            </w:pPr>
-            <w:r>
-              <w:rPr>
-                <w:rFonts w:ascii="Consolas" w:hAnsi="Consolas" w:cs="Courier New"/>
-                <w:color w:val="333333"/>
-                <w:sz w:val="20"/>
-                <w:lang w:val="en-US"/>
-              </w:rPr>
-              <w:t xml:space="preserve">    </w:t>
-            </w:r>
-            <w:proofErr w:type="spellStart"/>
-            <w:r>
-              <w:rPr>
-                <w:rFonts w:ascii="Consolas" w:hAnsi="Consolas" w:cs="Courier New"/>
-                <w:b/>
-                <w:bCs/>
-                <w:color w:val="333333"/>
-                <w:sz w:val="20"/>
-              </w:rPr>
-              <w:t>struct</w:t>
-            </w:r>
-            <w:proofErr w:type="spellEnd"/>
-            <w:r>
-              <w:rPr>
-                <w:rFonts w:ascii="Consolas" w:hAnsi="Consolas" w:cs="Courier New"/>
-                <w:color w:val="333333"/>
-                <w:sz w:val="20"/>
-              </w:rPr>
-              <w:t xml:space="preserve"> </w:t>
-            </w:r>
-            <w:proofErr w:type="spellStart"/>
-            <w:r>
-              <w:rPr>
-                <w:rFonts w:ascii="Consolas" w:hAnsi="Consolas" w:cs="Courier New"/>
-                <w:color w:val="333333"/>
-                <w:sz w:val="20"/>
-              </w:rPr>
-              <w:t>tree_node</w:t>
-            </w:r>
-            <w:proofErr w:type="spellEnd"/>
-            <w:r>
-              <w:rPr>
-                <w:rFonts w:ascii="Consolas" w:hAnsi="Consolas" w:cs="Courier New"/>
-                <w:color w:val="333333"/>
-                <w:sz w:val="20"/>
-              </w:rPr>
-              <w:t xml:space="preserve"> </w:t>
-            </w:r>
-            <w:r>
-              <w:rPr>
-                <w:rFonts w:ascii="Consolas" w:hAnsi="Consolas" w:cs="Courier New"/>
-                <w:b/>
-                <w:bCs/>
-                <w:color w:val="333333"/>
-                <w:sz w:val="20"/>
-              </w:rPr>
-              <w:t>*</w:t>
-            </w:r>
-            <w:proofErr w:type="spellStart"/>
-            <w:proofErr w:type="gramStart"/>
-            <w:r>
-              <w:rPr>
-                <w:rFonts w:ascii="Consolas" w:hAnsi="Consolas" w:cs="Courier New"/>
-                <w:color w:val="333333"/>
-                <w:sz w:val="20"/>
-              </w:rPr>
-              <w:t>left</w:t>
-            </w:r>
-            <w:proofErr w:type="spellEnd"/>
-            <w:r>
-              <w:rPr>
-                <w:rFonts w:ascii="Consolas" w:hAnsi="Consolas" w:cs="Courier New"/>
-                <w:color w:val="333333"/>
-                <w:sz w:val="20"/>
-              </w:rPr>
-              <w:t xml:space="preserve">;  </w:t>
-            </w:r>
-            <w:r>
-              <w:rPr>
-                <w:rFonts w:ascii="Consolas" w:hAnsi="Consolas" w:cs="Courier New"/>
-                <w:color w:val="333333"/>
-                <w:sz w:val="20"/>
-              </w:rPr>
-              <w:t xml:space="preserve"> </w:t>
-            </w:r>
-            <w:proofErr w:type="gramEnd"/>
-            <w:r>
-              <w:rPr>
-                <w:rFonts w:ascii="Consolas" w:hAnsi="Consolas" w:cs="Courier New"/>
-                <w:i/>
-                <w:iCs/>
-                <w:color w:val="999988"/>
-                <w:sz w:val="20"/>
-              </w:rPr>
-              <w:t>// Указатель на левого потомка</w:t>
-            </w:r>
-          </w:p>
-          <w:p>
-            <w:pPr>
-              <w:widowControl/>
-              <w:tabs>
-                <w:tab w:val="left" w:pos="916"/>
-                <w:tab w:val="left" w:pos="1832"/>
-                <w:tab w:val="left" w:pos="2748"/>
-                <w:tab w:val="left" w:pos="3664"/>
-                <w:tab w:val="left" w:pos="4580"/>
-                <w:tab w:val="left" w:pos="5496"/>
-                <w:tab w:val="left" w:pos="6412"/>
-                <w:tab w:val="left" w:pos="7328"/>
-                <w:tab w:val="left" w:pos="8244"/>
-                <w:tab w:val="left" w:pos="9160"/>
-                <w:tab w:val="left" w:pos="10076"/>
-                <w:tab w:val="left" w:pos="10992"/>
-                <w:tab w:val="left" w:pos="11908"/>
-                <w:tab w:val="left" w:pos="12824"/>
-                <w:tab w:val="left" w:pos="13740"/>
-                <w:tab w:val="left" w:pos="14656"/>
-              </w:tabs>
-              <w:suppressAutoHyphens w:val="0"/>
-              <w:autoSpaceDN/>
-              <w:spacing w:line="244" w:lineRule="atLeast"/>
-              <w:jc w:val="left"/>
-              <w:rPr>
-                <w:rFonts w:ascii="Consolas" w:hAnsi="Consolas" w:cs="Courier New"/>
-                <w:color w:val="333333"/>
-                <w:sz w:val="20"/>
-              </w:rPr>
-            </w:pPr>
-            <w:r>
-              <w:rPr>
-                <w:rFonts w:ascii="Consolas" w:hAnsi="Consolas" w:cs="Courier New"/>
-                <w:color w:val="333333"/>
-                <w:sz w:val="20"/>
-              </w:rPr>
-              <w:t xml:space="preserve">    </w:t>
-            </w:r>
-            <w:proofErr w:type="spellStart"/>
-            <w:r>
-              <w:rPr>
-                <w:rFonts w:ascii="Consolas" w:hAnsi="Consolas" w:cs="Courier New"/>
-                <w:b/>
-                <w:bCs/>
-                <w:color w:val="333333"/>
-                <w:sz w:val="20"/>
-              </w:rPr>
-              <w:t>struct</w:t>
-            </w:r>
-            <w:proofErr w:type="spellEnd"/>
-            <w:r>
-              <w:rPr>
-                <w:rFonts w:ascii="Consolas" w:hAnsi="Consolas" w:cs="Courier New"/>
-                <w:color w:val="333333"/>
-                <w:sz w:val="20"/>
-              </w:rPr>
-              <w:t xml:space="preserve"> </w:t>
-            </w:r>
-            <w:proofErr w:type="spellStart"/>
-            <w:r>
-              <w:rPr>
-                <w:rFonts w:ascii="Consolas" w:hAnsi="Consolas" w:cs="Courier New"/>
-                <w:color w:val="333333"/>
-                <w:sz w:val="20"/>
-              </w:rPr>
-              <w:t>tree_node</w:t>
-            </w:r>
-            <w:proofErr w:type="spellEnd"/>
-            <w:r>
-              <w:rPr>
-                <w:rFonts w:ascii="Consolas" w:hAnsi="Consolas" w:cs="Courier New"/>
-                <w:color w:val="333333"/>
-                <w:sz w:val="20"/>
-              </w:rPr>
-              <w:t xml:space="preserve"> </w:t>
-            </w:r>
-            <w:r>
-              <w:rPr>
-                <w:rFonts w:ascii="Consolas" w:hAnsi="Consolas" w:cs="Courier New"/>
-                <w:b/>
-                <w:bCs/>
-                <w:color w:val="333333"/>
-                <w:sz w:val="20"/>
-              </w:rPr>
-              <w:t>*</w:t>
-            </w:r>
-            <w:proofErr w:type="spellStart"/>
-            <w:proofErr w:type="gramStart"/>
-            <w:r>
-              <w:rPr>
-                <w:rFonts w:ascii="Consolas" w:hAnsi="Consolas" w:cs="Courier New"/>
-                <w:color w:val="333333"/>
-                <w:sz w:val="20"/>
-              </w:rPr>
-              <w:t>right</w:t>
-            </w:r>
-            <w:proofErr w:type="spellEnd"/>
-            <w:r>
-              <w:rPr>
-                <w:rFonts w:ascii="Consolas" w:hAnsi="Consolas" w:cs="Courier New"/>
-                <w:color w:val="333333"/>
-                <w:sz w:val="20"/>
-              </w:rPr>
-              <w:t xml:space="preserve">;  </w:t>
-            </w:r>
-            <w:r>
-              <w:rPr>
-                <w:rFonts w:ascii="Consolas" w:hAnsi="Consolas" w:cs="Courier New"/>
-                <w:i/>
-                <w:iCs/>
-                <w:color w:val="999988"/>
-                <w:sz w:val="20"/>
-              </w:rPr>
-              <w:t>/</w:t>
-            </w:r>
-            <w:proofErr w:type="gramEnd"/>
-            <w:r>
-              <w:rPr>
-                <w:rFonts w:ascii="Consolas" w:hAnsi="Consolas" w:cs="Courier New"/>
-                <w:i/>
-                <w:iCs/>
-                <w:color w:val="999988"/>
-                <w:sz w:val="20"/>
-              </w:rPr>
-              <w:t>/ Указатель на правого потомка</w:t>
-            </w:r>
-          </w:p>
-          <w:p>
-            <w:pPr>
-              <w:widowControl/>
-              <w:tabs>
-                <w:tab w:val="left" w:pos="916"/>
-                <w:tab w:val="left" w:pos="1832"/>
-                <w:tab w:val="left" w:pos="2748"/>
-                <w:tab w:val="left" w:pos="3664"/>
-                <w:tab w:val="left" w:pos="4580"/>
-                <w:tab w:val="left" w:pos="5496"/>
-                <w:tab w:val="left" w:pos="6412"/>
-                <w:tab w:val="left" w:pos="7328"/>
-                <w:tab w:val="left" w:pos="8244"/>
-                <w:tab w:val="left" w:pos="9160"/>
-                <w:tab w:val="left" w:pos="10076"/>
-                <w:tab w:val="left" w:pos="10992"/>
-                <w:tab w:val="left" w:pos="11908"/>
-                <w:tab w:val="left" w:pos="12824"/>
-                <w:tab w:val="left" w:pos="13740"/>
-                <w:tab w:val="left" w:pos="14656"/>
-              </w:tabs>
-              <w:suppressAutoHyphens w:val="0"/>
-              <w:autoSpaceDN/>
-              <w:spacing w:line="244" w:lineRule="atLeast"/>
-              <w:jc w:val="left"/>
-              <w:rPr>
-                <w:rFonts w:ascii="Courier New" w:hAnsi="Courier New" w:cs="Courier New"/>
-                <w:color w:val="333333"/>
-                <w:sz w:val="20"/>
-              </w:rPr>
-            </w:pPr>
-            <w:r>
-              <w:rPr>
-                <w:rFonts w:ascii="Consolas" w:hAnsi="Consolas" w:cs="Courier New"/>
-                <w:color w:val="333333"/>
-                <w:sz w:val="20"/>
-              </w:rPr>
-              <w:t xml:space="preserve">} </w:t>
-            </w:r>
-            <w:proofErr w:type="spellStart"/>
-            <w:r>
-              <w:rPr>
-                <w:rFonts w:ascii="Consolas" w:hAnsi="Consolas" w:cs="Courier New"/>
-                <w:b/>
-                <w:bCs/>
-                <w:color w:val="445588"/>
-                <w:sz w:val="20"/>
-              </w:rPr>
-              <w:t>tree_node_t</w:t>
-            </w:r>
-            <w:proofErr w:type="spellEnd"/>
-            <w:r>
-              <w:rPr>
-                <w:rFonts w:ascii="Consolas" w:hAnsi="Consolas" w:cs="Courier New"/>
-                <w:color w:val="333333"/>
-                <w:sz w:val="20"/>
-              </w:rPr>
-              <w:t>;</w:t>
-            </w:r>
-          </w:p>
-        </w:tc>
-      </w:tr>
-    </w:tbl>
-    <w:p>
-      <w:pPr>
-        <w:rPr>
-          <w:lang w:val="en-US"/>
-        </w:rPr>
-      </w:pPr>
-    </w:p>
-    <w:p>
-      <w:r>
-        <w:t>Тип данных, описывающий структуру для хранения результатов замерного эксперимента</w:t>
-      </w:r>
-      <w:r>
-        <w:t>:</w:t>
-      </w:r>
-    </w:p>
-    <w:tbl>
-      <w:tblPr>
-        <w:tblStyle w:val="a4"/>
-        <w:tblW w:w="4994" w:type="pct"/>
-        <w:tblLook w:val="04A0" w:firstRow="1" w:lastRow="0" w:firstColumn="1" w:lastColumn="0" w:noHBand="0" w:noVBand="1"/>
-      </w:tblPr>
-      <w:tblGrid>
-        <w:gridCol w:w="9050"/>
-      </w:tblGrid>
-      <w:tr>
-        <w:tc>
-          <w:tcPr>
-            <w:tcW w:w="5000" w:type="pct"/>
-          </w:tcPr>
-          <w:p>
-            <w:pPr>
-              <w:widowControl/>
-              <w:tabs>
-                <w:tab w:val="left" w:pos="916"/>
-                <w:tab w:val="left" w:pos="1832"/>
-                <w:tab w:val="left" w:pos="2748"/>
-                <w:tab w:val="left" w:pos="3664"/>
-                <w:tab w:val="left" w:pos="4580"/>
-                <w:tab w:val="left" w:pos="5496"/>
-                <w:tab w:val="left" w:pos="6412"/>
-                <w:tab w:val="left" w:pos="7328"/>
-                <w:tab w:val="left" w:pos="8244"/>
-                <w:tab w:val="left" w:pos="9160"/>
-                <w:tab w:val="left" w:pos="10076"/>
-                <w:tab w:val="left" w:pos="10992"/>
-                <w:tab w:val="left" w:pos="11908"/>
-                <w:tab w:val="left" w:pos="12824"/>
-                <w:tab w:val="left" w:pos="13740"/>
-                <w:tab w:val="left" w:pos="14656"/>
-              </w:tabs>
-              <w:suppressAutoHyphens w:val="0"/>
-              <w:autoSpaceDN/>
-              <w:spacing w:line="244" w:lineRule="atLeast"/>
-              <w:jc w:val="left"/>
-              <w:rPr>
-                <w:rFonts w:ascii="Consolas" w:hAnsi="Consolas" w:cs="Courier New"/>
-                <w:color w:val="333333"/>
-                <w:sz w:val="20"/>
-                <w:lang w:val="en-US"/>
-              </w:rPr>
-            </w:pPr>
-            <w:r>
-              <w:rPr>
-                <w:rFonts w:ascii="Consolas" w:hAnsi="Consolas" w:cs="Courier New"/>
-                <w:b/>
-                <w:bCs/>
-                <w:color w:val="333333"/>
-                <w:sz w:val="20"/>
-                <w:lang w:val="en-US"/>
-              </w:rPr>
-              <w:t>typedef</w:t>
-            </w:r>
-            <w:r>
-              <w:rPr>
-                <w:rFonts w:ascii="Consolas" w:hAnsi="Consolas" w:cs="Courier New"/>
-                <w:color w:val="333333"/>
-                <w:sz w:val="20"/>
-                <w:lang w:val="en-US"/>
-              </w:rPr>
-              <w:t xml:space="preserve"> </w:t>
-            </w:r>
-            <w:r>
-              <w:rPr>
-                <w:rFonts w:ascii="Consolas" w:hAnsi="Consolas" w:cs="Courier New"/>
-                <w:b/>
-                <w:bCs/>
-                <w:color w:val="333333"/>
-                <w:sz w:val="20"/>
-                <w:lang w:val="en-US"/>
-              </w:rPr>
-              <w:t>struct</w:t>
-            </w:r>
-            <w:r>
-              <w:rPr>
-                <w:rFonts w:ascii="Consolas" w:hAnsi="Consolas" w:cs="Courier New"/>
-                <w:color w:val="333333"/>
-                <w:sz w:val="20"/>
-                <w:lang w:val="en-US"/>
-              </w:rPr>
-              <w:t xml:space="preserve"> measure</w:t>
-            </w:r>
-          </w:p>
-          <w:p>
-            <w:pPr>
-              <w:widowControl/>
-              <w:tabs>
-                <w:tab w:val="left" w:pos="916"/>
-                <w:tab w:val="left" w:pos="1832"/>
-                <w:tab w:val="left" w:pos="2748"/>
-                <w:tab w:val="left" w:pos="3664"/>
-                <w:tab w:val="left" w:pos="4580"/>
-                <w:tab w:val="left" w:pos="5496"/>
-                <w:tab w:val="left" w:pos="6412"/>
-                <w:tab w:val="left" w:pos="7328"/>
-                <w:tab w:val="left" w:pos="8244"/>
-                <w:tab w:val="left" w:pos="9160"/>
-                <w:tab w:val="left" w:pos="10076"/>
-                <w:tab w:val="left" w:pos="10992"/>
-                <w:tab w:val="left" w:pos="11908"/>
-                <w:tab w:val="left" w:pos="12824"/>
-                <w:tab w:val="left" w:pos="13740"/>
-                <w:tab w:val="left" w:pos="14656"/>
-              </w:tabs>
-              <w:suppressAutoHyphens w:val="0"/>
-              <w:autoSpaceDN/>
-              <w:spacing w:line="244" w:lineRule="atLeast"/>
-              <w:jc w:val="left"/>
-              <w:rPr>
-                <w:rFonts w:ascii="Consolas" w:hAnsi="Consolas" w:cs="Courier New"/>
-                <w:color w:val="333333"/>
-                <w:sz w:val="20"/>
-                <w:lang w:val="en-US"/>
-              </w:rPr>
-            </w:pPr>
-            <w:r>
-              <w:rPr>
-                <w:rFonts w:ascii="Consolas" w:hAnsi="Consolas" w:cs="Courier New"/>
-                <w:color w:val="333333"/>
-                <w:sz w:val="20"/>
-                <w:lang w:val="en-US"/>
-              </w:rPr>
-              <w:t>{</w:t>
-            </w:r>
-          </w:p>
-          <w:p>
-            <w:pPr>
-              <w:widowControl/>
-              <w:tabs>
-                <w:tab w:val="left" w:pos="916"/>
-                <w:tab w:val="left" w:pos="1832"/>
-                <w:tab w:val="left" w:pos="2748"/>
-                <w:tab w:val="left" w:pos="3664"/>
-                <w:tab w:val="left" w:pos="4580"/>
-                <w:tab w:val="left" w:pos="5496"/>
-                <w:tab w:val="left" w:pos="6412"/>
-                <w:tab w:val="left" w:pos="7328"/>
-                <w:tab w:val="left" w:pos="8244"/>
-                <w:tab w:val="left" w:pos="9160"/>
-                <w:tab w:val="left" w:pos="10076"/>
-                <w:tab w:val="left" w:pos="10992"/>
-                <w:tab w:val="left" w:pos="11908"/>
-                <w:tab w:val="left" w:pos="12824"/>
-                <w:tab w:val="left" w:pos="13740"/>
-                <w:tab w:val="left" w:pos="14656"/>
-              </w:tabs>
-              <w:suppressAutoHyphens w:val="0"/>
-              <w:autoSpaceDN/>
-              <w:spacing w:line="244" w:lineRule="atLeast"/>
-              <w:jc w:val="left"/>
-              <w:rPr>
-                <w:rFonts w:ascii="Consolas" w:hAnsi="Consolas" w:cs="Courier New"/>
-                <w:color w:val="333333"/>
-                <w:sz w:val="20"/>
-                <w:lang w:val="en-US"/>
-              </w:rPr>
-            </w:pPr>
-            <w:r>
-              <w:rPr>
-                <w:rFonts w:ascii="Consolas" w:hAnsi="Consolas" w:cs="Courier New"/>
-                <w:color w:val="333333"/>
-                <w:sz w:val="20"/>
-                <w:lang w:val="en-US"/>
-              </w:rPr>
-              <w:t xml:space="preserve">    </w:t>
-            </w:r>
-            <w:r>
-              <w:rPr>
-                <w:rFonts w:ascii="Consolas" w:hAnsi="Consolas" w:cs="Courier New"/>
-                <w:b/>
-                <w:bCs/>
-                <w:color w:val="445588"/>
-                <w:sz w:val="20"/>
-                <w:lang w:val="en-US"/>
-              </w:rPr>
-              <w:t>long</w:t>
-            </w:r>
-            <w:r>
-              <w:rPr>
-                <w:rFonts w:ascii="Consolas" w:hAnsi="Consolas" w:cs="Courier New"/>
-                <w:color w:val="333333"/>
-                <w:sz w:val="20"/>
-                <w:lang w:val="en-US"/>
-              </w:rPr>
-              <w:t xml:space="preserve"> </w:t>
-            </w:r>
-            <w:proofErr w:type="spellStart"/>
-            <w:r>
-              <w:rPr>
-                <w:rFonts w:ascii="Consolas" w:hAnsi="Consolas" w:cs="Courier New"/>
-                <w:b/>
-                <w:bCs/>
-                <w:color w:val="445588"/>
-                <w:sz w:val="20"/>
-                <w:lang w:val="en-US"/>
-              </w:rPr>
-              <w:t>long</w:t>
-            </w:r>
-            <w:proofErr w:type="spellEnd"/>
-            <w:r>
-              <w:rPr>
-                <w:rFonts w:ascii="Consolas" w:hAnsi="Consolas" w:cs="Courier New"/>
-                <w:color w:val="333333"/>
-                <w:sz w:val="20"/>
-                <w:lang w:val="en-US"/>
-              </w:rPr>
-              <w:t xml:space="preserve"> </w:t>
-            </w:r>
-            <w:r>
-              <w:rPr>
-                <w:rFonts w:ascii="Consolas" w:hAnsi="Consolas" w:cs="Courier New"/>
-                <w:b/>
-                <w:bCs/>
-                <w:color w:val="445588"/>
-                <w:sz w:val="20"/>
-                <w:lang w:val="en-US"/>
-              </w:rPr>
-              <w:t>unsigned</w:t>
-            </w:r>
-            <w:r>
-              <w:rPr>
-                <w:rFonts w:ascii="Consolas" w:hAnsi="Consolas" w:cs="Courier New"/>
-                <w:color w:val="333333"/>
-                <w:sz w:val="20"/>
-                <w:lang w:val="en-US"/>
-              </w:rPr>
-              <w:t xml:space="preserve"> </w:t>
-            </w:r>
-            <w:proofErr w:type="gramStart"/>
-            <w:r>
-              <w:rPr>
-                <w:rFonts w:ascii="Consolas" w:hAnsi="Consolas" w:cs="Courier New"/>
-                <w:color w:val="333333"/>
-                <w:sz w:val="20"/>
-                <w:lang w:val="en-US"/>
-              </w:rPr>
-              <w:t xml:space="preserve">time;  </w:t>
-            </w:r>
-            <w:r>
-              <w:rPr>
-                <w:rFonts w:ascii="Consolas" w:hAnsi="Consolas" w:cs="Courier New"/>
-                <w:i/>
-                <w:iCs/>
-                <w:color w:val="999988"/>
-                <w:sz w:val="20"/>
-                <w:lang w:val="en-US"/>
-              </w:rPr>
-              <w:t>/</w:t>
-            </w:r>
-            <w:proofErr w:type="gramEnd"/>
-            <w:r>
-              <w:rPr>
-                <w:rFonts w:ascii="Consolas" w:hAnsi="Consolas" w:cs="Courier New"/>
-                <w:i/>
-                <w:iCs/>
-                <w:color w:val="999988"/>
-                <w:sz w:val="20"/>
-                <w:lang w:val="en-US"/>
-              </w:rPr>
-              <w:t xml:space="preserve">/ </w:t>
-            </w:r>
-            <w:r>
-              <w:rPr>
-                <w:rFonts w:ascii="Consolas" w:hAnsi="Consolas" w:cs="Courier New"/>
-                <w:i/>
-                <w:iCs/>
-                <w:color w:val="999988"/>
-                <w:sz w:val="20"/>
-              </w:rPr>
-              <w:t>Время</w:t>
-            </w:r>
-          </w:p>
-          <w:p>
-            <w:pPr>
-              <w:widowControl/>
-              <w:tabs>
-                <w:tab w:val="left" w:pos="916"/>
-                <w:tab w:val="left" w:pos="1832"/>
-                <w:tab w:val="left" w:pos="2748"/>
-                <w:tab w:val="left" w:pos="3664"/>
-                <w:tab w:val="left" w:pos="4580"/>
-                <w:tab w:val="left" w:pos="5496"/>
-                <w:tab w:val="left" w:pos="6412"/>
-                <w:tab w:val="left" w:pos="7328"/>
-                <w:tab w:val="left" w:pos="8244"/>
-                <w:tab w:val="left" w:pos="9160"/>
-                <w:tab w:val="left" w:pos="10076"/>
-                <w:tab w:val="left" w:pos="10992"/>
-                <w:tab w:val="left" w:pos="11908"/>
-                <w:tab w:val="left" w:pos="12824"/>
-                <w:tab w:val="left" w:pos="13740"/>
-                <w:tab w:val="left" w:pos="14656"/>
-              </w:tabs>
-              <w:suppressAutoHyphens w:val="0"/>
-              <w:autoSpaceDN/>
-              <w:spacing w:line="244" w:lineRule="atLeast"/>
-              <w:jc w:val="left"/>
-              <w:rPr>
-                <w:rFonts w:ascii="Consolas" w:hAnsi="Consolas" w:cs="Courier New"/>
-                <w:color w:val="333333"/>
-                <w:sz w:val="20"/>
-              </w:rPr>
-            </w:pPr>
-            <w:r>
-              <w:rPr>
-                <w:rFonts w:ascii="Consolas" w:hAnsi="Consolas" w:cs="Courier New"/>
-                <w:color w:val="333333"/>
-                <w:sz w:val="20"/>
-                <w:lang w:val="en-US"/>
-              </w:rPr>
-              <w:t xml:space="preserve">    </w:t>
-            </w:r>
-            <w:proofErr w:type="spellStart"/>
-            <w:r>
-              <w:rPr>
-                <w:rFonts w:ascii="Consolas" w:hAnsi="Consolas" w:cs="Courier New"/>
-                <w:b/>
-                <w:bCs/>
-                <w:color w:val="445588"/>
-                <w:sz w:val="20"/>
-              </w:rPr>
-              <w:t>char</w:t>
-            </w:r>
-            <w:proofErr w:type="spellEnd"/>
-            <w:r>
-              <w:rPr>
-                <w:rFonts w:ascii="Consolas" w:hAnsi="Consolas" w:cs="Courier New"/>
-                <w:color w:val="333333"/>
-                <w:sz w:val="20"/>
-              </w:rPr>
-              <w:t xml:space="preserve"> </w:t>
-            </w:r>
-            <w:proofErr w:type="spellStart"/>
-            <w:proofErr w:type="gramStart"/>
-            <w:r>
-              <w:rPr>
-                <w:rFonts w:ascii="Consolas" w:hAnsi="Consolas" w:cs="Courier New"/>
-                <w:color w:val="333333"/>
-                <w:sz w:val="20"/>
-              </w:rPr>
-              <w:t>type</w:t>
-            </w:r>
-            <w:proofErr w:type="spellEnd"/>
-            <w:r>
-              <w:rPr>
-                <w:rFonts w:ascii="Consolas" w:hAnsi="Consolas" w:cs="Courier New"/>
-                <w:color w:val="333333"/>
-                <w:sz w:val="20"/>
-              </w:rPr>
-              <w:t xml:space="preserve">;   </w:t>
-            </w:r>
-            <w:proofErr w:type="gramEnd"/>
-            <w:r>
-              <w:rPr>
-                <w:rFonts w:ascii="Consolas" w:hAnsi="Consolas" w:cs="Courier New"/>
-                <w:color w:val="333333"/>
-                <w:sz w:val="20"/>
-              </w:rPr>
-              <w:t xml:space="preserve">             </w:t>
-            </w:r>
-            <w:r>
-              <w:rPr>
-                <w:rFonts w:ascii="Consolas" w:hAnsi="Consolas" w:cs="Courier New"/>
-                <w:i/>
-                <w:iCs/>
-                <w:color w:val="999988"/>
-                <w:sz w:val="20"/>
-              </w:rPr>
-              <w:t>// Тип данных</w:t>
-            </w:r>
-          </w:p>
-          <w:p>
-            <w:pPr>
-              <w:widowControl/>
-              <w:tabs>
-                <w:tab w:val="left" w:pos="916"/>
-                <w:tab w:val="left" w:pos="1832"/>
-                <w:tab w:val="left" w:pos="2748"/>
-                <w:tab w:val="left" w:pos="3664"/>
-                <w:tab w:val="left" w:pos="4580"/>
-                <w:tab w:val="left" w:pos="5496"/>
-                <w:tab w:val="left" w:pos="6412"/>
-                <w:tab w:val="left" w:pos="7328"/>
-                <w:tab w:val="left" w:pos="8244"/>
-                <w:tab w:val="left" w:pos="9160"/>
-                <w:tab w:val="left" w:pos="10076"/>
-                <w:tab w:val="left" w:pos="10992"/>
-                <w:tab w:val="left" w:pos="11908"/>
-                <w:tab w:val="left" w:pos="12824"/>
-                <w:tab w:val="left" w:pos="13740"/>
-                <w:tab w:val="left" w:pos="14656"/>
-              </w:tabs>
-              <w:suppressAutoHyphens w:val="0"/>
-              <w:autoSpaceDN/>
-              <w:spacing w:line="244" w:lineRule="atLeast"/>
-              <w:jc w:val="left"/>
-              <w:rPr>
-                <w:rFonts w:ascii="Consolas" w:hAnsi="Consolas" w:cs="Courier New"/>
-                <w:color w:val="333333"/>
-                <w:sz w:val="20"/>
-              </w:rPr>
-            </w:pPr>
-            <w:r>
-              <w:rPr>
-                <w:rFonts w:ascii="Consolas" w:hAnsi="Consolas" w:cs="Courier New"/>
-                <w:color w:val="333333"/>
-                <w:sz w:val="20"/>
-              </w:rPr>
-              <w:t xml:space="preserve">    </w:t>
-            </w:r>
-            <w:proofErr w:type="spellStart"/>
-            <w:r>
-              <w:rPr>
-                <w:rFonts w:ascii="Consolas" w:hAnsi="Consolas" w:cs="Courier New"/>
-                <w:b/>
-                <w:bCs/>
-                <w:color w:val="445588"/>
-                <w:sz w:val="20"/>
-              </w:rPr>
-              <w:t>int</w:t>
-            </w:r>
-            <w:proofErr w:type="spellEnd"/>
-            <w:r>
-              <w:rPr>
-                <w:rFonts w:ascii="Consolas" w:hAnsi="Consolas" w:cs="Courier New"/>
-                <w:color w:val="333333"/>
-                <w:sz w:val="20"/>
-              </w:rPr>
-              <w:t xml:space="preserve"> </w:t>
-            </w:r>
-            <w:proofErr w:type="spellStart"/>
-            <w:proofErr w:type="gramStart"/>
-            <w:r>
-              <w:rPr>
-                <w:rFonts w:ascii="Consolas" w:hAnsi="Consolas" w:cs="Courier New"/>
-                <w:color w:val="333333"/>
-                <w:sz w:val="20"/>
-              </w:rPr>
-              <w:t>count</w:t>
-            </w:r>
-            <w:proofErr w:type="spellEnd"/>
-            <w:r>
-              <w:rPr>
-                <w:rFonts w:ascii="Consolas" w:hAnsi="Consolas" w:cs="Courier New"/>
-                <w:color w:val="333333"/>
-                <w:sz w:val="20"/>
-              </w:rPr>
-              <w:t xml:space="preserve">;   </w:t>
-            </w:r>
-            <w:proofErr w:type="gramEnd"/>
-            <w:r>
-              <w:rPr>
-                <w:rFonts w:ascii="Consolas" w:hAnsi="Consolas" w:cs="Courier New"/>
-                <w:color w:val="333333"/>
-                <w:sz w:val="20"/>
-              </w:rPr>
-              <w:t xml:space="preserve">             </w:t>
-            </w:r>
-            <w:r>
-              <w:rPr>
-                <w:rFonts w:ascii="Consolas" w:hAnsi="Consolas" w:cs="Courier New"/>
-                <w:i/>
-                <w:iCs/>
-                <w:color w:val="999988"/>
-                <w:sz w:val="20"/>
-              </w:rPr>
-              <w:t>// Кол-во элементов</w:t>
-            </w:r>
-          </w:p>
-          <w:p>
-            <w:pPr>
-              <w:widowControl/>
-              <w:tabs>
-                <w:tab w:val="left" w:pos="916"/>
-                <w:tab w:val="left" w:pos="1832"/>
-                <w:tab w:val="left" w:pos="2748"/>
-                <w:tab w:val="left" w:pos="3664"/>
-                <w:tab w:val="left" w:pos="4580"/>
-                <w:tab w:val="left" w:pos="5496"/>
-                <w:tab w:val="left" w:pos="6412"/>
-                <w:tab w:val="left" w:pos="7328"/>
-                <w:tab w:val="left" w:pos="8244"/>
-                <w:tab w:val="left" w:pos="9160"/>
-                <w:tab w:val="left" w:pos="10076"/>
-                <w:tab w:val="left" w:pos="10992"/>
-                <w:tab w:val="left" w:pos="11908"/>
-                <w:tab w:val="left" w:pos="12824"/>
-                <w:tab w:val="left" w:pos="13740"/>
-                <w:tab w:val="left" w:pos="14656"/>
-              </w:tabs>
-              <w:suppressAutoHyphens w:val="0"/>
-              <w:autoSpaceDN/>
-              <w:spacing w:line="244" w:lineRule="atLeast"/>
-              <w:jc w:val="left"/>
-              <w:rPr>
-                <w:rFonts w:ascii="Consolas" w:hAnsi="Consolas" w:cs="Courier New"/>
-                <w:color w:val="333333"/>
-                <w:sz w:val="20"/>
-              </w:rPr>
-            </w:pPr>
-            <w:r>
-              <w:rPr>
-                <w:rFonts w:ascii="Consolas" w:hAnsi="Consolas" w:cs="Courier New"/>
-                <w:color w:val="333333"/>
-                <w:sz w:val="20"/>
-              </w:rPr>
-              <w:t xml:space="preserve">    </w:t>
-            </w:r>
-            <w:proofErr w:type="spellStart"/>
-            <w:r>
-              <w:rPr>
-                <w:rFonts w:ascii="Consolas" w:hAnsi="Consolas" w:cs="Courier New"/>
-                <w:b/>
-                <w:bCs/>
-                <w:color w:val="445588"/>
-                <w:sz w:val="20"/>
-              </w:rPr>
-              <w:t>int</w:t>
-            </w:r>
-            <w:proofErr w:type="spellEnd"/>
-            <w:r>
-              <w:rPr>
-                <w:rFonts w:ascii="Consolas" w:hAnsi="Consolas" w:cs="Courier New"/>
-                <w:color w:val="333333"/>
-                <w:sz w:val="20"/>
-              </w:rPr>
-              <w:t xml:space="preserve"> </w:t>
-            </w:r>
-            <w:proofErr w:type="spellStart"/>
-            <w:proofErr w:type="gramStart"/>
-            <w:r>
-              <w:rPr>
-                <w:rFonts w:ascii="Consolas" w:hAnsi="Consolas" w:cs="Courier New"/>
-                <w:color w:val="333333"/>
-                <w:sz w:val="20"/>
-              </w:rPr>
-              <w:t>mem</w:t>
-            </w:r>
-            <w:proofErr w:type="spellEnd"/>
-            <w:r>
-              <w:rPr>
-                <w:rFonts w:ascii="Consolas" w:hAnsi="Consolas" w:cs="Courier New"/>
-                <w:color w:val="333333"/>
-                <w:sz w:val="20"/>
-              </w:rPr>
-              <w:t xml:space="preserve">;   </w:t>
-            </w:r>
-            <w:proofErr w:type="gramEnd"/>
-            <w:r>
-              <w:rPr>
-                <w:rFonts w:ascii="Consolas" w:hAnsi="Consolas" w:cs="Courier New"/>
-                <w:color w:val="333333"/>
-                <w:sz w:val="20"/>
-              </w:rPr>
-              <w:t xml:space="preserve">               </w:t>
-            </w:r>
-            <w:r>
-              <w:rPr>
-                <w:rFonts w:ascii="Consolas" w:hAnsi="Consolas" w:cs="Courier New"/>
-                <w:i/>
-                <w:iCs/>
-                <w:color w:val="999988"/>
-                <w:sz w:val="20"/>
-              </w:rPr>
-              <w:t>// Память</w:t>
-            </w:r>
-          </w:p>
-          <w:p>
-            <w:pPr>
-              <w:widowControl/>
-              <w:tabs>
-                <w:tab w:val="left" w:pos="916"/>
-                <w:tab w:val="left" w:pos="1832"/>
-                <w:tab w:val="left" w:pos="2748"/>
-                <w:tab w:val="left" w:pos="3664"/>
-                <w:tab w:val="left" w:pos="4580"/>
-                <w:tab w:val="left" w:pos="5496"/>
-                <w:tab w:val="left" w:pos="6412"/>
-                <w:tab w:val="left" w:pos="7328"/>
-                <w:tab w:val="left" w:pos="8244"/>
-                <w:tab w:val="left" w:pos="9160"/>
-                <w:tab w:val="left" w:pos="10076"/>
-                <w:tab w:val="left" w:pos="10992"/>
-                <w:tab w:val="left" w:pos="11908"/>
-                <w:tab w:val="left" w:pos="12824"/>
-                <w:tab w:val="left" w:pos="13740"/>
-                <w:tab w:val="left" w:pos="14656"/>
-              </w:tabs>
-              <w:suppressAutoHyphens w:val="0"/>
-              <w:autoSpaceDN/>
-              <w:spacing w:line="244" w:lineRule="atLeast"/>
-              <w:jc w:val="left"/>
-              <w:rPr>
-                <w:rFonts w:ascii="Consolas" w:hAnsi="Consolas" w:cs="Courier New"/>
-                <w:color w:val="333333"/>
-                <w:sz w:val="20"/>
-              </w:rPr>
-            </w:pPr>
-            <w:r>
-              <w:rPr>
-                <w:rFonts w:ascii="Consolas" w:hAnsi="Consolas" w:cs="Courier New"/>
-                <w:color w:val="333333"/>
-                <w:sz w:val="20"/>
-              </w:rPr>
-              <w:t xml:space="preserve">    </w:t>
-            </w:r>
-            <w:proofErr w:type="spellStart"/>
-            <w:r>
-              <w:rPr>
-                <w:rFonts w:ascii="Consolas" w:hAnsi="Consolas" w:cs="Courier New"/>
-                <w:b/>
-                <w:bCs/>
-                <w:color w:val="445588"/>
-                <w:sz w:val="20"/>
-              </w:rPr>
-              <w:t>int</w:t>
-            </w:r>
-            <w:proofErr w:type="spellEnd"/>
-            <w:r>
-              <w:rPr>
-                <w:rFonts w:ascii="Consolas" w:hAnsi="Consolas" w:cs="Courier New"/>
-                <w:color w:val="333333"/>
-                <w:sz w:val="20"/>
-              </w:rPr>
-              <w:t xml:space="preserve"> </w:t>
-            </w:r>
-            <w:proofErr w:type="spellStart"/>
-            <w:r>
-              <w:rPr>
-                <w:rFonts w:ascii="Consolas" w:hAnsi="Consolas" w:cs="Courier New"/>
-                <w:color w:val="333333"/>
-                <w:sz w:val="20"/>
-              </w:rPr>
-              <w:t>cmp_count</w:t>
-            </w:r>
-            <w:proofErr w:type="spellEnd"/>
-            <w:r>
-              <w:rPr>
-                <w:rFonts w:ascii="Consolas" w:hAnsi="Consolas" w:cs="Courier New"/>
-                <w:color w:val="333333"/>
-                <w:sz w:val="20"/>
-              </w:rPr>
-              <w:t xml:space="preserve">             </w:t>
-            </w:r>
-            <w:r>
-              <w:rPr>
-                <w:rFonts w:ascii="Consolas" w:hAnsi="Consolas" w:cs="Courier New"/>
-                <w:i/>
-                <w:iCs/>
-                <w:color w:val="999988"/>
-                <w:sz w:val="20"/>
-              </w:rPr>
-              <w:t>// Среднее кол-во сравнений</w:t>
-            </w:r>
-          </w:p>
-          <w:p>
-            <w:pPr>
-              <w:widowControl/>
-              <w:tabs>
-                <w:tab w:val="left" w:pos="916"/>
-                <w:tab w:val="left" w:pos="1832"/>
-                <w:tab w:val="left" w:pos="2748"/>
-                <w:tab w:val="left" w:pos="3664"/>
-                <w:tab w:val="left" w:pos="4580"/>
-                <w:tab w:val="left" w:pos="5496"/>
-                <w:tab w:val="left" w:pos="6412"/>
-                <w:tab w:val="left" w:pos="7328"/>
-                <w:tab w:val="left" w:pos="8244"/>
-                <w:tab w:val="left" w:pos="9160"/>
-                <w:tab w:val="left" w:pos="10076"/>
-                <w:tab w:val="left" w:pos="10992"/>
-                <w:tab w:val="left" w:pos="11908"/>
-                <w:tab w:val="left" w:pos="12824"/>
-                <w:tab w:val="left" w:pos="13740"/>
-                <w:tab w:val="left" w:pos="14656"/>
-              </w:tabs>
-              <w:suppressAutoHyphens w:val="0"/>
-              <w:autoSpaceDN/>
-              <w:spacing w:line="244" w:lineRule="atLeast"/>
-              <w:jc w:val="left"/>
-              <w:rPr>
-                <w:rFonts w:ascii="Courier New" w:hAnsi="Courier New" w:cs="Courier New"/>
-                <w:color w:val="333333"/>
-                <w:sz w:val="20"/>
-              </w:rPr>
-            </w:pPr>
-            <w:r>
-              <w:rPr>
-                <w:rFonts w:ascii="Consolas" w:hAnsi="Consolas" w:cs="Courier New"/>
-                <w:color w:val="333333"/>
-                <w:sz w:val="20"/>
-              </w:rPr>
-              <w:lastRenderedPageBreak/>
-              <w:t xml:space="preserve">} </w:t>
-            </w:r>
-            <w:proofErr w:type="spellStart"/>
-            <w:r>
-              <w:rPr>
-                <w:rFonts w:ascii="Consolas" w:hAnsi="Consolas" w:cs="Courier New"/>
-                <w:color w:val="333333"/>
-                <w:sz w:val="20"/>
-              </w:rPr>
-              <w:t>measurement_table</w:t>
-            </w:r>
-            <w:proofErr w:type="spellEnd"/>
-            <w:r>
-              <w:rPr>
-                <w:rFonts w:ascii="Consolas" w:hAnsi="Consolas" w:cs="Courier New"/>
-                <w:color w:val="333333"/>
-                <w:sz w:val="20"/>
-              </w:rPr>
-              <w:t>;</w:t>
-            </w:r>
-          </w:p>
-        </w:tc>
-      </w:tr>
-    </w:tbl>
-    <w:p>
-      <w:pPr>
-        <w:rPr>
-          <w:lang w:val="en-US"/>
-        </w:rPr>
-      </w:pPr>
-    </w:p>
-    <w:p>
-      <w:pPr>
         <w:pStyle w:val="1"/>
         <w:jc w:val="center"/>
         <w:rPr>
@@ -6884,7 +2831,7 @@
           <w:szCs w:val="28"/>
         </w:rPr>
       </w:pPr>
-      <w:bookmarkStart w:id="15" w:name="_Toc121731998"/>
+      <w:bookmarkStart w:id="15" w:name="_Toc121922388"/>
       <w:r>
         <w:rPr>
           <w:rFonts w:ascii="Times New Roman" w:hAnsi="Times New Roman"/>
@@ -6941,856 +2888,18 @@
           <w:szCs w:val="28"/>
         </w:rPr>
       </w:pPr>
-      <w:bookmarkStart w:id="16" w:name="_Toc121731999"/>
+      <w:bookmarkStart w:id="16" w:name="_Toc121922389"/>
       <w:r>
         <w:rPr>
           <w:rFonts w:ascii="Times New Roman" w:hAnsi="Times New Roman"/>
           <w:sz w:val="28"/>
           <w:szCs w:val="28"/>
         </w:rPr>
-        <w:t>Сравнение эффективности</w:t>
-      </w:r>
-      <w:r>
-        <w:rPr>
-          <w:rFonts w:ascii="Times New Roman" w:hAnsi="Times New Roman"/>
-          <w:sz w:val="28"/>
-          <w:szCs w:val="28"/>
-        </w:rPr>
-        <w:t xml:space="preserve"> </w:t>
-      </w:r>
-      <w:r>
-        <w:rPr>
-          <w:rFonts w:ascii="Times New Roman" w:hAnsi="Times New Roman"/>
-          <w:sz w:val="28"/>
-          <w:szCs w:val="28"/>
-        </w:rPr>
-        <w:t xml:space="preserve">поиска </w:t>
-      </w:r>
-      <w:r>
-        <w:rPr>
-          <w:rFonts w:ascii="Times New Roman" w:hAnsi="Times New Roman"/>
-          <w:sz w:val="28"/>
-          <w:szCs w:val="28"/>
-        </w:rPr>
-        <w:t xml:space="preserve">слова </w:t>
-      </w:r>
-      <w:r>
-        <w:rPr>
-          <w:rFonts w:ascii="Times New Roman" w:hAnsi="Times New Roman"/>
-          <w:sz w:val="28"/>
-          <w:szCs w:val="28"/>
-        </w:rPr>
-        <w:t>в двоичном дереве поиска, сбалансированном двоичном дереве поиска и хеш-таблице</w:t>
-      </w:r>
-      <w:r>
-        <w:rPr>
-          <w:rFonts w:ascii="Times New Roman" w:hAnsi="Times New Roman"/>
-          <w:sz w:val="28"/>
-          <w:szCs w:val="28"/>
-        </w:rPr>
-        <w:t xml:space="preserve"> в зависимости от размерности</w:t>
+        <w:t>Выводы</w:t>
       </w:r>
       <w:bookmarkEnd w:id="16"/>
     </w:p>
     <w:p>
-      <w:r>
-        <w:t>Полученная таблица замеров</w:t>
-      </w:r>
-      <w:r>
-        <w:t xml:space="preserve"> при поиске </w:t>
-      </w:r>
-      <w:r>
-        <w:t>случайного</w:t>
-      </w:r>
-      <w:r>
-        <w:t xml:space="preserve"> элемента</w:t>
-      </w:r>
-      <w:r>
-        <w:t xml:space="preserve"> в двоичн</w:t>
-      </w:r>
-      <w:r>
-        <w:t>ом</w:t>
-      </w:r>
-      <w:r>
-        <w:t xml:space="preserve"> дерев</w:t>
-      </w:r>
-      <w:r>
-        <w:t>е</w:t>
-      </w:r>
-      <w:r>
-        <w:t xml:space="preserve"> поиска, сбалансированно</w:t>
-      </w:r>
-      <w:r>
-        <w:t>м</w:t>
-      </w:r>
-      <w:r>
-        <w:t xml:space="preserve"> двоично</w:t>
-      </w:r>
-      <w:r>
-        <w:t xml:space="preserve">м </w:t>
-      </w:r>
-      <w:r>
-        <w:t>дерев</w:t>
-      </w:r>
-      <w:r>
-        <w:t xml:space="preserve">е </w:t>
-      </w:r>
-      <w:r>
-        <w:t xml:space="preserve">поиска и </w:t>
-      </w:r>
-      <w:r>
-        <w:t>хеш-таблице</w:t>
-      </w:r>
-      <w:r>
-        <w:t xml:space="preserve"> (закрытое хеширование)</w:t>
-      </w:r>
-      <w:r>
-        <w:t xml:space="preserve"> при 10000 запусков для каждого типа данных</w:t>
-      </w:r>
-      <w:r>
-        <w:t>:</w:t>
-      </w:r>
-    </w:p>
-    <w:tbl>
-      <w:tblPr>
-        <w:tblStyle w:val="a4"/>
-        <w:tblW w:w="4994" w:type="pct"/>
-        <w:tblLook w:val="04A0" w:firstRow="1" w:lastRow="0" w:firstColumn="1" w:lastColumn="0" w:noHBand="0" w:noVBand="1"/>
-      </w:tblPr>
-      <w:tblGrid>
-        <w:gridCol w:w="2262"/>
-        <w:gridCol w:w="2262"/>
-        <w:gridCol w:w="2263"/>
-        <w:gridCol w:w="2263"/>
-      </w:tblGrid>
-      <w:tr>
-        <w:tc>
-          <w:tcPr>
-            <w:tcW w:w="1250" w:type="pct"/>
-          </w:tcPr>
-          <w:p>
-            <w:pPr>
-              <w:rPr>
-                <w:b/>
-                <w:bCs/>
-              </w:rPr>
-            </w:pPr>
-            <w:r>
-              <w:rPr>
-                <w:b/>
-                <w:bCs/>
-              </w:rPr>
-              <w:t>Тип</w:t>
-            </w:r>
-          </w:p>
-        </w:tc>
-        <w:tc>
-          <w:tcPr>
-            <w:tcW w:w="1250" w:type="pct"/>
-          </w:tcPr>
-          <w:p>
-            <w:pPr>
-              <w:rPr>
-                <w:b/>
-                <w:bCs/>
-              </w:rPr>
-            </w:pPr>
-            <w:r>
-              <w:rPr>
-                <w:b/>
-                <w:bCs/>
-              </w:rPr>
-              <w:t>Время / Память (10 элементов, мкс)</w:t>
-            </w:r>
-            <w:r>
-              <w:rPr>
-                <w:b/>
-                <w:bCs/>
-              </w:rPr>
-              <w:t xml:space="preserve"> / </w:t>
-            </w:r>
-            <w:r>
-              <w:rPr>
-                <w:b/>
-                <w:bCs/>
-              </w:rPr>
-              <w:t>Среднее кол-во сравнений</w:t>
-            </w:r>
-          </w:p>
-        </w:tc>
-        <w:tc>
-          <w:tcPr>
-            <w:tcW w:w="1250" w:type="pct"/>
-          </w:tcPr>
-          <w:p>
-            <w:pPr>
-              <w:rPr>
-                <w:b/>
-                <w:bCs/>
-              </w:rPr>
-            </w:pPr>
-            <w:r>
-              <w:rPr>
-                <w:b/>
-                <w:bCs/>
-              </w:rPr>
-              <w:t>Время / Память (50 элементов, мкс)</w:t>
-            </w:r>
-            <w:r>
-              <w:rPr>
-                <w:b/>
-                <w:bCs/>
-              </w:rPr>
-              <w:t xml:space="preserve"> / </w:t>
-            </w:r>
-            <w:r>
-              <w:rPr>
-                <w:b/>
-                <w:bCs/>
-              </w:rPr>
-              <w:t>Среднее кол-во сравнений</w:t>
-            </w:r>
-          </w:p>
-        </w:tc>
-        <w:tc>
-          <w:tcPr>
-            <w:tcW w:w="1250" w:type="pct"/>
-          </w:tcPr>
-          <w:p>
-            <w:pPr>
-              <w:rPr>
-                <w:b/>
-                <w:bCs/>
-              </w:rPr>
-            </w:pPr>
-            <w:r>
-              <w:rPr>
-                <w:b/>
-                <w:bCs/>
-              </w:rPr>
-              <w:t>Время / Память (100 элементов, мкс)</w:t>
-            </w:r>
-            <w:r>
-              <w:rPr>
-                <w:b/>
-                <w:bCs/>
-              </w:rPr>
-              <w:t xml:space="preserve"> / </w:t>
-            </w:r>
-            <w:r>
-              <w:rPr>
-                <w:b/>
-                <w:bCs/>
-              </w:rPr>
-              <w:t>Среднее кол-во сравнений</w:t>
-            </w:r>
-          </w:p>
-        </w:tc>
-      </w:tr>
-      <w:tr>
-        <w:tc>
-          <w:tcPr>
-            <w:tcW w:w="1250" w:type="pct"/>
-          </w:tcPr>
-          <w:p>
-            <w:pPr>
-              <w:rPr>
-                <w:b/>
-                <w:bCs/>
-              </w:rPr>
-            </w:pPr>
-            <w:r>
-              <w:rPr>
-                <w:b/>
-                <w:bCs/>
-              </w:rPr>
-              <w:t>ДДП</w:t>
-            </w:r>
-          </w:p>
-        </w:tc>
-        <w:tc>
-          <w:tcPr>
-            <w:tcW w:w="1250" w:type="pct"/>
-          </w:tcPr>
-          <w:p>
-            <w:proofErr w:type="gramStart"/>
-            <w:r>
-              <w:t>648  /</w:t>
-            </w:r>
-            <w:proofErr w:type="gramEnd"/>
-            <w:r>
-              <w:t xml:space="preserve">          320  /           3</w:t>
-            </w:r>
-          </w:p>
-        </w:tc>
-        <w:tc>
-          <w:tcPr>
-            <w:tcW w:w="1250" w:type="pct"/>
-          </w:tcPr>
-          <w:p>
-            <w:proofErr w:type="gramStart"/>
-            <w:r>
-              <w:t>637  /</w:t>
-            </w:r>
-            <w:proofErr w:type="gramEnd"/>
-            <w:r>
-              <w:t xml:space="preserve">         1600  /           8</w:t>
-            </w:r>
-          </w:p>
-        </w:tc>
-        <w:tc>
-          <w:tcPr>
-            <w:tcW w:w="1250" w:type="pct"/>
-          </w:tcPr>
-          <w:p>
-            <w:proofErr w:type="gramStart"/>
-            <w:r>
-              <w:t>619  /</w:t>
-            </w:r>
-            <w:proofErr w:type="gramEnd"/>
-            <w:r>
-              <w:t xml:space="preserve">          3200  /           9</w:t>
-            </w:r>
-          </w:p>
-        </w:tc>
-      </w:tr>
-      <w:tr>
-        <w:tc>
-          <w:tcPr>
-            <w:tcW w:w="1250" w:type="pct"/>
-          </w:tcPr>
-          <w:p>
-            <w:pPr>
-              <w:rPr>
-                <w:b/>
-                <w:bCs/>
-              </w:rPr>
-            </w:pPr>
-            <w:r>
-              <w:rPr>
-                <w:b/>
-                <w:bCs/>
-              </w:rPr>
-              <w:t>АВЛ</w:t>
-            </w:r>
-            <w:r>
-              <w:rPr>
-                <w:b/>
-                <w:bCs/>
-              </w:rPr>
-              <w:t>-дерево</w:t>
-            </w:r>
-          </w:p>
-        </w:tc>
-        <w:tc>
-          <w:tcPr>
-            <w:tcW w:w="1250" w:type="pct"/>
-          </w:tcPr>
-          <w:p>
-            <w:proofErr w:type="gramStart"/>
-            <w:r>
-              <w:t>345  /</w:t>
-            </w:r>
-            <w:proofErr w:type="gramEnd"/>
-            <w:r>
-              <w:t xml:space="preserve">          400  /           2</w:t>
-            </w:r>
-          </w:p>
-        </w:tc>
-        <w:tc>
-          <w:tcPr>
-            <w:tcW w:w="1250" w:type="pct"/>
-          </w:tcPr>
-          <w:p>
-            <w:proofErr w:type="gramStart"/>
-            <w:r>
-              <w:t>564  /</w:t>
-            </w:r>
-            <w:proofErr w:type="gramEnd"/>
-            <w:r>
-              <w:t xml:space="preserve">         2000  /           4</w:t>
-            </w:r>
-          </w:p>
-        </w:tc>
-        <w:tc>
-          <w:tcPr>
-            <w:tcW w:w="1250" w:type="pct"/>
-          </w:tcPr>
-          <w:p>
-            <w:proofErr w:type="gramStart"/>
-            <w:r>
-              <w:t>568  /</w:t>
-            </w:r>
-            <w:proofErr w:type="gramEnd"/>
-            <w:r>
-              <w:t xml:space="preserve">          4000  /           5</w:t>
-            </w:r>
-          </w:p>
-        </w:tc>
-      </w:tr>
-      <w:tr>
-        <w:tc>
-          <w:tcPr>
-            <w:tcW w:w="1250" w:type="pct"/>
-          </w:tcPr>
-          <w:p>
-            <w:pPr>
-              <w:rPr>
-                <w:b/>
-                <w:bCs/>
-              </w:rPr>
-            </w:pPr>
-            <w:r>
-              <w:rPr>
-                <w:b/>
-                <w:bCs/>
-              </w:rPr>
-              <w:t>Х</w:t>
-            </w:r>
-            <w:r>
-              <w:rPr>
-                <w:b/>
-                <w:bCs/>
-              </w:rPr>
-              <w:t>еш-таблица</w:t>
-            </w:r>
-          </w:p>
-        </w:tc>
-        <w:tc>
-          <w:tcPr>
-            <w:tcW w:w="1250" w:type="pct"/>
-          </w:tcPr>
-          <w:p>
-            <w:proofErr w:type="gramStart"/>
-            <w:r>
-              <w:t>302  /</w:t>
-            </w:r>
-            <w:proofErr w:type="gramEnd"/>
-            <w:r>
-              <w:t xml:space="preserve">         1686  /           1</w:t>
-            </w:r>
-          </w:p>
-        </w:tc>
-        <w:tc>
-          <w:tcPr>
-            <w:tcW w:w="1250" w:type="pct"/>
-          </w:tcPr>
-          <w:p>
-            <w:proofErr w:type="gramStart"/>
-            <w:r>
-              <w:t>410  /</w:t>
-            </w:r>
-            <w:proofErr w:type="gramEnd"/>
-            <w:r>
-              <w:t xml:space="preserve">         8366  /           1</w:t>
-            </w:r>
-          </w:p>
-        </w:tc>
-        <w:tc>
-          <w:tcPr>
-            <w:tcW w:w="1250" w:type="pct"/>
-          </w:tcPr>
-          <w:p>
-            <w:proofErr w:type="gramStart"/>
-            <w:r>
-              <w:t>475  /</w:t>
-            </w:r>
-            <w:proofErr w:type="gramEnd"/>
-            <w:r>
-              <w:t xml:space="preserve">         16716  /           1</w:t>
-            </w:r>
-          </w:p>
-        </w:tc>
-      </w:tr>
-    </w:tbl>
-    <w:p/>
-    <w:p>
-      <w:r>
-        <w:t xml:space="preserve">Полученная таблица замеров при поиске случайного элемента в двоичном </w:t>
-      </w:r>
-      <w:r>
-        <w:lastRenderedPageBreak/>
-        <w:t>дереве поиска, сбалансированном двоичном дереве поиска и хеш-таблице (открытое хеширование) при 10000 запусков для каждого типа данных</w:t>
-      </w:r>
-      <w:r>
-        <w:t>:</w:t>
-      </w:r>
-    </w:p>
-    <w:tbl>
-      <w:tblPr>
-        <w:tblStyle w:val="a4"/>
-        <w:tblW w:w="4994" w:type="pct"/>
-        <w:tblLook w:val="04A0" w:firstRow="1" w:lastRow="0" w:firstColumn="1" w:lastColumn="0" w:noHBand="0" w:noVBand="1"/>
-      </w:tblPr>
-      <w:tblGrid>
-        <w:gridCol w:w="2262"/>
-        <w:gridCol w:w="2262"/>
-        <w:gridCol w:w="2263"/>
-        <w:gridCol w:w="2263"/>
-      </w:tblGrid>
-      <w:tr>
-        <w:tc>
-          <w:tcPr>
-            <w:tcW w:w="1250" w:type="pct"/>
-          </w:tcPr>
-          <w:p>
-            <w:pPr>
-              <w:rPr>
-                <w:b/>
-                <w:bCs/>
-              </w:rPr>
-            </w:pPr>
-            <w:r>
-              <w:rPr>
-                <w:b/>
-                <w:bCs/>
-              </w:rPr>
-              <w:t>Тип</w:t>
-            </w:r>
-          </w:p>
-        </w:tc>
-        <w:tc>
-          <w:tcPr>
-            <w:tcW w:w="1250" w:type="pct"/>
-          </w:tcPr>
-          <w:p>
-            <w:pPr>
-              <w:rPr>
-                <w:b/>
-                <w:bCs/>
-              </w:rPr>
-            </w:pPr>
-            <w:r>
-              <w:rPr>
-                <w:b/>
-                <w:bCs/>
-              </w:rPr>
-              <w:t>Время / Память (10 элементов, мкс)</w:t>
-            </w:r>
-            <w:r>
-              <w:rPr>
-                <w:b/>
-                <w:bCs/>
-              </w:rPr>
-              <w:t xml:space="preserve"> / </w:t>
-            </w:r>
-            <w:r>
-              <w:rPr>
-                <w:b/>
-                <w:bCs/>
-              </w:rPr>
-              <w:t>Среднее кол-во сравнений</w:t>
-            </w:r>
-          </w:p>
-        </w:tc>
-        <w:tc>
-          <w:tcPr>
-            <w:tcW w:w="1250" w:type="pct"/>
-          </w:tcPr>
-          <w:p>
-            <w:pPr>
-              <w:rPr>
-                <w:b/>
-                <w:bCs/>
-              </w:rPr>
-            </w:pPr>
-            <w:r>
-              <w:rPr>
-                <w:b/>
-                <w:bCs/>
-              </w:rPr>
-              <w:t>Время / Память (50 элементов, мкс)</w:t>
-            </w:r>
-            <w:r>
-              <w:rPr>
-                <w:b/>
-                <w:bCs/>
-              </w:rPr>
-              <w:t xml:space="preserve"> / </w:t>
-            </w:r>
-            <w:r>
-              <w:rPr>
-                <w:b/>
-                <w:bCs/>
-              </w:rPr>
-              <w:t>Среднее кол-во сравнений</w:t>
-            </w:r>
-          </w:p>
-        </w:tc>
-        <w:tc>
-          <w:tcPr>
-            <w:tcW w:w="1250" w:type="pct"/>
-          </w:tcPr>
-          <w:p>
-            <w:pPr>
-              <w:rPr>
-                <w:b/>
-                <w:bCs/>
-              </w:rPr>
-            </w:pPr>
-            <w:r>
-              <w:rPr>
-                <w:b/>
-                <w:bCs/>
-              </w:rPr>
-              <w:t>Время / Память (100 элементов, мкс)</w:t>
-            </w:r>
-            <w:r>
-              <w:rPr>
-                <w:b/>
-                <w:bCs/>
-              </w:rPr>
-              <w:t xml:space="preserve"> / </w:t>
-            </w:r>
-            <w:r>
-              <w:rPr>
-                <w:b/>
-                <w:bCs/>
-              </w:rPr>
-              <w:t>Среднее кол-во сравнений</w:t>
-            </w:r>
-          </w:p>
-        </w:tc>
-      </w:tr>
-      <w:tr>
-        <w:tc>
-          <w:tcPr>
-            <w:tcW w:w="1250" w:type="pct"/>
-          </w:tcPr>
-          <w:p>
-            <w:pPr>
-              <w:rPr>
-                <w:b/>
-                <w:bCs/>
-              </w:rPr>
-            </w:pPr>
-            <w:r>
-              <w:rPr>
-                <w:b/>
-                <w:bCs/>
-              </w:rPr>
-              <w:t>ДДП</w:t>
-            </w:r>
-          </w:p>
-        </w:tc>
-        <w:tc>
-          <w:tcPr>
-            <w:tcW w:w="1250" w:type="pct"/>
-          </w:tcPr>
-          <w:p>
-            <w:proofErr w:type="gramStart"/>
-            <w:r>
-              <w:t>607  /</w:t>
-            </w:r>
-            <w:proofErr w:type="gramEnd"/>
-            <w:r>
-              <w:t xml:space="preserve">          320  /           3</w:t>
-            </w:r>
-          </w:p>
-        </w:tc>
-        <w:tc>
-          <w:tcPr>
-            <w:tcW w:w="1250" w:type="pct"/>
-          </w:tcPr>
-          <w:p>
-            <w:proofErr w:type="gramStart"/>
-            <w:r>
-              <w:t>457  /</w:t>
-            </w:r>
-            <w:proofErr w:type="gramEnd"/>
-            <w:r>
-              <w:t xml:space="preserve">         1600  /           8</w:t>
-            </w:r>
-          </w:p>
-        </w:tc>
-        <w:tc>
-          <w:tcPr>
-            <w:tcW w:w="1250" w:type="pct"/>
-          </w:tcPr>
-          <w:p>
-            <w:proofErr w:type="gramStart"/>
-            <w:r>
-              <w:t>745  /</w:t>
-            </w:r>
-            <w:proofErr w:type="gramEnd"/>
-            <w:r>
-              <w:t xml:space="preserve">          3200  /           9</w:t>
-            </w:r>
-          </w:p>
-        </w:tc>
-      </w:tr>
-      <w:tr>
-        <w:tc>
-          <w:tcPr>
-            <w:tcW w:w="1250" w:type="pct"/>
-          </w:tcPr>
-          <w:p>
-            <w:pPr>
-              <w:rPr>
-                <w:b/>
-                <w:bCs/>
-              </w:rPr>
-            </w:pPr>
-            <w:r>
-              <w:rPr>
-                <w:b/>
-                <w:bCs/>
-              </w:rPr>
-              <w:t>АВЛ</w:t>
-            </w:r>
-            <w:r>
-              <w:rPr>
-                <w:b/>
-                <w:bCs/>
-              </w:rPr>
-              <w:t>-дерево</w:t>
-            </w:r>
-          </w:p>
-        </w:tc>
-        <w:tc>
-          <w:tcPr>
-            <w:tcW w:w="1250" w:type="pct"/>
-          </w:tcPr>
-          <w:p>
-            <w:proofErr w:type="gramStart"/>
-            <w:r>
-              <w:t>265  /</w:t>
-            </w:r>
-            <w:proofErr w:type="gramEnd"/>
-            <w:r>
-              <w:t xml:space="preserve">          400  /           2</w:t>
-            </w:r>
-          </w:p>
-        </w:tc>
-        <w:tc>
-          <w:tcPr>
-            <w:tcW w:w="1250" w:type="pct"/>
-          </w:tcPr>
-          <w:p>
-            <w:proofErr w:type="gramStart"/>
-            <w:r>
-              <w:t>790  /</w:t>
-            </w:r>
-            <w:proofErr w:type="gramEnd"/>
-            <w:r>
-              <w:t xml:space="preserve">         2000  /           4</w:t>
-            </w:r>
-          </w:p>
-        </w:tc>
-        <w:tc>
-          <w:tcPr>
-            <w:tcW w:w="1250" w:type="pct"/>
-          </w:tcPr>
-          <w:p>
-            <w:proofErr w:type="gramStart"/>
-            <w:r>
-              <w:t>621  /</w:t>
-            </w:r>
-            <w:proofErr w:type="gramEnd"/>
-            <w:r>
-              <w:t xml:space="preserve">          4000  /           5</w:t>
-            </w:r>
-          </w:p>
-        </w:tc>
-      </w:tr>
-      <w:tr>
-        <w:tc>
-          <w:tcPr>
-            <w:tcW w:w="1250" w:type="pct"/>
-          </w:tcPr>
-          <w:p>
-            <w:pPr>
-              <w:rPr>
-                <w:b/>
-                <w:bCs/>
-              </w:rPr>
-            </w:pPr>
-            <w:r>
-              <w:rPr>
-                <w:b/>
-                <w:bCs/>
-              </w:rPr>
-              <w:t>Х</w:t>
-            </w:r>
-            <w:r>
-              <w:rPr>
-                <w:b/>
-                <w:bCs/>
-              </w:rPr>
-              <w:t>еш-таблица</w:t>
-            </w:r>
-          </w:p>
-        </w:tc>
-        <w:tc>
-          <w:tcPr>
-            <w:tcW w:w="1250" w:type="pct"/>
-          </w:tcPr>
-          <w:p>
-            <w:proofErr w:type="gramStart"/>
-            <w:r>
-              <w:t>254  /</w:t>
-            </w:r>
-            <w:proofErr w:type="gramEnd"/>
-            <w:r>
-              <w:t xml:space="preserve">         1776  /           1</w:t>
-            </w:r>
-          </w:p>
-        </w:tc>
-        <w:tc>
-          <w:tcPr>
-            <w:tcW w:w="1250" w:type="pct"/>
-          </w:tcPr>
-          <w:p>
-            <w:proofErr w:type="gramStart"/>
-            <w:r>
-              <w:t>421  /</w:t>
-            </w:r>
-            <w:proofErr w:type="gramEnd"/>
-            <w:r>
-              <w:t xml:space="preserve">         8816  /           1</w:t>
-            </w:r>
-          </w:p>
-        </w:tc>
-        <w:tc>
-          <w:tcPr>
-            <w:tcW w:w="1250" w:type="pct"/>
-          </w:tcPr>
-          <w:p>
-            <w:proofErr w:type="gramStart"/>
-            <w:r>
-              <w:t>396  /</w:t>
-            </w:r>
-            <w:proofErr w:type="gramEnd"/>
-            <w:r>
-              <w:t xml:space="preserve">         17616  /           1</w:t>
-            </w:r>
-          </w:p>
-        </w:tc>
-      </w:tr>
-    </w:tbl>
-    <w:p/>
-    <w:p>
-      <w:pPr>
-        <w:pStyle w:val="1"/>
-        <w:jc w:val="center"/>
-        <w:rPr>
-          <w:rFonts w:ascii="Times New Roman" w:hAnsi="Times New Roman"/>
-          <w:sz w:val="28"/>
-          <w:szCs w:val="28"/>
-        </w:rPr>
-      </w:pPr>
-      <w:bookmarkStart w:id="17" w:name="_Toc121732000"/>
-      <w:r>
-        <w:rPr>
-          <w:rFonts w:ascii="Times New Roman" w:hAnsi="Times New Roman"/>
-          <w:sz w:val="28"/>
-          <w:szCs w:val="28"/>
-        </w:rPr>
-        <w:t>Выводы</w:t>
-      </w:r>
-      <w:bookmarkEnd w:id="17"/>
-    </w:p>
-    <w:p>
       <w:pPr>
         <w:ind w:firstLine="708"/>
       </w:pPr>
@@ -7810,93 +2919,22 @@
         <w:t xml:space="preserve"> </w:t>
       </w:r>
       <w:r>
-        <w:t xml:space="preserve">хеш-таблицами и </w:t>
-      </w:r>
-      <w:r>
-        <w:t>деревьями</w:t>
-      </w:r>
-      <w:r>
-        <w:t>, а также проведены замерные эксперименты, по результатам которых можно</w:t>
-      </w:r>
-      <w:r>
-        <w:t xml:space="preserve"> сделать вывод</w:t>
-      </w:r>
-      <w:r>
-        <w:t>, что</w:t>
+        <w:t xml:space="preserve">неориентированными </w:t>
+      </w:r>
+      <w:r>
+        <w:t>графами</w:t>
+      </w:r>
+      <w:r>
+        <w:t>, а также</w:t>
       </w:r>
       <w:r>
         <w:t xml:space="preserve"> </w:t>
       </w:r>
       <w:r>
-        <w:t>реализованный алгоритм выполняет поиск элемента быстрее</w:t>
-      </w:r>
-      <w:r>
-        <w:t xml:space="preserve"> всего в </w:t>
-      </w:r>
-      <w:r>
-        <w:t>Хеш-таблице</w:t>
-      </w:r>
-      <w:r>
-        <w:t>, так</w:t>
-      </w:r>
-      <w:r>
-        <w:t xml:space="preserve"> как</w:t>
-      </w:r>
-      <w:r>
-        <w:t xml:space="preserve"> </w:t>
-      </w:r>
-      <w:r>
-        <w:t xml:space="preserve">в худшем случае сложность данного алгоритма </w:t>
-      </w:r>
-      <w:r>
-        <w:rPr>
-          <w:lang w:val="en-US"/>
-        </w:rPr>
-        <w:t>O</w:t>
-      </w:r>
-      <w:r>
-        <w:t>(</w:t>
-      </w:r>
-      <w:r>
-        <w:rPr>
-          <w:lang w:val="en-US"/>
-        </w:rPr>
-        <w:t>N</w:t>
-      </w:r>
-      <w:r>
-        <w:t>)</w:t>
-      </w:r>
-      <w:r>
-        <w:t xml:space="preserve"> (в среднем </w:t>
-      </w:r>
-      <w:proofErr w:type="gramStart"/>
-      <w:r>
-        <w:rPr>
-          <w:lang w:val="en-US"/>
-        </w:rPr>
-        <w:t>O</w:t>
-      </w:r>
-      <w:r>
-        <w:t>(</w:t>
-      </w:r>
-      <w:proofErr w:type="gramEnd"/>
-      <w:r>
-        <w:t>1))</w:t>
-      </w:r>
-      <w:r>
-        <w:t xml:space="preserve">. </w:t>
-      </w:r>
-      <w:r>
-        <w:t xml:space="preserve">Таким образом, Хеш-таблица выигрывает у </w:t>
-      </w:r>
-      <w:r>
-        <w:t>ДДП в 2-2.5 раза</w:t>
-      </w:r>
-      <w:r>
-        <w:t>, у АВЛ-дерева</w:t>
-      </w:r>
-      <w:r>
-        <w:t xml:space="preserve"> – в 1.1 раз.</w:t>
+        <w:t>реализованы алгоритмы поиска в самого длинного простого пути в графе</w:t>
+      </w:r>
+      <w:r>
+        <w:t>.</w:t>
       </w:r>
     </w:p>
     <w:p>
@@ -7911,7 +2949,7 @@
           <w:szCs w:val="20"/>
         </w:rPr>
       </w:pPr>
-      <w:bookmarkStart w:id="18" w:name="_Toc121732001"/>
+      <w:bookmarkStart w:id="17" w:name="_Toc121922390"/>
       <w:r>
         <w:rPr>
           <w:rFonts w:ascii="Times New Roman" w:hAnsi="Times New Roman"/>
@@ -7944,7 +2982,7 @@
         </w:rPr>
         <w:t>онтрольные вопросы</w:t>
       </w:r>
-      <w:bookmarkEnd w:id="18"/>
+      <w:bookmarkEnd w:id="17"/>
     </w:p>
     <w:p>
       <w:pPr>
@@ -7955,34 +2993,16 @@
         </w:numPr>
       </w:pPr>
       <w:r>
-        <w:t xml:space="preserve">Для каждой вершины </w:t>
-      </w:r>
-      <w:r>
-        <w:t>АВЛ-дерев</w:t>
-      </w:r>
-      <w:r>
-        <w:t xml:space="preserve">а </w:t>
-      </w:r>
-      <w:r>
-        <w:t>высота двух поддеревьев различается не более</w:t>
-      </w:r>
-      <w:r>
-        <w:t>,</w:t>
-      </w:r>
-      <w:r>
-        <w:t xml:space="preserve"> чем на </w:t>
-      </w:r>
-      <w:r>
-        <w:t>единицу</w:t>
-      </w:r>
-      <w:r>
-        <w:t>.</w:t>
+        <w:t>Граф – это конечное множество вершин и ребер, соединяющих их:</w:t>
+      </w:r>
+      <w:r>
+        <w:t xml:space="preserve">     </w:t>
       </w:r>
       <w:r>
         <w:t xml:space="preserve"> </w:t>
       </w:r>
       <w:r>
-        <w:t>Однако в таком дереве количество вершин в левом и правом поддеревьях может отличаться больше, чем на единицу, что противоречит условию идеальной сбалансированности</w:t>
+        <w:t>G = &lt; V,E &gt;, где V – конечное непустое множество вершин; Е – множество ребер (пар вершин).</w:t>
       </w:r>
     </w:p>
     <w:p>
@@ -7994,8 +3014,13 @@
         </w:numPr>
       </w:pPr>
       <w:r>
-        <w:t>Принципиальных отличий в поиске элементов в таких деревьях нет</w:t>
-      </w:r>
+        <w:t>Графы могут быть представлены в виде матрицы смежности или линейного списка</w:t>
+      </w:r>
+    </w:p>
+    <w:p>
+      <w:pPr>
+        <w:pStyle w:val="a8"/>
+      </w:pPr>
     </w:p>
     <w:p>
       <w:pPr>
@@ -8007,28 +3032,7 @@
       </w:pPr>
       <w:r>
         <w:lastRenderedPageBreak/>
-        <w:t>Хеш-таблица</w:t>
-      </w:r>
-      <w:r>
         <w:t xml:space="preserve"> </w:t>
-      </w:r>
-      <w:r>
-        <w:t xml:space="preserve">— это специальная структура данных для хранения пар ключей и их значений. </w:t>
-      </w:r>
-      <w:r>
-        <w:t>А</w:t>
-      </w:r>
-      <w:r>
-        <w:t>ссоциативный массив, в котором ключ представлен в виде хеш-функции.</w:t>
-      </w:r>
-      <w:r>
-        <w:t xml:space="preserve"> Построение таблицы происходит следующим образом</w:t>
-      </w:r>
-      <w:r>
-        <w:rPr>
-          <w:lang w:val="en-US"/>
-        </w:rPr>
-        <w:t>:</w:t>
       </w:r>
     </w:p>
     <w:p>
@@ -8040,7 +3044,7 @@
         </w:numPr>
       </w:pPr>
       <w:r>
-        <w:t>Первоначально ключ передается в хеш-функцию, которая на выходе дает индекс ячейки в таблице</w:t>
+        <w:t>поиск кратчайшего пути от одной вершины к другой (если он есть);</w:t>
       </w:r>
     </w:p>
     <w:p>
@@ -8052,7 +3056,7 @@
         </w:numPr>
       </w:pPr>
       <w:r>
-        <w:t>Элемент размещается по полученному индексу</w:t>
+        <w:t xml:space="preserve">поиск кратчайшего пути от одной вершины ко всем другим; </w:t>
       </w:r>
     </w:p>
     <w:p>
@@ -8064,24 +3068,31 @@
         </w:numPr>
       </w:pPr>
       <w:r>
-        <w:t xml:space="preserve">В случае возникновения </w:t>
-      </w:r>
-      <w:r>
-        <w:rPr>
-          <w:i/>
-          <w:iCs/>
-        </w:rPr>
-        <w:t>коллизий</w:t>
-      </w:r>
-      <w:r>
-        <w:rPr>
-          <w:i/>
-          <w:iCs/>
-        </w:rPr>
-        <w:t xml:space="preserve"> </w:t>
-      </w:r>
-      <w:r>
-        <w:t>происходит их устранение или реструктуризация таблицы</w:t>
+        <w:t xml:space="preserve">поиск кратчайших путей между всеми вершинами; </w:t>
+      </w:r>
+    </w:p>
+    <w:p>
+      <w:pPr>
+        <w:pStyle w:val="a8"/>
+        <w:numPr>
+          <w:ilvl w:val="1"/>
+          <w:numId w:val="17"/>
+        </w:numPr>
+      </w:pPr>
+      <w:r>
+        <w:t xml:space="preserve">поиск эйлерова пути (если он есть); </w:t>
+      </w:r>
+    </w:p>
+    <w:p>
+      <w:pPr>
+        <w:pStyle w:val="a8"/>
+        <w:numPr>
+          <w:ilvl w:val="1"/>
+          <w:numId w:val="17"/>
+        </w:numPr>
+      </w:pPr>
+      <w:r>
+        <w:t>поиск гамильтонова пути (если он есть).</w:t>
       </w:r>
     </w:p>
     <w:p>
@@ -8091,114 +3102,71 @@
           <w:ilvl w:val="0"/>
           <w:numId w:val="17"/>
         </w:numPr>
-      </w:pPr>
-      <w:r>
-        <w:t xml:space="preserve">Может возникнуть ситуация, когда разным ключам соответствует одно значение хеш-функции, то есть, когда h(K1) = </w:t>
-      </w:r>
-      <w:proofErr w:type="gramStart"/>
-      <w:r>
-        <w:t>h(</w:t>
-      </w:r>
-      <w:proofErr w:type="gramEnd"/>
-      <w:r>
-        <w:t xml:space="preserve">K2), в то время как K1 ≠ K2. Такая ситуация называется </w:t>
-      </w:r>
-      <w:r>
-        <w:rPr>
-          <w:i/>
-          <w:iCs/>
-        </w:rPr>
-        <w:t>коллизией</w:t>
-      </w:r>
-      <w:r>
-        <w:t>.</w:t>
-      </w:r>
-      <w:r>
-        <w:t xml:space="preserve"> Пути разрешения коллизии</w:t>
-      </w:r>
-      <w:r>
         <w:rPr>
           <w:lang w:val="en-US"/>
         </w:rPr>
-        <w:t>:</w:t>
-      </w:r>
-    </w:p>
-    <w:p>
-      <w:pPr>
-        <w:pStyle w:val="a8"/>
-        <w:numPr>
-          <w:ilvl w:val="1"/>
-          <w:numId w:val="17"/>
-        </w:numPr>
-      </w:pPr>
-      <w:r>
-        <w:rPr>
-          <w:b/>
-          <w:bCs/>
-        </w:rPr>
-        <w:t>Открытое хеширование</w:t>
-      </w:r>
-      <w:r>
-        <w:t xml:space="preserve"> </w:t>
-      </w:r>
-      <w:r>
-        <w:t>–</w:t>
-      </w:r>
-      <w:r>
-        <w:t xml:space="preserve"> </w:t>
-      </w:r>
-      <w:r>
-        <w:t>в</w:t>
-      </w:r>
-      <w:r>
-        <w:t xml:space="preserve"> случае, когда элемент таблицы с индексом, который вернула хеш-функция, уже занят, к нему присоединяется связный список. Таким образом, если для нескольких различных значений ключа возвращается одинаковое значение хеш-функции, то по этому адресу находится указатель на связанный список, который содержит все значения</w:t>
-      </w:r>
-    </w:p>
-    <w:p>
-      <w:pPr>
-        <w:pStyle w:val="a8"/>
-        <w:numPr>
-          <w:ilvl w:val="1"/>
-          <w:numId w:val="17"/>
-        </w:numPr>
-        <w:rPr>
-          <w:b/>
-          <w:bCs/>
-        </w:rPr>
-      </w:pPr>
-      <w:r>
-        <w:rPr>
-          <w:b/>
-          <w:bCs/>
-        </w:rPr>
-        <w:t xml:space="preserve">Закрытое хеширование </w:t>
-      </w:r>
-      <w:r>
-        <w:t>– в этом случае, если ячейка с вычисленным индексом занята, то</w:t>
-      </w:r>
-      <w:r>
-        <w:t xml:space="preserve"> </w:t>
-      </w:r>
-      <w:r>
-        <w:t>можно просто просматривать следующие записи таблицы по порядку (с шагом 1), до</w:t>
-      </w:r>
-      <w:r>
-        <w:t xml:space="preserve"> </w:t>
-      </w:r>
-      <w:r>
-        <w:t>тех пор, пока не будет найден ключ K или пустая позиция в таблице. При этом, если</w:t>
-      </w:r>
-      <w:r>
-        <w:t xml:space="preserve"> </w:t>
-      </w:r>
-      <w:r>
-        <w:t>индекс следующего просматриваемого элемента определяется добавлением какого-то</w:t>
-      </w:r>
-      <w:r>
-        <w:t xml:space="preserve"> </w:t>
-      </w:r>
-      <w:r>
-        <w:t>постоянного шага (от 1 до n), то данный способ разрешения коллизий называется линейной адресацией</w:t>
+      </w:pPr>
+      <w:proofErr w:type="spellStart"/>
+      <w:r>
+        <w:rPr>
+          <w:lang w:val="en-US"/>
+        </w:rPr>
+        <w:t>Поиск</w:t>
+      </w:r>
+      <w:proofErr w:type="spellEnd"/>
+      <w:r>
+        <w:rPr>
+          <w:lang w:val="en-US"/>
+        </w:rPr>
+        <w:t xml:space="preserve"> в </w:t>
+      </w:r>
+      <w:proofErr w:type="spellStart"/>
+      <w:r>
+        <w:rPr>
+          <w:lang w:val="en-US"/>
+        </w:rPr>
+        <w:t>глубину</w:t>
+      </w:r>
+      <w:proofErr w:type="spellEnd"/>
+      <w:r>
+        <w:rPr>
+          <w:lang w:val="en-US"/>
+        </w:rPr>
+        <w:t xml:space="preserve"> (DFS – depth first search)</w:t>
+      </w:r>
+      <w:r>
+        <w:rPr>
+          <w:lang w:val="en-US"/>
+        </w:rPr>
+        <w:t xml:space="preserve">; </w:t>
+      </w:r>
+      <w:proofErr w:type="spellStart"/>
+      <w:r>
+        <w:rPr>
+          <w:lang w:val="en-US"/>
+        </w:rPr>
+        <w:t>поиск</w:t>
+      </w:r>
+      <w:proofErr w:type="spellEnd"/>
+      <w:r>
+        <w:rPr>
+          <w:lang w:val="en-US"/>
+        </w:rPr>
+        <w:t xml:space="preserve"> в </w:t>
+      </w:r>
+      <w:proofErr w:type="spellStart"/>
+      <w:r>
+        <w:rPr>
+          <w:lang w:val="en-US"/>
+        </w:rPr>
+        <w:t>ширину</w:t>
+      </w:r>
+      <w:proofErr w:type="spellEnd"/>
+      <w:r>
+        <w:rPr>
+          <w:lang w:val="en-US"/>
+        </w:rPr>
+        <w:t xml:space="preserve"> - (BFS – breadth first search).</w:t>
       </w:r>
     </w:p>
     <w:p>
@@ -8210,14 +3178,16 @@
         </w:numPr>
       </w:pPr>
       <w:r>
-        <w:t xml:space="preserve">Хеш-таблицы становятся неэффективными при большом количестве </w:t>
-      </w:r>
-      <w:r>
-        <w:lastRenderedPageBreak/>
-        <w:t>конфликтов</w:t>
-      </w:r>
-      <w:r>
-        <w:t xml:space="preserve"> (коллизий)</w:t>
+        <w:t xml:space="preserve">Графы используются для исследования коммуникационных сетей, </w:t>
+      </w:r>
+      <w:r>
+        <w:t>систем информатики</w:t>
+      </w:r>
+      <w:r>
+        <w:t>, электрических цепей</w:t>
+      </w:r>
+      <w:r>
+        <w:t>, т.е. в задачах, в которых необходимо установить какие-либо связи между объектами.</w:t>
       </w:r>
     </w:p>
     <w:p>
@@ -8229,105 +3199,25 @@
         </w:numPr>
       </w:pPr>
       <w:r>
-        <w:t>Эффективность поиска</w:t>
-      </w:r>
-      <w:r>
-        <w:rPr>
-          <w:lang w:val="en-US"/>
-        </w:rPr>
-        <w:t>:</w:t>
+        <w:t>Эйлеров путь, Гамильтонов путь, простой путь, замкнутый путь (контур или цикл), сложный путь.</w:t>
       </w:r>
     </w:p>
     <w:p>
       <w:pPr>
         <w:pStyle w:val="a8"/>
         <w:numPr>
-          <w:ilvl w:val="1"/>
+          <w:ilvl w:val="0"/>
           <w:numId w:val="17"/>
         </w:numPr>
       </w:pPr>
       <w:r>
-        <w:t>В ДДП</w:t>
-      </w:r>
-      <w:r>
-        <w:rPr>
-          <w:lang w:val="en-US"/>
-        </w:rPr>
-        <w:t>: O(log(N))</w:t>
-      </w:r>
-    </w:p>
-    <w:p>
-      <w:pPr>
-        <w:pStyle w:val="a8"/>
-        <w:numPr>
-          <w:ilvl w:val="1"/>
-          <w:numId w:val="17"/>
-        </w:numPr>
-      </w:pPr>
-      <w:r>
-        <w:t>В АВЛ-дереве</w:t>
-      </w:r>
-      <w:r>
-        <w:t xml:space="preserve">: </w:t>
-      </w:r>
-      <w:r>
-        <w:rPr>
-          <w:lang w:val="en-US"/>
-        </w:rPr>
-        <w:t>O</w:t>
-      </w:r>
-      <w:r>
-        <w:t>(</w:t>
-      </w:r>
-      <w:r>
-        <w:rPr>
-          <w:lang w:val="en-US"/>
-        </w:rPr>
-        <w:t>log</w:t>
-      </w:r>
-      <w:r>
-        <w:t>(</w:t>
-      </w:r>
-      <w:r>
-        <w:rPr>
-          <w:lang w:val="en-US"/>
-        </w:rPr>
-        <w:t>N</w:t>
-      </w:r>
-      <w:r>
-        <w:t>))</w:t>
-      </w:r>
-    </w:p>
-    <w:p>
-      <w:pPr>
-        <w:pStyle w:val="a8"/>
-        <w:numPr>
-          <w:ilvl w:val="1"/>
-          <w:numId w:val="17"/>
-        </w:numPr>
-      </w:pPr>
-      <w:r>
-        <w:t>В Хеш-таблице</w:t>
-      </w:r>
-      <w:r>
-        <w:rPr>
-          <w:lang w:val="en-US"/>
-        </w:rPr>
-        <w:t xml:space="preserve">: </w:t>
-      </w:r>
-      <w:proofErr w:type="gramStart"/>
-      <w:r>
-        <w:rPr>
-          <w:lang w:val="en-US"/>
-        </w:rPr>
-        <w:t>O(</w:t>
-      </w:r>
-      <w:proofErr w:type="gramEnd"/>
-      <w:r>
-        <w:rPr>
-          <w:lang w:val="en-US"/>
-        </w:rPr>
-        <w:t>1)</w:t>
+        <w:t xml:space="preserve">Каркасом для графа </w:t>
+      </w:r>
+      <w:r>
+        <w:t xml:space="preserve">– </w:t>
+      </w:r>
+      <w:r>
+        <w:t>связный подграф этого графа, содержащий все вершины графа и не имеющий циклов. Количество ребер в каркасе связного графа всегда на единицу меньше количества вершин графа.</w:t>
       </w:r>
     </w:p>
     <w:sectPr>
@@ -11005,7 +5895,7 @@
         <w:ind w:left="2160" w:hanging="180"/>
       </w:pPr>
     </w:lvl>
-    <w:lvl w:ilvl="3" w:tplc="0419000F" w:tentative="1">
+    <w:lvl w:ilvl="3" w:tplc="0419000F">
       <w:start w:val="1"/>
       <w:numFmt w:val="decimal"/>
       <w:lvlText w:val="%4."/>
